--- a/deliverables/release-evidence/REVIEW_PACKAGE.docx
+++ b/deliverables/release-evidence/REVIEW_PACKAGE.docx
@@ -2,7 +2,7 @@
 <file path=word/document.xml><?xml version="1.0" encoding="utf-8"?>
 <w:document xmlns:w="http://schemas.openxmlformats.org/wordprocessingml/2006/main" xmlns:m="http://schemas.openxmlformats.org/officeDocument/2006/math" xmlns:r="http://schemas.openxmlformats.org/officeDocument/2006/relationships" xmlns:o="urn:schemas-microsoft-com:office:office" xmlns:v="urn:schemas-microsoft-com:vml" xmlns:w10="urn:schemas-microsoft-com:office:word" xmlns:a="http://schemas.openxmlformats.org/drawingml/2006/main" xmlns:pic="http://schemas.openxmlformats.org/drawingml/2006/picture" xmlns:wp="http://schemas.openxmlformats.org/drawingml/2006/wordprocessingDrawing">
   <w:body>
-    <w:bookmarkStart w:id="26" w:name="X95f190e01130e71f8b774b27efa749d9c10e259"/>
+    <w:bookmarkStart w:id="29" w:name="X95f190e01130e71f8b774b27efa749d9c10e259"/>
     <w:p>
       <w:pPr>
         <w:pStyle w:val="Heading1"/>
@@ -109,14 +109,16 @@
             <w:r>
               <w:rPr>
                 <w:rStyle w:val="VerbatimChar"/>
+                <w:bCs/>
+                <w:b/>
               </w:rPr>
-              <w:t xml:space="preserve">caaa191</w:t>
+              <w:t xml:space="preserve">9a1b931</w:t>
             </w:r>
             <w:r>
               <w:t xml:space="preserve"> </w:t>
             </w:r>
             <w:r>
-              <w:t xml:space="preserve">(fix</w:t>
+              <w:t xml:space="preserve">(code + tests). It contains the accepted browser-lifetime fix</w:t>
             </w:r>
             <w:r>
               <w:t xml:space="preserve"> </w:t>
@@ -128,10 +130,34 @@
               <w:t xml:space="preserve">f2288ce</w:t>
             </w:r>
             <w:r>
+              <w:t xml:space="preserve">, the harness commit</w:t>
+            </w:r>
+            <w:r>
               <w:t xml:space="preserve"> </w:t>
             </w:r>
             <w:r>
-              <w:t xml:space="preserve">+ test/harness commit)</w:t>
+              <w:rPr>
+                <w:rStyle w:val="VerbatimChar"/>
+              </w:rPr>
+              <w:t xml:space="preserve">caaa191</w:t>
+            </w:r>
+            <w:r>
+              <w:t xml:space="preserve">, and the release-item commit</w:t>
+            </w:r>
+            <w:r>
+              <w:t xml:space="preserve"> </w:t>
+            </w:r>
+            <w:r>
+              <w:rPr>
+                <w:rStyle w:val="VerbatimChar"/>
+              </w:rPr>
+              <w:t xml:space="preserve">9a1b931</w:t>
+            </w:r>
+            <w:r>
+              <w:t xml:space="preserve"> </w:t>
+            </w:r>
+            <w:r>
+              <w:t xml:space="preserve">(durable stop-rule cancel, identified/allowlisted integration helper). The commits that add these docs sit on top of it and change no code.</w:t>
             </w:r>
           </w:p>
         </w:tc>
@@ -166,13 +192,46 @@
               <w:t xml:space="preserve"> </w:t>
             </w:r>
             <w:r>
-              <w:t xml:space="preserve">(</w:t>
+              <w:t xml:space="preserve">=</w:t>
+            </w:r>
+            <w:r>
+              <w:t xml:space="preserve"> </w:t>
             </w:r>
             <w:r>
               <w:rPr>
                 <w:rStyle w:val="VerbatimChar"/>
               </w:rPr>
-              <w:t xml:space="preserve">git format-patch b676c2d..caaa191</w:t>
+              <w:t xml:space="preserve">git format-patch b676c2d..9a1b931 -- . ':(exclude)deliverables'</w:t>
+            </w:r>
+            <w:r>
+              <w:t xml:space="preserve"> </w:t>
+            </w:r>
+            <w:r>
+              <w:t xml:space="preserve">(4 code commits; verified to reproduce the</w:t>
+            </w:r>
+            <w:r>
+              <w:t xml:space="preserve"> </w:t>
+            </w:r>
+            <w:r>
+              <w:rPr>
+                <w:rStyle w:val="VerbatimChar"/>
+              </w:rPr>
+              <w:t xml:space="preserve">9a1b931</w:t>
+            </w:r>
+            <w:r>
+              <w:t xml:space="preserve"> </w:t>
+            </w:r>
+            <w:r>
+              <w:t xml:space="preserve">tree when applied to</w:t>
+            </w:r>
+            <w:r>
+              <w:t xml:space="preserve"> </w:t>
+            </w:r>
+            <w:r>
+              <w:rPr>
+                <w:rStyle w:val="VerbatimChar"/>
+              </w:rPr>
+              <w:t xml:space="preserve">b676c2d</w:t>
             </w:r>
             <w:r>
               <w:t xml:space="preserve">)</w:t>
@@ -202,15 +261,41 @@
             </w:pPr>
             <w:r>
               <w:rPr>
+                <w:bCs/>
+                <w:b/>
+              </w:rPr>
+              <w:t xml:space="preserve">The browser fix is active as soon as this is deployed.</w:t>
+            </w:r>
+            <w:r>
+              <w:t xml:space="preserve"> </w:t>
+            </w:r>
+            <w:r>
+              <w:t xml:space="preserve">Production already runs with</w:t>
+            </w:r>
+            <w:r>
+              <w:t xml:space="preserve"> </w:t>
+            </w:r>
+            <w:r>
+              <w:rPr>
                 <w:rStyle w:val="VerbatimChar"/>
               </w:rPr>
-              <w:t xml:space="preserve">WORKER_ISOLATION_ENABLED</w:t>
+              <w:t xml:space="preserve">WORKER_ISOLATION_ENABLED=true</w:t>
+            </w:r>
+            <w:r>
+              <w:t xml:space="preserve">, and the fix applies in isolated job children. There is no separate switch for it.</w:t>
             </w:r>
             <w:r>
               <w:t xml:space="preserve"> </w:t>
             </w:r>
             <w:r>
-              <w:t xml:space="preserve">(fix active only in isolated children),</w:t>
+              <w:rPr>
+                <w:bCs/>
+                <w:b/>
+              </w:rPr>
+              <w:t xml:space="preserve">Only the stop rule is inert by default</w:t>
+            </w:r>
+            <w:r>
+              <w:t xml:space="preserve">: it does nothing unless</w:t>
             </w:r>
             <w:r>
               <w:t xml:space="preserve"> </w:t>
@@ -225,7 +310,7 @@
               <w:t xml:space="preserve"> </w:t>
             </w:r>
             <w:r>
-              <w:t xml:space="preserve">(stop rule). Both are off by default, so production behaviour is unchanged until one is set.</w:t>
+              <w:t xml:space="preserve">is set to an integer &gt; 0.</w:t>
             </w:r>
           </w:p>
         </w:tc>
@@ -333,10 +418,19 @@
               <w:rPr>
                 <w:rStyle w:val="VerbatimChar"/>
               </w:rPr>
+              <w:t xml:space="preserve">storage.ts</w:t>
+            </w:r>
+            <w:r>
+              <w:t xml:space="preserve">/</w:t>
+            </w:r>
+            <w:r>
+              <w:rPr>
+                <w:rStyle w:val="VerbatimChar"/>
+              </w:rPr>
               <w:t xml:space="preserve">batch-stop-rule.ts</w:t>
             </w:r>
             <w:r>
-              <w:t xml:space="preserve">, and review focus</w:t>
+              <w:t xml:space="preserve">, gates, review focus</w:t>
             </w:r>
           </w:p>
         </w:tc>
@@ -367,7 +461,7 @@
               <w:jc w:val="left"/>
             </w:pPr>
             <w:r>
-              <w:t xml:space="preserve">Before/after repro (unlimited and TasksMax=400), new tests, 11 regression suites, integration suite, stop-rule outcome, tsc, what is not verified</w:t>
+              <w:t xml:space="preserve">Before/after repro (unlimited and TasksMax=400), new tests, regression suites, integration suite with process identities, real-PG stop-rule test, tsc, what is not verified</w:t>
             </w:r>
           </w:p>
         </w:tc>
@@ -398,7 +492,23 @@
               <w:jc w:val="left"/>
             </w:pPr>
             <w:r>
-              <w:t xml:space="preserve">Batch 1276: failed, then recovered, then residual gap per company</w:t>
+              <w:t xml:space="preserve">Batch 1276: failed, then recovered, then residual gap per company.</w:t>
+            </w:r>
+            <w:r>
+              <w:t xml:space="preserve"> </w:t>
+            </w:r>
+            <w:r>
+              <w:rPr>
+                <w:bCs/>
+                <w:b/>
+              </w:rPr>
+              <w:t xml:space="preserve">Batch 1276 is a failed/degraded run</w:t>
+            </w:r>
+            <w:r>
+              <w:t xml:space="preserve"> </w:t>
+            </w:r>
+            <w:r>
+              <w:t xml:space="preserve">(see below).</w:t>
             </w:r>
           </w:p>
         </w:tc>
@@ -465,32 +575,121 @@
               <w:jc w:val="left"/>
             </w:pPr>
             <w:r>
-              <w:t xml:space="preserve">Every suite log, tsc outputs (base and candidate), integration logs and JSON</w:t>
+              <w:t xml:space="preserve">Suite logs, tsc outputs (base and</w:t>
+            </w:r>
+            <w:r>
+              <w:t xml:space="preserve"> </w:t>
+            </w:r>
+            <w:r>
+              <w:rPr>
+                <w:rStyle w:val="VerbatimChar"/>
+              </w:rPr>
+              <w:t xml:space="preserve">caaa191</w:t>
+            </w:r>
+            <w:r>
+              <w:t xml:space="preserve">), integration logs for the previous candidate</w:t>
+            </w:r>
+          </w:p>
+        </w:tc>
+      </w:tr>
+      <w:tr>
+        <w:tc>
+          <w:tcPr/>
+          <w:p>
+            <w:pPr>
+              <w:pStyle w:val="Compact"/>
+              <w:jc w:val="left"/>
+            </w:pPr>
+            <w:r>
+              <w:rPr>
+                <w:rStyle w:val="VerbatimChar"/>
+              </w:rPr>
+              <w:t xml:space="preserve">evidence/release-items/</w:t>
+            </w:r>
+          </w:p>
+        </w:tc>
+        <w:tc>
+          <w:tcPr/>
+          <w:p>
+            <w:pPr>
+              <w:pStyle w:val="Compact"/>
+              <w:jc w:val="left"/>
+            </w:pPr>
+            <w:r>
+              <w:t xml:space="preserve">Release-item evidence for</w:t>
+            </w:r>
+            <w:r>
+              <w:t xml:space="preserve"> </w:t>
+            </w:r>
+            <w:r>
+              <w:rPr>
+                <w:rStyle w:val="VerbatimChar"/>
+              </w:rPr>
+              <w:t xml:space="preserve">9a1b931</w:t>
+            </w:r>
+            <w:r>
+              <w:t xml:space="preserve">: stop-rule unit and real-PG logs, three integration runs with process identities,</w:t>
+            </w:r>
+            <w:r>
+              <w:t xml:space="preserve"> </w:t>
+            </w:r>
+            <w:r>
+              <w:rPr>
+                <w:rStyle w:val="VerbatimChar"/>
+              </w:rPr>
+              <w:t xml:space="preserve">tsc.txt</w:t>
+            </w:r>
+            <w:r>
+              <w:t xml:space="preserve">, and</w:t>
+            </w:r>
+            <w:r>
+              <w:t xml:space="preserve"> </w:t>
+            </w:r>
+            <w:r>
+              <w:rPr>
+                <w:rStyle w:val="VerbatimChar"/>
+              </w:rPr>
+              <w:t xml:space="preserve">regression/</w:t>
+            </w:r>
+            <w:r>
+              <w:t xml:space="preserve"> </w:t>
+            </w:r>
+            <w:r>
+              <w:t xml:space="preserve">(all suite logs re-run on</w:t>
+            </w:r>
+            <w:r>
+              <w:t xml:space="preserve"> </w:t>
+            </w:r>
+            <w:r>
+              <w:rPr>
+                <w:rStyle w:val="VerbatimChar"/>
+              </w:rPr>
+              <w:t xml:space="preserve">9a1b931</w:t>
+            </w:r>
+            <w:r>
+              <w:t xml:space="preserve">)</w:t>
             </w:r>
           </w:p>
         </w:tc>
       </w:tr>
     </w:tbl>
     <w:bookmarkEnd w:id="23"/>
-    <w:bookmarkStart w:id="24" w:name="headline-results"/>
+    <w:bookmarkStart w:id="24" w:name="X3c3faf3d8ad862aabdb4e12b111618a77728d1e"/>
     <w:p>
       <w:pPr>
         <w:pStyle w:val="Heading2"/>
       </w:pPr>
       <w:r>
-        <w:t xml:space="preserve">Headline results</w:t>
-      </w:r>
-    </w:p>
-    <w:p>
-      <w:pPr>
-        <w:pStyle w:val="FirstParagraph"/>
-      </w:pPr>
-      <w:r>
-        <w:rPr>
-          <w:bCs/>
-          <w:b/>
-        </w:rPr>
-        <w:t xml:space="preserve">Live browsers.</w:t>
+        <w:t xml:space="preserve">Release items (reviewer’s list) — outcomes on</w:t>
+      </w:r>
+      <w:r>
+        <w:t xml:space="preserve"> </w:t>
+      </w:r>
+      <w:r>
+        <w:rPr>
+          <w:rStyle w:val="VerbatimChar"/>
+        </w:rPr>
+        <w:t xml:space="preserve">9a1b931</w:t>
       </w:r>
     </w:p>
     <w:p>
@@ -502,36 +701,74 @@
         <w:pStyle w:val="Compact"/>
       </w:pPr>
       <w:r>
-        <w:t xml:space="preserve">With 1 browser permit, the base keeps up to</w:t>
-      </w:r>
-      <w:r>
-        <w:t xml:space="preserve"> </w:t>
-      </w:r>
-      <w:r>
-        <w:rPr>
-          <w:bCs/>
-          <w:b/>
-        </w:rPr>
-        <w:t xml:space="preserve">4</w:t>
-      </w:r>
-      <w:r>
-        <w:t xml:space="preserve"> </w:t>
-      </w:r>
-      <w:r>
-        <w:t xml:space="preserve">Chromium instances alive (one per child), and the candidate keeps</w:t>
-      </w:r>
-      <w:r>
-        <w:t xml:space="preserve"> </w:t>
-      </w:r>
-      <w:r>
-        <w:rPr>
-          <w:bCs/>
-          <w:b/>
-        </w:rPr>
-        <w:t xml:space="preserve">1</w:t>
+        <w:rPr>
+          <w:bCs/>
+          <w:b/>
+        </w:rPr>
+        <w:t xml:space="preserve">Durable stop-rule cancel: done, tested.</w:t>
+      </w:r>
+    </w:p>
+    <w:p>
+      <w:pPr>
+        <w:numPr>
+          <w:ilvl w:val="1"/>
+          <w:numId w:val="1002"/>
+        </w:numPr>
+        <w:pStyle w:val="Compact"/>
+      </w:pPr>
+      <w:r>
+        <w:t xml:space="preserve">The cancel sequence now runs the flag first (local + Redis notification, synchronous). It then starts the PG cancel and the queue purge together, so the PG cancel is never gated behind the purge.</w:t>
+      </w:r>
+    </w:p>
+    <w:p>
+      <w:pPr>
+        <w:numPr>
+          <w:ilvl w:val="1"/>
+          <w:numId w:val="1002"/>
+        </w:numPr>
+        <w:pStyle w:val="Compact"/>
+      </w:pPr>
+      <w:r>
+        <w:t xml:space="preserve">The purge is bounded (10 s). The snapshot runs only after the PG cancel has committed, and only on the path that actually transitioned the batch. It is bounded (30 s), and its rows are marked</w:t>
+      </w:r>
+      <w:r>
+        <w:t xml:space="preserve"> </w:t>
+      </w:r>
+      <w:r>
+        <w:rPr>
+          <w:rStyle w:val="VerbatimChar"/>
+        </w:rPr>
+        <w:t xml:space="preserve">rejected</w:t>
+      </w:r>
+      <w:r>
+        <w:t xml:space="preserve"> </w:t>
+      </w:r>
+      <w:r>
+        <w:t xml:space="preserve">with</w:t>
+      </w:r>
+      <w:r>
+        <w:t xml:space="preserve"> </w:t>
+      </w:r>
+      <w:r>
+        <w:rPr>
+          <w:rStyle w:val="VerbatimChar"/>
+        </w:rPr>
+        <w:t xml:space="preserve">cancelled/partial snapshot … not comprehensive</w:t>
       </w:r>
       <w:r>
         <w:t xml:space="preserve">.</w:t>
+      </w:r>
+    </w:p>
+    <w:p>
+      <w:pPr>
+        <w:numPr>
+          <w:ilvl w:val="1"/>
+          <w:numId w:val="1002"/>
+        </w:numPr>
+        <w:pStyle w:val="Compact"/>
+      </w:pPr>
+      <w:r>
+        <w:t xml:space="preserve">Unit tests with never-resolving purge/snapshot fakes show the PG cancel completing in &lt; 100 ms and the sequence settling within its bounds: 20/20 pass with local PG, 19 + 1 skip without it. The rule is still inert at threshold 0/unset (test 9).</w:t>
       </w:r>
     </w:p>
     <w:p>
@@ -543,156 +780,83 @@
         <w:pStyle w:val="Compact"/>
       </w:pPr>
       <w:r>
-        <w:t xml:space="preserve">Threads fell from 550 to 205 and summed RSS from 4.9 GB to 2.0 GB, with no change in wall time, admission wait or permit hold.</w:t>
-      </w:r>
-    </w:p>
-    <w:p>
-      <w:pPr>
-        <w:pStyle w:val="FirstParagraph"/>
-      </w:pPr>
-      <w:r>
-        <w:rPr>
-          <w:bCs/>
-          <w:b/>
-        </w:rPr>
-        <w:t xml:space="preserve">Under a 400-task cgroup cap (TasksMax=400).</w:t>
+        <w:rPr>
+          <w:bCs/>
+          <w:b/>
+        </w:rPr>
+        <w:t xml:space="preserve">Extra integration process: identified, allowlisted by exe + cmdline. The zero-descendant check was not relaxed.</w:t>
       </w:r>
     </w:p>
     <w:p>
       <w:pPr>
         <w:numPr>
-          <w:ilvl w:val="0"/>
-          <w:numId w:val="1002"/>
-        </w:numPr>
-        <w:pStyle w:val="Compact"/>
-      </w:pPr>
-      <w:r>
-        <w:t xml:space="preserve">The base failed</w:t>
-      </w:r>
-      <w:r>
-        <w:t xml:space="preserve"> </w:t>
-      </w:r>
-      <w:r>
-        <w:rPr>
-          <w:bCs/>
-          <w:b/>
-        </w:rPr>
-        <w:t xml:space="preserve">4/12</w:t>
-      </w:r>
-      <w:r>
-        <w:t xml:space="preserve"> </w:t>
-      </w:r>
-      <w:r>
-        <w:t xml:space="preserve">jobs. Those documents were never fetched, after Chromium launch failures and protocol timeouts, and the run took 3.9× as long.</w:t>
-      </w:r>
-    </w:p>
-    <w:p>
-      <w:pPr>
-        <w:numPr>
-          <w:ilvl w:val="0"/>
-          <w:numId w:val="1002"/>
-        </w:numPr>
-        <w:pStyle w:val="Compact"/>
-      </w:pPr>
-      <w:r>
-        <w:t xml:space="preserve">The candidate ran</w:t>
-      </w:r>
-      <w:r>
-        <w:t xml:space="preserve"> </w:t>
-      </w:r>
-      <w:r>
-        <w:rPr>
-          <w:bCs/>
-          <w:b/>
-        </w:rPr>
-        <w:t xml:space="preserve">12/12</w:t>
-      </w:r>
-      <w:r>
-        <w:t xml:space="preserve"> </w:t>
-      </w:r>
-      <w:r>
-        <w:t xml:space="preserve">with unchanged timing.</w:t>
-      </w:r>
-    </w:p>
-    <w:p>
-      <w:pPr>
-        <w:pStyle w:val="FirstParagraph"/>
-      </w:pPr>
-      <w:r>
-        <w:rPr>
-          <w:bCs/>
-          <w:b/>
-        </w:rPr>
-        <w:t xml:space="preserve">Ordering.</w:t>
-      </w:r>
-      <w:r>
-        <w:t xml:space="preserve"> </w:t>
-      </w:r>
-      <w:r>
-        <w:rPr>
-          <w:rStyle w:val="VerbatimChar"/>
-        </w:rPr>
-        <w:t xml:space="preserve">browser-close-order.test.ts</w:t>
-      </w:r>
-      <w:r>
-        <w:t xml:space="preserve"> </w:t>
-      </w:r>
-      <w:r>
-        <w:t xml:space="preserve">(4/4) shows that Chromium is gone before the permit returns on the success, fetch-failure, cancellation and child-death paths. A mutation check showed that releasing the permit first makes these tests fail.</w:t>
-      </w:r>
-    </w:p>
-    <w:p>
-      <w:pPr>
-        <w:pStyle w:val="BodyText"/>
-      </w:pPr>
-      <w:r>
-        <w:rPr>
-          <w:bCs/>
-          <w:b/>
-        </w:rPr>
-        <w:t xml:space="preserve">Regressions.</w:t>
-      </w:r>
-    </w:p>
-    <w:p>
-      <w:pPr>
-        <w:numPr>
-          <w:ilvl w:val="0"/>
+          <w:ilvl w:val="1"/>
           <w:numId w:val="1003"/>
         </w:numPr>
         <w:pStyle w:val="Compact"/>
       </w:pPr>
       <w:r>
-        <w:t xml:space="preserve">All 11 existing suites passed with the same counts as the previous baseline. tsc reports 62 errors on both base and candidate, with an identical error set.</w:t>
+        <w:t xml:space="preserve">It is tsx’s esbuild transform service: exe</w:t>
+      </w:r>
+      <w:r>
+        <w:t xml:space="preserve"> </w:t>
+      </w:r>
+      <w:r>
+        <w:rPr>
+          <w:rStyle w:val="VerbatimChar"/>
+        </w:rPr>
+        <w:t xml:space="preserve">node_modules/.pnpm/@esbuild+linux-x64@0.28.0/.../bin/esbuild</w:t>
+      </w:r>
+      <w:r>
+        <w:t xml:space="preserve">, cmdline</w:t>
+      </w:r>
+      <w:r>
+        <w:t xml:space="preserve"> </w:t>
+      </w:r>
+      <w:r>
+        <w:rPr>
+          <w:rStyle w:val="VerbatimChar"/>
+        </w:rPr>
+        <w:t xml:space="preserve">&lt;exe&gt; --service=0.28.0 --ping</w:t>
+      </w:r>
+      <w:r>
+        <w:t xml:space="preserve">, parent = the test harness process.</w:t>
       </w:r>
     </w:p>
     <w:p>
       <w:pPr>
         <w:numPr>
-          <w:ilvl w:val="0"/>
+          <w:ilvl w:val="1"/>
           <w:numId w:val="1003"/>
         </w:numPr>
         <w:pStyle w:val="Compact"/>
       </w:pPr>
       <w:r>
-        <w:t xml:space="preserve">Integration (real PG/Redis/BullMQ/Chromium): 1 of 2 candidate runs passed 11/11. The other failed 2 harness process-count checks because of one extra non-Chromium direct child of the test process, likely tsx’s esbuild service (hypothesis; details in TEST_RESULTS §3). The base passed 11/11.</w:t>
-      </w:r>
-    </w:p>
-    <w:p>
-      <w:pPr>
-        <w:pStyle w:val="FirstParagraph"/>
-      </w:pPr>
-      <w:r>
-        <w:rPr>
-          <w:bCs/>
-          <w:b/>
-        </w:rPr>
-        <w:t xml:space="preserve">Stop rule.</w:t>
-      </w:r>
-      <w:r>
-        <w:t xml:space="preserve"> </w:t>
-      </w:r>
-      <w:r>
-        <w:t xml:space="preserve">In the batch-1276 shape, the rule off means 13 jobs exhaust retries (39 failed attempts). With</w:t>
+        <w:t xml:space="preserve">It is spawned lazily when tsx compiles uncached TypeScript. In the cold-cache run it already existed before any job ran; with a warm cache it does not appear at all.</w:t>
+      </w:r>
+    </w:p>
+    <w:p>
+      <w:pPr>
+        <w:numPr>
+          <w:ilvl w:val="1"/>
+          <w:numId w:val="1003"/>
+        </w:numPr>
+        <w:pStyle w:val="Compact"/>
+      </w:pPr>
+      <w:r>
+        <w:t xml:space="preserve">It is test toolchain, not app work (production runs compiled JS without tsx). It exits with the harness.</w:t>
+      </w:r>
+    </w:p>
+    <w:p>
+      <w:pPr>
+        <w:numPr>
+          <w:ilvl w:val="1"/>
+          <w:numId w:val="1003"/>
+        </w:numPr>
+        <w:pStyle w:val="Compact"/>
+      </w:pPr>
+      <w:r>
+        <w:t xml:space="preserve">Final run: 12/12 PASS, with 0 counted descendants after completion and after</w:t>
       </w:r>
       <w:r>
         <w:t xml:space="preserve"> </w:t>
@@ -701,72 +865,159 @@
         <w:rPr>
           <w:rStyle w:val="VerbatimChar"/>
         </w:rPr>
-        <w:t xml:space="preserve">BATCH_STOP_RULE_FAILED_JOBS=2</w:t>
-      </w:r>
-      <w:r>
-        <w:t xml:space="preserve">, the batch is cancelled at the 2nd failed job, before any retry is exhausted.</w:t>
-      </w:r>
-    </w:p>
-    <w:p>
-      <w:pPr>
-        <w:pStyle w:val="BodyText"/>
-      </w:pPr>
-      <w:r>
-        <w:rPr>
-          <w:bCs/>
-          <w:b/>
-        </w:rPr>
-        <w:t xml:space="preserve">Coverage impact (batch 1276).</w:t>
+        <w:t xml:space="preserve">stopWorker</w:t>
+      </w:r>
+      <w:r>
+        <w:t xml:space="preserve">.</w:t>
       </w:r>
     </w:p>
     <w:p>
       <w:pPr>
         <w:numPr>
           <w:ilvl w:val="0"/>
+          <w:numId w:val="1001"/>
+        </w:numPr>
+        <w:pStyle w:val="Compact"/>
+      </w:pPr>
+      <w:r>
+        <w:rPr>
+          <w:bCs/>
+          <w:b/>
+        </w:rPr>
+        <w:t xml:space="preserve">Real-PG stop-rule test: PASS 17/17</w:t>
+      </w:r>
+      <w:r>
+        <w:t xml:space="preserve">, run on a throwaway database on a disposable local PG container, which was dropped afterwards.</w:t>
+      </w:r>
+    </w:p>
+    <w:p>
+      <w:pPr>
+        <w:numPr>
+          <w:ilvl w:val="1"/>
           <w:numId w:val="1004"/>
         </w:numPr>
         <w:pStyle w:val="Compact"/>
       </w:pPr>
       <w:r>
-        <w:t xml:space="preserve">95 failed URLs: 26 recovered by fallback, 20 ok in DB without a logged recovery, and a</w:t>
-      </w:r>
-      <w:r>
-        <w:t xml:space="preserve"> </w:t>
-      </w:r>
-      <w:r>
-        <w:rPr>
-          <w:bCs/>
-          <w:b/>
-        </w:rPr>
-        <w:t xml:space="preserve">49-URL residual gap</w:t>
-      </w:r>
-      <w:r>
-        <w:t xml:space="preserve"> </w:t>
-      </w:r>
-      <w:r>
-        <w:t xml:space="preserve">(12.5% of the attempted corpus).</w:t>
+        <w:t xml:space="preserve">Exercises</w:t>
+      </w:r>
+      <w:r>
+        <w:t xml:space="preserve"> </w:t>
+      </w:r>
+      <w:r>
+        <w:rPr>
+          <w:rStyle w:val="VerbatimChar"/>
+        </w:rPr>
+        <w:t xml:space="preserve">COUNT_BATCH_FAILURES_SQL</w:t>
+      </w:r>
+      <w:r>
+        <w:t xml:space="preserve">, the real</w:t>
+      </w:r>
+      <w:r>
+        <w:t xml:space="preserve"> </w:t>
+      </w:r>
+      <w:r>
+        <w:rPr>
+          <w:rStyle w:val="VerbatimChar"/>
+        </w:rPr>
+        <w:t xml:space="preserve">failJob</w:t>
+      </w:r>
+      <w:r>
+        <w:t xml:space="preserve">/</w:t>
+      </w:r>
+      <w:r>
+        <w:rPr>
+          <w:rStyle w:val="VerbatimChar"/>
+        </w:rPr>
+        <w:t xml:space="preserve">cancelBatchRun</w:t>
+      </w:r>
+      <w:r>
+        <w:t xml:space="preserve">/</w:t>
+      </w:r>
+      <w:r>
+        <w:rPr>
+          <w:rStyle w:val="VerbatimChar"/>
+        </w:rPr>
+        <w:t xml:space="preserve">claimJob</w:t>
+      </w:r>
+      <w:r>
+        <w:t xml:space="preserve">/BullMQ purge/Redis flag, and two concurrent failure paths racing to trip the rule.</w:t>
       </w:r>
     </w:p>
     <w:p>
       <w:pPr>
         <w:numPr>
-          <w:ilvl w:val="0"/>
+          <w:ilvl w:val="1"/>
           <w:numId w:val="1004"/>
         </w:numPr>
         <w:pStyle w:val="Compact"/>
       </w:pPr>
       <w:r>
-        <w:t xml:space="preserve">Southern lost 10/27 (37%), all after browser-launch failures. That is the clearest coverage loss consistent with the browser-lifetime defect. It is an inference from log tags, not a measured causal link.</w:t>
+        <w:t xml:space="preserve">Outcome: durably cancelled, exactly one PG transition, exactly one snapshot (rejected, partial), zero retries, and no re-claim.</w:t>
+      </w:r>
+    </w:p>
+    <w:p>
+      <w:pPr>
+        <w:numPr>
+          <w:ilvl w:val="1"/>
+          <w:numId w:val="1004"/>
+        </w:numPr>
+        <w:pStyle w:val="Compact"/>
+      </w:pPr>
+      <w:r>
+        <w:t xml:space="preserve">Production</w:t>
+      </w:r>
+      <w:r>
+        <w:t xml:space="preserve"> </w:t>
+      </w:r>
+      <w:r>
+        <w:rPr>
+          <w:rStyle w:val="VerbatimChar"/>
+        </w:rPr>
+        <w:t xml:space="preserve">companyiq_v3</w:t>
+      </w:r>
+      <w:r>
+        <w:t xml:space="preserve"> </w:t>
+      </w:r>
+      <w:r>
+        <w:t xml:space="preserve">and the hosted</w:t>
+      </w:r>
+      <w:r>
+        <w:t xml:space="preserve"> </w:t>
+      </w:r>
+      <w:r>
+        <w:rPr>
+          <w:rStyle w:val="VerbatimChar"/>
+        </w:rPr>
+        <w:t xml:space="preserve">default</w:t>
+      </w:r>
+      <w:r>
+        <w:t xml:space="preserve"> </w:t>
+      </w:r>
+      <w:r>
+        <w:t xml:space="preserve">DB were not touched.</w:t>
       </w:r>
     </w:p>
     <w:bookmarkEnd w:id="24"/>
-    <w:bookmarkStart w:id="25" w:name="claims-kept-narrow"/>
+    <w:bookmarkStart w:id="25" w:name="Xa4f929e4a8665bf93f7c551b1200385e3ded7b5"/>
     <w:p>
       <w:pPr>
         <w:pStyle w:val="Heading2"/>
       </w:pPr>
       <w:r>
-        <w:t xml:space="preserve">Claims kept narrow</w:t>
+        <w:t xml:space="preserve">Headline results (browser fix, unchanged from the accepted review)</w:t>
+      </w:r>
+    </w:p>
+    <w:p>
+      <w:pPr>
+        <w:pStyle w:val="FirstParagraph"/>
+      </w:pPr>
+      <w:r>
+        <w:rPr>
+          <w:bCs/>
+          <w:b/>
+        </w:rPr>
+        <w:t xml:space="preserve">Live browsers.</w:t>
       </w:r>
     </w:p>
     <w:p>
@@ -778,23 +1029,36 @@
         <w:pStyle w:val="Compact"/>
       </w:pPr>
       <w:r>
-        <w:t xml:space="preserve">The production SIGABRT signature was</w:t>
-      </w:r>
-      <w:r>
-        <w:t xml:space="preserve"> </w:t>
-      </w:r>
-      <w:r>
-        <w:rPr>
-          <w:bCs/>
-          <w:b/>
-        </w:rPr>
-        <w:t xml:space="preserve">not</w:t>
-      </w:r>
-      <w:r>
-        <w:t xml:space="preserve"> </w:t>
-      </w:r>
-      <w:r>
-        <w:t xml:space="preserve">reproduced locally. Locally we reproduced the launch-failure / starvation mode under a task cap.</w:t>
+        <w:t xml:space="preserve">With 1 browser permit, the base keeps up to</w:t>
+      </w:r>
+      <w:r>
+        <w:t xml:space="preserve"> </w:t>
+      </w:r>
+      <w:r>
+        <w:rPr>
+          <w:bCs/>
+          <w:b/>
+        </w:rPr>
+        <w:t xml:space="preserve">4</w:t>
+      </w:r>
+      <w:r>
+        <w:t xml:space="preserve"> </w:t>
+      </w:r>
+      <w:r>
+        <w:t xml:space="preserve">Chromium instances alive (one per child), and the candidate keeps</w:t>
+      </w:r>
+      <w:r>
+        <w:t xml:space="preserve"> </w:t>
+      </w:r>
+      <w:r>
+        <w:rPr>
+          <w:bCs/>
+          <w:b/>
+        </w:rPr>
+        <w:t xml:space="preserve">1</w:t>
+      </w:r>
+      <w:r>
+        <w:t xml:space="preserve">.</w:t>
       </w:r>
     </w:p>
     <w:p>
@@ -806,11 +1070,729 @@
         <w:pStyle w:val="Compact"/>
       </w:pPr>
       <w:r>
+        <w:t xml:space="preserve">Threads fell from 550 to 205 and summed RSS from 4.9 GB to 2.0 GB. Wall time, admission wait and permit hold did not change in this workload.</w:t>
+      </w:r>
+    </w:p>
+    <w:p>
+      <w:pPr>
+        <w:pStyle w:val="FirstParagraph"/>
+      </w:pPr>
+      <w:r>
+        <w:rPr>
+          <w:bCs/>
+          <w:b/>
+        </w:rPr>
+        <w:t xml:space="preserve">Under a 400-task cgroup cap (TasksMax=400).</w:t>
+      </w:r>
+    </w:p>
+    <w:p>
+      <w:pPr>
+        <w:numPr>
+          <w:ilvl w:val="0"/>
+          <w:numId w:val="1006"/>
+        </w:numPr>
+        <w:pStyle w:val="Compact"/>
+      </w:pPr>
+      <w:r>
+        <w:t xml:space="preserve">The base failed</w:t>
+      </w:r>
+      <w:r>
+        <w:t xml:space="preserve"> </w:t>
+      </w:r>
+      <w:r>
+        <w:rPr>
+          <w:bCs/>
+          <w:b/>
+        </w:rPr>
+        <w:t xml:space="preserve">4/12</w:t>
+      </w:r>
+      <w:r>
+        <w:t xml:space="preserve"> </w:t>
+      </w:r>
+      <w:r>
+        <w:t xml:space="preserve">jobs. Those documents were never fetched, after Chromium launch failures and protocol timeouts, and the run took 3.9× as long.</w:t>
+      </w:r>
+    </w:p>
+    <w:p>
+      <w:pPr>
+        <w:numPr>
+          <w:ilvl w:val="0"/>
+          <w:numId w:val="1006"/>
+        </w:numPr>
+        <w:pStyle w:val="Compact"/>
+      </w:pPr>
+      <w:r>
+        <w:t xml:space="preserve">The candidate ran</w:t>
+      </w:r>
+      <w:r>
+        <w:t xml:space="preserve"> </w:t>
+      </w:r>
+      <w:r>
+        <w:rPr>
+          <w:bCs/>
+          <w:b/>
+        </w:rPr>
+        <w:t xml:space="preserve">12/12</w:t>
+      </w:r>
+      <w:r>
+        <w:t xml:space="preserve"> </w:t>
+      </w:r>
+      <w:r>
+        <w:t xml:space="preserve">with unchanged timing.</w:t>
+      </w:r>
+    </w:p>
+    <w:p>
+      <w:pPr>
+        <w:pStyle w:val="FirstParagraph"/>
+      </w:pPr>
+      <w:r>
+        <w:rPr>
+          <w:bCs/>
+          <w:b/>
+        </w:rPr>
+        <w:t xml:space="preserve">Ordering.</w:t>
+      </w:r>
+      <w:r>
+        <w:t xml:space="preserve"> </w:t>
+      </w:r>
+      <w:r>
+        <w:rPr>
+          <w:rStyle w:val="VerbatimChar"/>
+        </w:rPr>
+        <w:t xml:space="preserve">browser-close-order.test.ts</w:t>
+      </w:r>
+      <w:r>
+        <w:t xml:space="preserve"> </w:t>
+      </w:r>
+      <w:r>
+        <w:t xml:space="preserve">(4/4) shows that Chromium is gone before the permit returns on the success, fetch-failure, cancellation and child-death paths. A mutation check showed that releasing the permit first makes these tests fail.</w:t>
+      </w:r>
+    </w:p>
+    <w:p>
+      <w:pPr>
+        <w:pStyle w:val="BodyText"/>
+      </w:pPr>
+      <w:r>
+        <w:rPr>
+          <w:bCs/>
+          <w:b/>
+        </w:rPr>
+        <w:t xml:space="preserve">Regressions on</w:t>
+      </w:r>
+      <w:r>
+        <w:rPr>
+          <w:bCs/>
+          <w:b/>
+        </w:rPr>
+        <w:t xml:space="preserve"> </w:t>
+      </w:r>
+      <w:r>
+        <w:rPr>
+          <w:rStyle w:val="VerbatimChar"/>
+          <w:bCs/>
+          <w:b/>
+        </w:rPr>
+        <w:t xml:space="preserve">9a1b931</w:t>
+      </w:r>
+      <w:r>
+        <w:rPr>
+          <w:bCs/>
+          <w:b/>
+        </w:rPr>
+        <w:t xml:space="preserve">.</w:t>
+      </w:r>
+    </w:p>
+    <w:p>
+      <w:pPr>
+        <w:numPr>
+          <w:ilvl w:val="0"/>
+          <w:numId w:val="1007"/>
+        </w:numPr>
+        <w:pStyle w:val="Compact"/>
+      </w:pPr>
+      <w:r>
+        <w:t xml:space="preserve">Every suite was re-run and exits 0, including</w:t>
+      </w:r>
+      <w:r>
+        <w:t xml:space="preserve"> </w:t>
+      </w:r>
+      <w:r>
+        <w:rPr>
+          <w:rStyle w:val="VerbatimChar"/>
+        </w:rPr>
+        <w:t xml:space="preserve">lifecycle-fence.db</w:t>
+      </w:r>
+      <w:r>
+        <w:t xml:space="preserve"> </w:t>
+      </w:r>
+      <w:r>
+        <w:t xml:space="preserve">(165/165 on real local PG/Redis, which covers concurrent</w:t>
+      </w:r>
+      <w:r>
+        <w:t xml:space="preserve"> </w:t>
+      </w:r>
+      <w:r>
+        <w:rPr>
+          <w:rStyle w:val="VerbatimChar"/>
+        </w:rPr>
+        <w:t xml:space="preserve">cancelBatchRun</w:t>
+      </w:r>
+      <w:r>
+        <w:t xml:space="preserve">).</w:t>
+      </w:r>
+    </w:p>
+    <w:p>
+      <w:pPr>
+        <w:numPr>
+          <w:ilvl w:val="0"/>
+          <w:numId w:val="1007"/>
+        </w:numPr>
+        <w:pStyle w:val="Compact"/>
+      </w:pPr>
+      <w:r>
+        <w:t xml:space="preserve">tsc: 62 errors, an error set identical to the base. One new error (a test variable typed</w:t>
+      </w:r>
+      <w:r>
+        <w:t xml:space="preserve"> </w:t>
+      </w:r>
+      <w:r>
+        <w:rPr>
+          <w:rStyle w:val="VerbatimChar"/>
+        </w:rPr>
+        <w:t xml:space="preserve">Promise&lt;void&gt;</w:t>
+      </w:r>
+      <w:r>
+        <w:t xml:space="preserve"> </w:t>
+      </w:r>
+      <w:r>
+        <w:t xml:space="preserve">for</w:t>
+      </w:r>
+      <w:r>
+        <w:t xml:space="preserve"> </w:t>
+      </w:r>
+      <w:r>
+        <w:rPr>
+          <w:rStyle w:val="VerbatimChar"/>
+        </w:rPr>
+        <w:t xml:space="preserve">cancelBatchRun</w:t>
+      </w:r>
+      <w:r>
+        <w:t xml:space="preserve">’s new</w:t>
+      </w:r>
+      <w:r>
+        <w:t xml:space="preserve"> </w:t>
+      </w:r>
+      <w:r>
+        <w:rPr>
+          <w:rStyle w:val="VerbatimChar"/>
+        </w:rPr>
+        <w:t xml:space="preserve">Promise&lt;boolean&gt;</w:t>
+      </w:r>
+      <w:r>
+        <w:t xml:space="preserve">) was found and fixed before commit.</w:t>
+      </w:r>
+    </w:p>
+    <w:p>
+      <w:pPr>
+        <w:numPr>
+          <w:ilvl w:val="0"/>
+          <w:numId w:val="1007"/>
+        </w:numPr>
+        <w:pStyle w:val="Compact"/>
+      </w:pPr>
+      <w:r>
+        <w:t xml:space="preserve">Integration (real PG/Redis/BullMQ/Chromium):</w:t>
+      </w:r>
+      <w:r>
+        <w:t xml:space="preserve"> </w:t>
+      </w:r>
+      <w:r>
+        <w:rPr>
+          <w:bCs/>
+          <w:b/>
+        </w:rPr>
+        <w:t xml:space="preserve">12/12 PASS</w:t>
+      </w:r>
+      <w:r>
+        <w:t xml:space="preserve">. One earlier attempt failed 6 checks, but that was caused by my own first real-PG stop-rule test, not by the product. It left its Redis cancel flag</w:t>
+      </w:r>
+      <w:r>
+        <w:t xml:space="preserve"> </w:t>
+      </w:r>
+      <w:r>
+        <w:rPr>
+          <w:rStyle w:val="VerbatimChar"/>
+        </w:rPr>
+        <w:t xml:space="preserve">cancelled:batch:9</w:t>
+      </w:r>
+      <w:r>
+        <w:t xml:space="preserve"> </w:t>
+      </w:r>
+      <w:r>
+        <w:t xml:space="preserve">behind; the next integration run reused batch id 9, so its batch was pre-cancelled and never claimed. The flag was deleted and the test’s teardown now removes it. The log is kept as</w:t>
+      </w:r>
+      <w:r>
+        <w:t xml:space="preserve"> </w:t>
+      </w:r>
+      <w:r>
+        <w:rPr>
+          <w:rStyle w:val="VerbatimChar"/>
+        </w:rPr>
+        <w:t xml:space="preserve">integration-identity-attempt1-redis-polluted.log</w:t>
+      </w:r>
+      <w:r>
+        <w:t xml:space="preserve">.</w:t>
+      </w:r>
+    </w:p>
+    <w:p>
+      <w:pPr>
+        <w:pStyle w:val="FirstParagraph"/>
+      </w:pPr>
+      <w:r>
+        <w:rPr>
+          <w:bCs/>
+          <w:b/>
+        </w:rPr>
+        <w:t xml:space="preserve">Stop rule.</w:t>
+      </w:r>
+      <w:r>
+        <w:t xml:space="preserve"> </w:t>
+      </w:r>
+      <w:r>
+        <w:t xml:space="preserve">In the batch-1276 shape, the rule off means 13 jobs exhaust retries (39 failed attempts). With</w:t>
+      </w:r>
+      <w:r>
+        <w:t xml:space="preserve"> </w:t>
+      </w:r>
+      <w:r>
+        <w:rPr>
+          <w:rStyle w:val="VerbatimChar"/>
+        </w:rPr>
+        <w:t xml:space="preserve">BATCH_STOP_RULE_FAILED_JOBS=2</w:t>
+      </w:r>
+      <w:r>
+        <w:t xml:space="preserve">, the batch is cancelled at the 2nd failed job, before any retry is exhausted.</w:t>
+      </w:r>
+    </w:p>
+    <w:bookmarkEnd w:id="25"/>
+    <w:bookmarkStart w:id="26" w:name="batch-1276-a-faileddegraded-run"/>
+    <w:p>
+      <w:pPr>
+        <w:pStyle w:val="Heading2"/>
+      </w:pPr>
+      <w:r>
+        <w:t xml:space="preserve">Batch 1276: a failed/degraded run</w:t>
+      </w:r>
+    </w:p>
+    <w:p>
+      <w:pPr>
+        <w:pStyle w:val="FirstParagraph"/>
+      </w:pPr>
+      <w:r>
+        <w:rPr>
+          <w:bCs/>
+          <w:b/>
+        </w:rPr>
+        <w:t xml:space="preserve">Batch 1276 is a failed/degraded run.</w:t>
+      </w:r>
+      <w:r>
+        <w:t xml:space="preserve"> </w:t>
+      </w:r>
+      <w:r>
+        <w:t xml:space="preserve">Its completed companies must</w:t>
+      </w:r>
+      <w:r>
+        <w:t xml:space="preserve"> </w:t>
+      </w:r>
+      <w:r>
+        <w:rPr>
+          <w:bCs/>
+          <w:b/>
+        </w:rPr>
+        <w:t xml:space="preserve">not</w:t>
+      </w:r>
+      <w:r>
+        <w:t xml:space="preserve"> </w:t>
+      </w:r>
+      <w:r>
+        <w:t xml:space="preserve">be treated as confirmed-comprehensive results. They were scored on a corpus with a known residual gap.</w:t>
+      </w:r>
+    </w:p>
+    <w:p>
+      <w:pPr>
+        <w:numPr>
+          <w:ilvl w:val="0"/>
+          <w:numId w:val="1008"/>
+        </w:numPr>
+        <w:pStyle w:val="Compact"/>
+      </w:pPr>
+      <w:r>
+        <w:t xml:space="preserve">95 failed URLs: 26 recovered by fallback, 20 ok in DB without a logged recovery, and</w:t>
+      </w:r>
+      <w:r>
+        <w:t xml:space="preserve"> </w:t>
+      </w:r>
+      <w:r>
+        <w:rPr>
+          <w:bCs/>
+          <w:b/>
+        </w:rPr>
+        <w:t xml:space="preserve">49 URLs never recovered</w:t>
+      </w:r>
+      <w:r>
+        <w:t xml:space="preserve"> </w:t>
+      </w:r>
+      <w:r>
+        <w:t xml:space="preserve">(12.5% of the attempted corpus).</w:t>
+      </w:r>
+    </w:p>
+    <w:p>
+      <w:pPr>
+        <w:numPr>
+          <w:ilvl w:val="0"/>
+          <w:numId w:val="1008"/>
+        </w:numPr>
+        <w:pStyle w:val="Compact"/>
+      </w:pPr>
+      <w:r>
+        <w:t xml:space="preserve">That includes</w:t>
+      </w:r>
+      <w:r>
+        <w:t xml:space="preserve"> </w:t>
+      </w:r>
+      <w:r>
+        <w:rPr>
+          <w:bCs/>
+          <w:b/>
+        </w:rPr>
+        <w:t xml:space="preserve">10 of Southern’s 27</w:t>
+      </w:r>
+      <w:r>
+        <w:t xml:space="preserve"> </w:t>
+      </w:r>
+      <w:r>
+        <w:t xml:space="preserve">URLs (37%), all after browser-launch failures. That is the clearest coverage loss consistent with the browser-lifetime defect. It is an inference from log tags, not a measured causal link.</w:t>
+      </w:r>
+    </w:p>
+    <w:bookmarkEnd w:id="26"/>
+    <w:bookmarkStart w:id="27" w:name="claims-kept-narrow"/>
+    <w:p>
+      <w:pPr>
+        <w:pStyle w:val="Heading2"/>
+      </w:pPr>
+      <w:r>
+        <w:t xml:space="preserve">Claims kept narrow</w:t>
+      </w:r>
+    </w:p>
+    <w:p>
+      <w:pPr>
+        <w:numPr>
+          <w:ilvl w:val="0"/>
+          <w:numId w:val="1009"/>
+        </w:numPr>
+        <w:pStyle w:val="Compact"/>
+      </w:pPr>
+      <w:r>
+        <w:rPr>
+          <w:bCs/>
+          <w:b/>
+        </w:rPr>
+        <w:t xml:space="preserve">SIGABRT not reproduced.</w:t>
+      </w:r>
+      <w:r>
+        <w:t xml:space="preserve"> </w:t>
+      </w:r>
+      <w:r>
+        <w:t xml:space="preserve">The production SIGABRT signature was</w:t>
+      </w:r>
+      <w:r>
+        <w:t xml:space="preserve"> </w:t>
+      </w:r>
+      <w:r>
+        <w:rPr>
+          <w:bCs/>
+          <w:b/>
+        </w:rPr>
+        <w:t xml:space="preserve">not</w:t>
+      </w:r>
+      <w:r>
+        <w:t xml:space="preserve"> </w:t>
+      </w:r>
+      <w:r>
+        <w:t xml:space="preserve">reproduced locally. Locally we reproduced a launch-failure / starvation mode under a task cap.</w:t>
+      </w:r>
+    </w:p>
+    <w:p>
+      <w:pPr>
+        <w:numPr>
+          <w:ilvl w:val="0"/>
+          <w:numId w:val="1009"/>
+        </w:numPr>
+        <w:pStyle w:val="Compact"/>
+      </w:pPr>
+      <w:r>
+        <w:rPr>
+          <w:bCs/>
+          <w:b/>
+        </w:rPr>
+        <w:t xml:space="preserve">What the fix is shown to do.</w:t>
+      </w:r>
+      <w:r>
+        <w:t xml:space="preserve"> </w:t>
+      </w:r>
+      <w:r>
+        <w:t xml:space="preserve">It removes the browser accumulation demonstrated locally (live Chromium bounded by permits, not by children), and the extraction failures that came with it in that constrained repro.</w:t>
+      </w:r>
+      <w:r>
+        <w:t xml:space="preserve"> </w:t>
+      </w:r>
+      <w:r>
+        <w:rPr>
+          <w:bCs/>
+          <w:b/>
+        </w:rPr>
+        <w:t xml:space="preserve">Production must still show whether it eliminates the child-start failures</w:t>
+      </w:r>
+      <w:r>
+        <w:t xml:space="preserve"> </w:t>
+      </w:r>
+      <w:r>
+        <w:t xml:space="preserve">seen there.</w:t>
+      </w:r>
+    </w:p>
+    <w:p>
+      <w:pPr>
+        <w:numPr>
+          <w:ilvl w:val="0"/>
+          <w:numId w:val="1009"/>
+        </w:numPr>
+        <w:pStyle w:val="Compact"/>
+      </w:pPr>
+      <w:r>
+        <w:rPr>
+          <w:bCs/>
+          <w:b/>
+        </w:rPr>
+        <w:t xml:space="preserve">Overhead.</w:t>
+      </w:r>
+      <w:r>
+        <w:t xml:space="preserve"> </w:t>
+      </w:r>
+      <w:r>
+        <w:t xml:space="preserve">Overhead was negligible</w:t>
+      </w:r>
+      <w:r>
+        <w:t xml:space="preserve"> </w:t>
+      </w:r>
+      <w:r>
+        <w:rPr>
+          <w:bCs/>
+          <w:b/>
+        </w:rPr>
+        <w:t xml:space="preserve">in this local workload only</w:t>
+      </w:r>
+      <w:r>
+        <w:t xml:space="preserve"> </w:t>
+      </w:r>
+      <w:r>
+        <w:t xml:space="preserve">(wall time, admission wait and permit hold unchanged). This is not a general zero-overhead claim. Closing and relaunching Chromium per permit cycle has a cost that depends on fetch mix and concurrency.</w:t>
+      </w:r>
+    </w:p>
+    <w:p>
+      <w:pPr>
+        <w:numPr>
+          <w:ilvl w:val="0"/>
+          <w:numId w:val="1009"/>
+        </w:numPr>
+        <w:pStyle w:val="Compact"/>
+      </w:pPr>
+      <w:r>
+        <w:rPr>
+          <w:bCs/>
+          <w:b/>
+        </w:rPr>
+        <w:t xml:space="preserve">Environment.</w:t>
+      </w:r>
+      <w:r>
+        <w:t xml:space="preserve"> </w:t>
+      </w:r>
+      <w:r>
         <w:t xml:space="preserve">Not run on Railway or at production settings. No real web fetches or LLM providers were used.</w:t>
       </w:r>
     </w:p>
-    <w:bookmarkEnd w:id="25"/>
-    <w:bookmarkEnd w:id="26"/>
+    <w:bookmarkEnd w:id="27"/>
+    <w:bookmarkStart w:id="28" w:name="rollback-procedure"/>
+    <w:p>
+      <w:pPr>
+        <w:pStyle w:val="Heading2"/>
+      </w:pPr>
+      <w:r>
+        <w:t xml:space="preserve">Rollback procedure</w:t>
+      </w:r>
+    </w:p>
+    <w:p>
+      <w:pPr>
+        <w:numPr>
+          <w:ilvl w:val="0"/>
+          <w:numId w:val="1010"/>
+        </w:numPr>
+        <w:pStyle w:val="Compact"/>
+      </w:pPr>
+      <w:r>
+        <w:rPr>
+          <w:bCs/>
+          <w:b/>
+        </w:rPr>
+        <w:t xml:space="preserve">Rollback = revert the deploy.</w:t>
+      </w:r>
+      <w:r>
+        <w:t xml:space="preserve"> </w:t>
+      </w:r>
+      <w:r>
+        <w:t xml:space="preserve">Redeploy the previous production image/commit:</w:t>
+      </w:r>
+      <w:r>
+        <w:t xml:space="preserve"> </w:t>
+      </w:r>
+      <w:r>
+        <w:rPr>
+          <w:rStyle w:val="VerbatimChar"/>
+        </w:rPr>
+        <w:t xml:space="preserve">b676c2d</w:t>
+      </w:r>
+      <w:r>
+        <w:t xml:space="preserve">, or whatever the production deploy history shows as the deploy immediately before this one. Confirm the commit there before redeploying. This removes both the browser fix and the stop rule.</w:t>
+      </w:r>
+    </w:p>
+    <w:p>
+      <w:pPr>
+        <w:numPr>
+          <w:ilvl w:val="0"/>
+          <w:numId w:val="1010"/>
+        </w:numPr>
+        <w:pStyle w:val="Compact"/>
+      </w:pPr>
+      <w:r>
+        <w:rPr>
+          <w:bCs/>
+          <w:b/>
+        </w:rPr>
+        <w:t xml:space="preserve">To turn off only the stop rule</w:t>
+      </w:r>
+      <w:r>
+        <w:t xml:space="preserve"> </w:t>
+      </w:r>
+      <w:r>
+        <w:t xml:space="preserve">(keeping the browser fix): unset</w:t>
+      </w:r>
+      <w:r>
+        <w:t xml:space="preserve"> </w:t>
+      </w:r>
+      <w:r>
+        <w:rPr>
+          <w:rStyle w:val="VerbatimChar"/>
+        </w:rPr>
+        <w:t xml:space="preserve">BATCH_STOP_RULE_FAILED_JOBS</w:t>
+      </w:r>
+      <w:r>
+        <w:t xml:space="preserve"> </w:t>
+      </w:r>
+      <w:r>
+        <w:t xml:space="preserve">or set it to</w:t>
+      </w:r>
+      <w:r>
+        <w:t xml:space="preserve"> </w:t>
+      </w:r>
+      <w:r>
+        <w:rPr>
+          <w:rStyle w:val="VerbatimChar"/>
+        </w:rPr>
+        <w:t xml:space="preserve">0</w:t>
+      </w:r>
+      <w:r>
+        <w:t xml:space="preserve">. The value is read from the process environment, so it takes effect once the worker process restarts with the new value.</w:t>
+      </w:r>
+    </w:p>
+    <w:p>
+      <w:pPr>
+        <w:numPr>
+          <w:ilvl w:val="0"/>
+          <w:numId w:val="1010"/>
+        </w:numPr>
+        <w:pStyle w:val="Compact"/>
+      </w:pPr>
+      <w:r>
+        <w:rPr>
+          <w:bCs/>
+          <w:b/>
+        </w:rPr>
+        <w:t xml:space="preserve">Do NOT disable</w:t>
+      </w:r>
+      <w:r>
+        <w:rPr>
+          <w:bCs/>
+          <w:b/>
+        </w:rPr>
+        <w:t xml:space="preserve"> </w:t>
+      </w:r>
+      <w:r>
+        <w:rPr>
+          <w:rStyle w:val="VerbatimChar"/>
+          <w:bCs/>
+          <w:b/>
+        </w:rPr>
+        <w:t xml:space="preserve">WORKER_ISOLATION_ENABLED</w:t>
+      </w:r>
+      <w:r>
+        <w:rPr>
+          <w:bCs/>
+          <w:b/>
+        </w:rPr>
+        <w:t xml:space="preserve"> </w:t>
+      </w:r>
+      <w:r>
+        <w:rPr>
+          <w:bCs/>
+          <w:b/>
+        </w:rPr>
+        <w:t xml:space="preserve">as a rollback.</w:t>
+      </w:r>
+      <w:r>
+        <w:t xml:space="preserve"> </w:t>
+      </w:r>
+      <w:r>
+        <w:t xml:space="preserve">That would switch production onto the in-process path, which is a different, larger change than this release, and it is not a rollback of this release. Reverting the deploy is the rollback.</w:t>
+      </w:r>
+    </w:p>
+    <w:p>
+      <w:pPr>
+        <w:numPr>
+          <w:ilvl w:val="0"/>
+          <w:numId w:val="1010"/>
+        </w:numPr>
+        <w:pStyle w:val="Compact"/>
+      </w:pPr>
+      <w:r>
+        <w:t xml:space="preserve">No data migration to undo. The release adds no schema change. Stop-rule snapshots, if any were taken, are already marked</w:t>
+      </w:r>
+      <w:r>
+        <w:t xml:space="preserve"> </w:t>
+      </w:r>
+      <w:r>
+        <w:rPr>
+          <w:rStyle w:val="VerbatimChar"/>
+        </w:rPr>
+        <w:t xml:space="preserve">rejected</w:t>
+      </w:r>
+      <w:r>
+        <w:t xml:space="preserve"> </w:t>
+      </w:r>
+      <w:r>
+        <w:t xml:space="preserve">/ cancelled/partial and can stay.</w:t>
+      </w:r>
+    </w:p>
+    <w:bookmarkEnd w:id="28"/>
+    <w:bookmarkEnd w:id="29"/>
     <w:sectPr/>
   </w:body>
 </w:document>
@@ -917,6 +1899,91 @@
       </w:pPr>
     </w:lvl>
   </w:abstractNum>
+  <w:abstractNum w:abstractNumId="99411">
+    <w:nsid w:val="A99411"/>
+    <w:multiLevelType w:val="multilevel"/>
+    <w:lvl w:ilvl="0">
+      <w:start w:val="1"/>
+      <w:numFmt w:val="decimal"/>
+      <w:lvlText w:val="%1."/>
+      <w:lvlJc w:val="left"/>
+      <w:pPr>
+        <w:ind w:left="720" w:hanging="480"/>
+      </w:pPr>
+    </w:lvl>
+    <w:lvl w:ilvl="1">
+      <w:start w:val="1"/>
+      <w:numFmt w:val="decimal"/>
+      <w:lvlText w:val="%2."/>
+      <w:lvlJc w:val="left"/>
+      <w:pPr>
+        <w:ind w:left="1440" w:hanging="480"/>
+      </w:pPr>
+    </w:lvl>
+    <w:lvl w:ilvl="2">
+      <w:start w:val="1"/>
+      <w:numFmt w:val="decimal"/>
+      <w:lvlText w:val="%3."/>
+      <w:lvlJc w:val="left"/>
+      <w:pPr>
+        <w:ind w:left="2160" w:hanging="480"/>
+      </w:pPr>
+    </w:lvl>
+    <w:lvl w:ilvl="3">
+      <w:start w:val="1"/>
+      <w:numFmt w:val="decimal"/>
+      <w:lvlText w:val="%4."/>
+      <w:lvlJc w:val="left"/>
+      <w:pPr>
+        <w:ind w:left="2880" w:hanging="480"/>
+      </w:pPr>
+    </w:lvl>
+    <w:lvl w:ilvl="4">
+      <w:start w:val="1"/>
+      <w:numFmt w:val="decimal"/>
+      <w:lvlText w:val="%5."/>
+      <w:lvlJc w:val="left"/>
+      <w:pPr>
+        <w:ind w:left="3600" w:hanging="480"/>
+      </w:pPr>
+    </w:lvl>
+    <w:lvl w:ilvl="5">
+      <w:start w:val="1"/>
+      <w:numFmt w:val="decimal"/>
+      <w:lvlText w:val="%6."/>
+      <w:lvlJc w:val="left"/>
+      <w:pPr>
+        <w:ind w:left="4320" w:hanging="480"/>
+      </w:pPr>
+    </w:lvl>
+    <w:lvl w:ilvl="6">
+      <w:start w:val="1"/>
+      <w:numFmt w:val="decimal"/>
+      <w:lvlText w:val="%7."/>
+      <w:lvlJc w:val="left"/>
+      <w:pPr>
+        <w:ind w:left="5040" w:hanging="480"/>
+      </w:pPr>
+    </w:lvl>
+    <w:lvl w:ilvl="7">
+      <w:start w:val="1"/>
+      <w:numFmt w:val="decimal"/>
+      <w:lvlText w:val="%8."/>
+      <w:lvlJc w:val="left"/>
+      <w:pPr>
+        <w:ind w:left="5760" w:hanging="480"/>
+      </w:pPr>
+    </w:lvl>
+    <w:lvl w:ilvl="8">
+      <w:start w:val="1"/>
+      <w:numFmt w:val="decimal"/>
+      <w:lvlText w:val="%9."/>
+      <w:lvlJc w:val="left"/>
+      <w:pPr>
+        <w:ind w:left="6480" w:hanging="480"/>
+      </w:pPr>
+    </w:lvl>
+  </w:abstractNum>
   <w:abstractNum w:abstractNumId="991">
     <w:nsid w:val="A991"/>
     <w:multiLevelType w:val="multilevel"/>
@@ -997,7 +2064,34 @@
     <w:abstractNumId w:val="990"/>
   </w:num>
   <w:num w:numId="1001">
-    <w:abstractNumId w:val="991"/>
+    <w:abstractNumId w:val="99411"/>
+    <w:lvlOverride w:ilvl="0">
+      <w:startOverride w:val="1"/>
+    </w:lvlOverride>
+    <w:lvlOverride w:ilvl="1">
+      <w:startOverride w:val="1"/>
+    </w:lvlOverride>
+    <w:lvlOverride w:ilvl="2">
+      <w:startOverride w:val="1"/>
+    </w:lvlOverride>
+    <w:lvlOverride w:ilvl="3">
+      <w:startOverride w:val="1"/>
+    </w:lvlOverride>
+    <w:lvlOverride w:ilvl="4">
+      <w:startOverride w:val="1"/>
+    </w:lvlOverride>
+    <w:lvlOverride w:ilvl="5">
+      <w:startOverride w:val="1"/>
+    </w:lvlOverride>
+    <w:lvlOverride w:ilvl="6">
+      <w:startOverride w:val="1"/>
+    </w:lvlOverride>
+    <w:lvlOverride w:ilvl="7">
+      <w:startOverride w:val="1"/>
+    </w:lvlOverride>
+    <w:lvlOverride w:ilvl="8">
+      <w:startOverride w:val="1"/>
+    </w:lvlOverride>
   </w:num>
   <w:num w:numId="1002">
     <w:abstractNumId w:val="991"/>
@@ -1010,6 +2104,48 @@
   </w:num>
   <w:num w:numId="1005">
     <w:abstractNumId w:val="991"/>
+  </w:num>
+  <w:num w:numId="1006">
+    <w:abstractNumId w:val="991"/>
+  </w:num>
+  <w:num w:numId="1007">
+    <w:abstractNumId w:val="991"/>
+  </w:num>
+  <w:num w:numId="1008">
+    <w:abstractNumId w:val="991"/>
+  </w:num>
+  <w:num w:numId="1009">
+    <w:abstractNumId w:val="991"/>
+  </w:num>
+  <w:num w:numId="1010">
+    <w:abstractNumId w:val="99411"/>
+    <w:lvlOverride w:ilvl="0">
+      <w:startOverride w:val="1"/>
+    </w:lvlOverride>
+    <w:lvlOverride w:ilvl="1">
+      <w:startOverride w:val="1"/>
+    </w:lvlOverride>
+    <w:lvlOverride w:ilvl="2">
+      <w:startOverride w:val="1"/>
+    </w:lvlOverride>
+    <w:lvlOverride w:ilvl="3">
+      <w:startOverride w:val="1"/>
+    </w:lvlOverride>
+    <w:lvlOverride w:ilvl="4">
+      <w:startOverride w:val="1"/>
+    </w:lvlOverride>
+    <w:lvlOverride w:ilvl="5">
+      <w:startOverride w:val="1"/>
+    </w:lvlOverride>
+    <w:lvlOverride w:ilvl="6">
+      <w:startOverride w:val="1"/>
+    </w:lvlOverride>
+    <w:lvlOverride w:ilvl="7">
+      <w:startOverride w:val="1"/>
+    </w:lvlOverride>
+    <w:lvlOverride w:ilvl="8">
+      <w:startOverride w:val="1"/>
+    </w:lvlOverride>
   </w:num>
 </w:numbering>
 </file>

--- a/deliverables/release-evidence/REVIEW_PACKAGE.docx
+++ b/deliverables/release-evidence/REVIEW_PACKAGE.docx
@@ -2,13 +2,104 @@
 <file path=word/document.xml><?xml version="1.0" encoding="utf-8"?>
 <w:document xmlns:w="http://schemas.openxmlformats.org/wordprocessingml/2006/main" xmlns:m="http://schemas.openxmlformats.org/officeDocument/2006/math" xmlns:r="http://schemas.openxmlformats.org/officeDocument/2006/relationships" xmlns:o="urn:schemas-microsoft-com:office:office" xmlns:v="urn:schemas-microsoft-com:vml" xmlns:w10="urn:schemas-microsoft-com:office:word" xmlns:a="http://schemas.openxmlformats.org/drawingml/2006/main" xmlns:pic="http://schemas.openxmlformats.org/drawingml/2006/picture" xmlns:wp="http://schemas.openxmlformats.org/drawingml/2006/wordprocessingDrawing">
   <w:body>
-    <w:bookmarkStart w:id="29" w:name="X95f190e01130e71f8b774b27efa749d9c10e259"/>
+    <w:bookmarkStart w:id="29" w:name="Xc0e0670604b6298759ca81d1a46fe9e5a758a57"/>
     <w:p>
       <w:pPr>
         <w:pStyle w:val="Heading1"/>
       </w:pPr>
       <w:r>
-        <w:t xml:space="preserve">Review package: browser lifetime + stop rule S4</w:t>
+        <w:t xml:space="preserve">Review package: operation-scoped cancellation (B1–B7)</w:t>
+      </w:r>
+    </w:p>
+    <w:p>
+      <w:pPr>
+        <w:pStyle w:val="BlockText"/>
+      </w:pPr>
+      <w:r>
+        <w:rPr>
+          <w:bCs/>
+          <w:b/>
+        </w:rPr>
+        <w:t xml:space="preserve">Scope note.</w:t>
+      </w:r>
+      <w:r>
+        <w:t xml:space="preserve"> </w:t>
+      </w:r>
+      <w:r>
+        <w:t xml:space="preserve">This packet supersedes the earlier</w:t>
+      </w:r>
+      <w:r>
+        <w:t xml:space="preserve"> </w:t>
+      </w:r>
+      <w:r>
+        <w:t xml:space="preserve">“</w:t>
+      </w:r>
+      <w:r>
+        <w:t xml:space="preserve">browser lifetime + stop rule S4</w:t>
+      </w:r>
+      <w:r>
+        <w:t xml:space="preserve">”</w:t>
+      </w:r>
+      <w:r>
+        <w:t xml:space="preserve"> </w:t>
+      </w:r>
+      <w:r>
+        <w:t xml:space="preserve">packet for the purpose of reviewing the</w:t>
+      </w:r>
+      <w:r>
+        <w:t xml:space="preserve"> </w:t>
+      </w:r>
+      <w:r>
+        <w:rPr>
+          <w:bCs/>
+          <w:b/>
+        </w:rPr>
+        <w:t xml:space="preserve">operation-scoped-cancellation</w:t>
+      </w:r>
+      <w:r>
+        <w:t xml:space="preserve"> </w:t>
+      </w:r>
+      <w:r>
+        <w:t xml:space="preserve">work. That earlier release (candidate</w:t>
+      </w:r>
+      <w:r>
+        <w:t xml:space="preserve"> </w:t>
+      </w:r>
+      <w:r>
+        <w:rPr>
+          <w:rStyle w:val="VerbatimChar"/>
+        </w:rPr>
+        <w:t xml:space="preserve">9a1b931</w:t>
+      </w:r>
+      <w:r>
+        <w:t xml:space="preserve">, base</w:t>
+      </w:r>
+      <w:r>
+        <w:t xml:space="preserve"> </w:t>
+      </w:r>
+      <w:r>
+        <w:rPr>
+          <w:rStyle w:val="VerbatimChar"/>
+        </w:rPr>
+        <w:t xml:space="preserve">b676c2d</w:t>
+      </w:r>
+      <w:r>
+        <w:t xml:space="preserve">) is a separate change; its packet is preserved in git history and in the prior patch artifacts. Nothing here touches BM25/aboutness/discovery/counters/scoring/operating-settings,</w:t>
+      </w:r>
+      <w:r>
+        <w:t xml:space="preserve"> </w:t>
+      </w:r>
+      <w:r>
+        <w:rPr>
+          <w:rStyle w:val="VerbatimChar"/>
+        </w:rPr>
+        <w:t xml:space="preserve">BATCH_STOP_RULE_FAILED_JOBS</w:t>
+      </w:r>
+      <w:r>
+        <w:t xml:space="preserve"> </w:t>
+      </w:r>
+      <w:r>
+        <w:t xml:space="preserve">stays unset, and there is no quarantine-recovery override.</w:t>
       </w:r>
     </w:p>
     <w:tbl>
@@ -46,7 +137,7 @@
               <w:rPr>
                 <w:rStyle w:val="VerbatimChar"/>
               </w:rPr>
-              <w:t xml:space="preserve">fix/browser-lifetime-and-stop-rule</w:t>
+              <w:t xml:space="preserve">fix/operation-scoped-cancellation</w:t>
             </w:r>
             <w:r>
               <w:t xml:space="preserve"> </w:t>
@@ -66,36 +157,7 @@
               <w:jc w:val="left"/>
             </w:pPr>
             <w:r>
-              <w:t xml:space="preserve">Base</w:t>
-            </w:r>
-          </w:p>
-        </w:tc>
-        <w:tc>
-          <w:tcPr/>
-          <w:p>
-            <w:pPr>
-              <w:pStyle w:val="Compact"/>
-              <w:jc w:val="left"/>
-            </w:pPr>
-            <w:r>
-              <w:rPr>
-                <w:rStyle w:val="VerbatimChar"/>
-              </w:rPr>
-              <w:t xml:space="preserve">b676c2d</w:t>
-            </w:r>
-          </w:p>
-        </w:tc>
-      </w:tr>
-      <w:tr>
-        <w:tc>
-          <w:tcPr/>
-          <w:p>
-            <w:pPr>
-              <w:pStyle w:val="Compact"/>
-              <w:jc w:val="left"/>
-            </w:pPr>
-            <w:r>
-              <w:t xml:space="preserve">Release candidate</w:t>
+              <w:t xml:space="preserve">Base (production)</w:t>
             </w:r>
           </w:p>
         </w:tc>
@@ -112,52 +174,42 @@
                 <w:bCs/>
                 <w:b/>
               </w:rPr>
-              <w:t xml:space="preserve">9a1b931</w:t>
-            </w:r>
-            <w:r>
+              <w:t xml:space="preserve">origin/main</w:t>
+            </w:r>
+            <w:r>
+              <w:rPr>
+                <w:bCs/>
+                <w:b/>
+              </w:rPr>
               <w:t xml:space="preserve"> </w:t>
             </w:r>
             <w:r>
-              <w:t xml:space="preserve">(code + tests). It contains the accepted browser-lifetime fix</w:t>
-            </w:r>
-            <w:r>
+              <w:rPr>
+                <w:bCs/>
+                <w:b/>
+              </w:rPr>
+              <w:t xml:space="preserve">=</w:t>
+            </w:r>
+            <w:r>
+              <w:rPr>
+                <w:bCs/>
+                <w:b/>
+              </w:rPr>
               <w:t xml:space="preserve"> </w:t>
             </w:r>
             <w:r>
               <w:rPr>
                 <w:rStyle w:val="VerbatimChar"/>
-              </w:rPr>
-              <w:t xml:space="preserve">f2288ce</w:t>
-            </w:r>
-            <w:r>
-              <w:t xml:space="preserve">, the harness commit</w:t>
+                <w:bCs/>
+                <w:b/>
+              </w:rPr>
+              <w:t xml:space="preserve">8c03b07449701a7fb83dc062abbfe6726cf7c208</w:t>
             </w:r>
             <w:r>
               <w:t xml:space="preserve"> </w:t>
             </w:r>
             <w:r>
-              <w:rPr>
-                <w:rStyle w:val="VerbatimChar"/>
-              </w:rPr>
-              <w:t xml:space="preserve">caaa191</w:t>
-            </w:r>
-            <w:r>
-              <w:t xml:space="preserve">, and the release-item commit</w:t>
-            </w:r>
-            <w:r>
-              <w:t xml:space="preserve"> </w:t>
-            </w:r>
-            <w:r>
-              <w:rPr>
-                <w:rStyle w:val="VerbatimChar"/>
-              </w:rPr>
-              <w:t xml:space="preserve">9a1b931</w:t>
-            </w:r>
-            <w:r>
-              <w:t xml:space="preserve"> </w:t>
-            </w:r>
-            <w:r>
-              <w:t xml:space="preserve">(durable stop-rule cancel, identified/allowlisted integration helper). The commits that add these docs sit on top of it and change no code.</w:t>
+              <w:t xml:space="preserve">— untouched; nothing pushed to it</w:t>
             </w:r>
           </w:p>
         </w:tc>
@@ -171,7 +223,7 @@
               <w:jc w:val="left"/>
             </w:pPr>
             <w:r>
-              <w:t xml:space="preserve">Patch</w:t>
+              <w:t xml:space="preserve">Release candidate</w:t>
             </w:r>
           </w:p>
         </w:tc>
@@ -185,56 +237,10 @@
             <w:r>
               <w:rPr>
                 <w:rStyle w:val="VerbatimChar"/>
-              </w:rPr>
-              <w:t xml:space="preserve">fix-browser-lifetime-and-stop-rule.patch</w:t>
-            </w:r>
-            <w:r>
-              <w:t xml:space="preserve"> </w:t>
-            </w:r>
-            <w:r>
-              <w:t xml:space="preserve">=</w:t>
-            </w:r>
-            <w:r>
-              <w:t xml:space="preserve"> </w:t>
-            </w:r>
-            <w:r>
-              <w:rPr>
-                <w:rStyle w:val="VerbatimChar"/>
-              </w:rPr>
-              <w:t xml:space="preserve">git format-patch b676c2d..9a1b931 -- . ':(exclude)deliverables'</w:t>
-            </w:r>
-            <w:r>
-              <w:t xml:space="preserve"> </w:t>
-            </w:r>
-            <w:r>
-              <w:t xml:space="preserve">(4 code commits; verified to reproduce the</w:t>
-            </w:r>
-            <w:r>
-              <w:t xml:space="preserve"> </w:t>
-            </w:r>
-            <w:r>
-              <w:rPr>
-                <w:rStyle w:val="VerbatimChar"/>
-              </w:rPr>
-              <w:t xml:space="preserve">9a1b931</w:t>
-            </w:r>
-            <w:r>
-              <w:t xml:space="preserve"> </w:t>
-            </w:r>
-            <w:r>
-              <w:t xml:space="preserve">tree when applied to</w:t>
-            </w:r>
-            <w:r>
-              <w:t xml:space="preserve"> </w:t>
-            </w:r>
-            <w:r>
-              <w:rPr>
-                <w:rStyle w:val="VerbatimChar"/>
-              </w:rPr>
-              <w:t xml:space="preserve">b676c2d</w:t>
-            </w:r>
-            <w:r>
-              <w:t xml:space="preserve">)</w:t>
+                <w:bCs/>
+                <w:b/>
+              </w:rPr>
+              <w:t xml:space="preserve">b317833e876332b528759cf9b3ff546d1b20ba39</w:t>
             </w:r>
           </w:p>
         </w:tc>
@@ -248,29 +254,45 @@
               <w:jc w:val="left"/>
             </w:pPr>
             <w:r>
-              <w:t xml:space="preserve">Gates</w:t>
-            </w:r>
-          </w:p>
-        </w:tc>
-        <w:tc>
-          <w:tcPr/>
-          <w:p>
-            <w:pPr>
-              <w:pStyle w:val="Compact"/>
-              <w:jc w:val="left"/>
-            </w:pPr>
-            <w:r>
-              <w:rPr>
+              <w:t xml:space="preserve">Lineage</w:t>
+            </w:r>
+          </w:p>
+        </w:tc>
+        <w:tc>
+          <w:tcPr/>
+          <w:p>
+            <w:pPr>
+              <w:pStyle w:val="Compact"/>
+              <w:jc w:val="left"/>
+            </w:pPr>
+            <w:r>
+              <w:rPr>
+                <w:rStyle w:val="VerbatimChar"/>
+              </w:rPr>
+              <w:t xml:space="preserve">f764c95</w:t>
+            </w:r>
+            <w:r>
+              <w:t xml:space="preserve"> </w:t>
+            </w:r>
+            <w:r>
+              <w:t xml:space="preserve">(B1 recovery scope + B6 killable pdf-parse subprocess) →</w:t>
+            </w:r>
+            <w:r>
+              <w:t xml:space="preserve"> </w:t>
+            </w:r>
+            <w:r>
+              <w:rPr>
+                <w:rStyle w:val="VerbatimChar"/>
                 <w:bCs/>
                 <w:b/>
               </w:rPr>
-              <w:t xml:space="preserve">The browser fix is active as soon as this is deployed.</w:t>
+              <w:t xml:space="preserve">b317833</w:t>
             </w:r>
             <w:r>
               <w:t xml:space="preserve"> </w:t>
             </w:r>
             <w:r>
-              <w:t xml:space="preserve">Production already runs with</w:t>
+              <w:t xml:space="preserve">(B2/B3/B7 production-boundary tests + a 20-line B7 test seam in</w:t>
             </w:r>
             <w:r>
               <w:t xml:space="preserve"> </w:t>
@@ -279,10 +301,125 @@
               <w:rPr>
                 <w:rStyle w:val="VerbatimChar"/>
               </w:rPr>
+              <w:t xml:space="preserve">processor.ts</w:t>
+            </w:r>
+            <w:r>
+              <w:t xml:space="preserve">)</w:t>
+            </w:r>
+          </w:p>
+        </w:tc>
+      </w:tr>
+      <w:tr>
+        <w:tc>
+          <w:tcPr/>
+          <w:p>
+            <w:pPr>
+              <w:pStyle w:val="Compact"/>
+              <w:jc w:val="left"/>
+            </w:pPr>
+            <w:r>
+              <w:t xml:space="preserve">Candidate vs base</w:t>
+            </w:r>
+          </w:p>
+        </w:tc>
+        <w:tc>
+          <w:tcPr/>
+          <w:p>
+            <w:pPr>
+              <w:pStyle w:val="Compact"/>
+              <w:jc w:val="left"/>
+            </w:pPr>
+            <w:r>
+              <w:rPr>
+                <w:rStyle w:val="VerbatimChar"/>
+              </w:rPr>
+              <w:t xml:space="preserve">git diff --stat origin/main..b317833</w:t>
+            </w:r>
+            <w:r>
+              <w:t xml:space="preserve"> </w:t>
+            </w:r>
+            <w:r>
+              <w:t xml:space="preserve">— code changes concentrated in</w:t>
+            </w:r>
+            <w:r>
+              <w:t xml:space="preserve"> </w:t>
+            </w:r>
+            <w:r>
+              <w:rPr>
+                <w:rStyle w:val="VerbatimChar"/>
+              </w:rPr>
+              <w:t xml:space="preserve">server/lib/processor.ts</w:t>
+            </w:r>
+            <w:r>
+              <w:t xml:space="preserve"> </w:t>
+            </w:r>
+            <w:r>
+              <w:t xml:space="preserve">(+623/−132 region) and</w:t>
+            </w:r>
+            <w:r>
+              <w:t xml:space="preserve"> </w:t>
+            </w:r>
+            <w:r>
+              <w:rPr>
+                <w:rStyle w:val="VerbatimChar"/>
+              </w:rPr>
+              <w:t xml:space="preserve">server/lib/pipeline.ts</w:t>
+            </w:r>
+            <w:r>
+              <w:t xml:space="preserve"> </w:t>
+            </w:r>
+            <w:r>
+              <w:t xml:space="preserve">(+253/−… region), plus 6 new test files and supporting fixtures/evidence. Full list in §1.</w:t>
+            </w:r>
+          </w:p>
+        </w:tc>
+      </w:tr>
+      <w:tr>
+        <w:tc>
+          <w:tcPr/>
+          <w:p>
+            <w:pPr>
+              <w:pStyle w:val="Compact"/>
+              <w:jc w:val="left"/>
+            </w:pPr>
+            <w:r>
+              <w:t xml:space="preserve">Gates</w:t>
+            </w:r>
+          </w:p>
+        </w:tc>
+        <w:tc>
+          <w:tcPr/>
+          <w:p>
+            <w:pPr>
+              <w:pStyle w:val="Compact"/>
+              <w:jc w:val="left"/>
+            </w:pPr>
+            <w:r>
+              <w:t xml:space="preserve">No new env switch. The cancellation machinery is active on the isolated-child path that production already runs (</w:t>
+            </w:r>
+            <w:r>
+              <w:rPr>
+                <w:rStyle w:val="VerbatimChar"/>
+              </w:rPr>
               <w:t xml:space="preserve">WORKER_ISOLATION_ENABLED=true</w:t>
             </w:r>
             <w:r>
-              <w:t xml:space="preserve">, and the fix applies in isolated job children. There is no separate switch for it.</w:t>
+              <w:t xml:space="preserve">).</w:t>
+            </w:r>
+            <w:r>
+              <w:t xml:space="preserve"> </w:t>
+            </w:r>
+            <w:r>
+              <w:rPr>
+                <w:rStyle w:val="VerbatimChar"/>
+              </w:rPr>
+              <w:t xml:space="preserve">BATCH_STOP_RULE_FAILED_JOBS</w:t>
+            </w:r>
+            <w:r>
+              <w:t xml:space="preserve"> </w:t>
+            </w:r>
+            <w:r>
+              <w:t xml:space="preserve">is</w:t>
             </w:r>
             <w:r>
               <w:t xml:space="preserve"> </w:t>
@@ -292,37 +429,1500 @@
                 <w:bCs/>
                 <w:b/>
               </w:rPr>
-              <w:t xml:space="preserve">Only the stop rule is inert by default</w:t>
-            </w:r>
-            <w:r>
-              <w:t xml:space="preserve">: it does nothing unless</w:t>
+              <w:t xml:space="preserve">not</w:t>
             </w:r>
             <w:r>
               <w:t xml:space="preserve"> </w:t>
             </w:r>
             <w:r>
-              <w:rPr>
-                <w:rStyle w:val="VerbatimChar"/>
-              </w:rPr>
-              <w:t xml:space="preserve">BATCH_STOP_RULE_FAILED_JOBS</w:t>
+              <w:t xml:space="preserve">part of this change and stays unset.</w:t>
+            </w:r>
+          </w:p>
+        </w:tc>
+      </w:tr>
+      <w:tr>
+        <w:tc>
+          <w:tcPr/>
+          <w:p>
+            <w:pPr>
+              <w:pStyle w:val="Compact"/>
+              <w:jc w:val="left"/>
+            </w:pPr>
+            <w:r>
+              <w:t xml:space="preserve">Delivery constraints honoured</w:t>
+            </w:r>
+          </w:p>
+        </w:tc>
+        <w:tc>
+          <w:tcPr/>
+          <w:p>
+            <w:pPr>
+              <w:pStyle w:val="Compact"/>
+              <w:jc w:val="left"/>
+            </w:pPr>
+            <w:r>
+              <w:t xml:space="preserve">Feature branch only;</w:t>
             </w:r>
             <w:r>
               <w:t xml:space="preserve"> </w:t>
             </w:r>
             <w:r>
-              <w:t xml:space="preserve">is set to an integer &gt; 0.</w:t>
+              <w:rPr>
+                <w:bCs/>
+                <w:b/>
+              </w:rPr>
+              <w:t xml:space="preserve">no push to origin/main</w:t>
+            </w:r>
+            <w:r>
+              <w:t xml:space="preserve">; no merge; no deploy; no paid/Railway runs; no real web/LLM calls.</w:t>
             </w:r>
           </w:p>
         </w:tc>
       </w:tr>
     </w:tbl>
-    <w:bookmarkStart w:id="23" w:name="contents"/>
+    <w:p>
+      <w:r>
+        <w:pict>
+          <v:rect style="width:0;height:1.5pt" o:hralign="center" o:hrstd="t" o:hr="t"/>
+        </w:pict>
+      </w:r>
+    </w:p>
+    <w:bookmarkStart w:id="20" w:name="what-changed-originmain..b317833"/>
     <w:p>
       <w:pPr>
         <w:pStyle w:val="Heading2"/>
       </w:pPr>
       <w:r>
-        <w:t xml:space="preserve">Contents</w:t>
+        <w:t xml:space="preserve">1. What changed (</w:t>
+      </w:r>
+      <w:r>
+        <w:rPr>
+          <w:rStyle w:val="VerbatimChar"/>
+        </w:rPr>
+        <w:t xml:space="preserve">origin/main..b317833</w:t>
+      </w:r>
+      <w:r>
+        <w:t xml:space="preserve">)</w:t>
+      </w:r>
+    </w:p>
+    <w:p>
+      <w:pPr>
+        <w:pStyle w:val="FirstParagraph"/>
+      </w:pPr>
+      <w:r>
+        <w:t xml:space="preserve">Code:</w:t>
+      </w:r>
+    </w:p>
+    <w:p>
+      <w:pPr>
+        <w:numPr>
+          <w:ilvl w:val="0"/>
+          <w:numId w:val="1001"/>
+        </w:numPr>
+        <w:pStyle w:val="Compact"/>
+      </w:pPr>
+      <w:r>
+        <w:rPr>
+          <w:rStyle w:val="VerbatimChar"/>
+          <w:bCs/>
+          <w:b/>
+        </w:rPr>
+        <w:t xml:space="preserve">server/lib/pipeline.ts</w:t>
+      </w:r>
+      <w:r>
+        <w:t xml:space="preserve"> </w:t>
+      </w:r>
+      <w:r>
+        <w:t xml:space="preserve">—</w:t>
+      </w:r>
+      <w:r>
+        <w:t xml:space="preserve"> </w:t>
+      </w:r>
+      <w:r>
+        <w:rPr>
+          <w:rStyle w:val="VerbatimChar"/>
+        </w:rPr>
+        <w:t xml:space="preserve">runCompanyPdfRecovery</w:t>
+      </w:r>
+      <w:r>
+        <w:t xml:space="preserve"> </w:t>
+      </w:r>
+      <w:r>
+        <w:t xml:space="preserve">helper (def line 275): arms</w:t>
+      </w:r>
+      <w:r>
+        <w:t xml:space="preserve"> </w:t>
+      </w:r>
+      <w:r>
+        <w:rPr>
+          <w:bCs/>
+          <w:b/>
+        </w:rPr>
+        <w:t xml:space="preserve">one</w:t>
+      </w:r>
+      <w:r>
+        <w:t xml:space="preserve"> </w:t>
+      </w:r>
+      <w:r>
+        <w:rPr>
+          <w:rStyle w:val="VerbatimChar"/>
+        </w:rPr>
+        <w:t xml:space="preserve">OperationScope</w:t>
+      </w:r>
+      <w:r>
+        <w:t xml:space="preserve"> </w:t>
+      </w:r>
+      <w:r>
+        <w:t xml:space="preserve">for a company’s PDF recovery, caps its deadline by</w:t>
+      </w:r>
+      <w:r>
+        <w:t xml:space="preserve"> </w:t>
+      </w:r>
+      <w:r>
+        <w:rPr>
+          <w:rStyle w:val="VerbatimChar"/>
+        </w:rPr>
+        <w:t xml:space="preserve">min(PDF_RECOVERY_MAX_BUDGET_MS, remainingMs)</w:t>
+      </w:r>
+      <w:r>
+        <w:t xml:space="preserve">, propagates that scope to</w:t>
+      </w:r>
+      <w:r>
+        <w:t xml:space="preserve"> </w:t>
+      </w:r>
+      <w:r>
+        <w:rPr>
+          <w:bCs/>
+          <w:b/>
+        </w:rPr>
+        <w:t xml:space="preserve">every</w:t>
+      </w:r>
+      <w:r>
+        <w:t xml:space="preserve"> </w:t>
+      </w:r>
+      <w:r>
+        <w:t xml:space="preserve">fetch call (</w:t>
+      </w:r>
+      <w:r>
+        <w:rPr>
+          <w:rStyle w:val="VerbatimChar"/>
+        </w:rPr>
+        <w:t xml:space="preserve">fetchFn(origin, slice, { outcomes, scope })</w:t>
+      </w:r>
+      <w:r>
+        <w:t xml:space="preserve">, line 314), stops dispatching once the scope aborts (leaving the untried tail retryable), and caps total attempts across origins. Called in production at line 1714 with the real</w:t>
+      </w:r>
+      <w:r>
+        <w:t xml:space="preserve"> </w:t>
+      </w:r>
+      <w:r>
+        <w:rPr>
+          <w:rStyle w:val="VerbatimChar"/>
+        </w:rPr>
+        <w:t xml:space="preserve">fetchIssuerPdfsWithPrimedSession</w:t>
+      </w:r>
+      <w:r>
+        <w:t xml:space="preserve"> </w:t>
+      </w:r>
+      <w:r>
+        <w:t xml:space="preserve">as default</w:t>
+      </w:r>
+      <w:r>
+        <w:t xml:space="preserve"> </w:t>
+      </w:r>
+      <w:r>
+        <w:rPr>
+          <w:rStyle w:val="VerbatimChar"/>
+        </w:rPr>
+        <w:t xml:space="preserve">fetchFn</w:t>
+      </w:r>
+      <w:r>
+        <w:t xml:space="preserve">.</w:t>
+      </w:r>
+    </w:p>
+    <w:p>
+      <w:pPr>
+        <w:numPr>
+          <w:ilvl w:val="0"/>
+          <w:numId w:val="1001"/>
+        </w:numPr>
+        <w:pStyle w:val="Compact"/>
+      </w:pPr>
+      <w:r>
+        <w:rPr>
+          <w:rStyle w:val="VerbatimChar"/>
+          <w:bCs/>
+          <w:b/>
+        </w:rPr>
+        <w:t xml:space="preserve">server/lib/processor.ts</w:t>
+      </w:r>
+      <w:r>
+        <w:t xml:space="preserve"> </w:t>
+      </w:r>
+      <w:r>
+        <w:t xml:space="preserve">—</w:t>
+      </w:r>
+    </w:p>
+    <w:p>
+      <w:pPr>
+        <w:numPr>
+          <w:ilvl w:val="1"/>
+          <w:numId w:val="1002"/>
+        </w:numPr>
+        <w:pStyle w:val="Compact"/>
+      </w:pPr>
+      <w:r>
+        <w:rPr>
+          <w:bCs/>
+          <w:b/>
+        </w:rPr>
+        <w:t xml:space="preserve">B2:</w:t>
+      </w:r>
+      <w:r>
+        <w:t xml:space="preserve"> </w:t>
+      </w:r>
+      <w:r>
+        <w:rPr>
+          <w:rStyle w:val="VerbatimChar"/>
+        </w:rPr>
+        <w:t xml:space="preserve">acquireProcSlot</w:t>
+      </w:r>
+      <w:r>
+        <w:t xml:space="preserve"> </w:t>
+      </w:r>
+      <w:r>
+        <w:t xml:space="preserve">queued waiter is cancellable — on abort it withdraws from the local broker queue and consumes no slot (abort listener line 641); grant/abort races hand the slot straight back.</w:t>
+      </w:r>
+    </w:p>
+    <w:p>
+      <w:pPr>
+        <w:numPr>
+          <w:ilvl w:val="1"/>
+          <w:numId w:val="1002"/>
+        </w:numPr>
+        <w:pStyle w:val="Compact"/>
+      </w:pPr>
+      <w:r>
+        <w:rPr>
+          <w:bCs/>
+          <w:b/>
+        </w:rPr>
+        <w:t xml:space="preserve">B3:</w:t>
+      </w:r>
+      <w:r>
+        <w:t xml:space="preserve"> </w:t>
+      </w:r>
+      <w:r>
+        <w:rPr>
+          <w:rStyle w:val="VerbatimChar"/>
+        </w:rPr>
+        <w:t xml:space="preserve">runProcessCollect</w:t>
+      </w:r>
+      <w:r>
+        <w:t xml:space="preserve"> </w:t>
+      </w:r>
+      <w:r>
+        <w:t xml:space="preserve">registers an abort listener that SIGKILLs a hung extraction child at the abort instant (registration 747-750, kill 721-725).</w:t>
+      </w:r>
+    </w:p>
+    <w:p>
+      <w:pPr>
+        <w:numPr>
+          <w:ilvl w:val="1"/>
+          <w:numId w:val="1002"/>
+        </w:numPr>
+        <w:pStyle w:val="Compact"/>
+      </w:pPr>
+      <w:r>
+        <w:rPr>
+          <w:bCs/>
+          <w:b/>
+        </w:rPr>
+        <w:t xml:space="preserve">B6:</w:t>
+      </w:r>
+      <w:r>
+        <w:t xml:space="preserve"> </w:t>
+      </w:r>
+      <w:r>
+        <w:t xml:space="preserve">pdf-parse runs in a</w:t>
+      </w:r>
+      <w:r>
+        <w:t xml:space="preserve"> </w:t>
+      </w:r>
+      <w:r>
+        <w:rPr>
+          <w:bCs/>
+          <w:b/>
+        </w:rPr>
+        <w:t xml:space="preserve">killable subprocess</w:t>
+      </w:r>
+      <w:r>
+        <w:t xml:space="preserve"> </w:t>
+      </w:r>
+      <w:r>
+        <w:t xml:space="preserve">(</w:t>
+      </w:r>
+      <w:r>
+        <w:rPr>
+          <w:rStyle w:val="VerbatimChar"/>
+        </w:rPr>
+        <w:t xml:space="preserve">extractViaPdfParseSubprocess</w:t>
+      </w:r>
+      <w:r>
+        <w:t xml:space="preserve"> </w:t>
+      </w:r>
+      <w:r>
+        <w:t xml:space="preserve">→</w:t>
+      </w:r>
+      <w:r>
+        <w:t xml:space="preserve"> </w:t>
+      </w:r>
+      <w:r>
+        <w:rPr>
+          <w:rStyle w:val="VerbatimChar"/>
+        </w:rPr>
+        <w:t xml:space="preserve">pdf-parse-worker.cjs</w:t>
+      </w:r>
+      <w:r>
+        <w:t xml:space="preserve"> </w:t>
+      </w:r>
+      <w:r>
+        <w:t xml:space="preserve">via</w:t>
+      </w:r>
+      <w:r>
+        <w:t xml:space="preserve"> </w:t>
+      </w:r>
+      <w:r>
+        <w:rPr>
+          <w:rStyle w:val="VerbatimChar"/>
+        </w:rPr>
+        <w:t xml:space="preserve">runProcessCollect</w:t>
+      </w:r>
+      <w:r>
+        <w:t xml:space="preserve">), not in-process — a genuine execution boundary, not a 30 MB in-process size cap.</w:t>
+      </w:r>
+    </w:p>
+    <w:p>
+      <w:pPr>
+        <w:numPr>
+          <w:ilvl w:val="1"/>
+          <w:numId w:val="1002"/>
+        </w:numPr>
+        <w:pStyle w:val="Compact"/>
+      </w:pPr>
+      <w:r>
+        <w:rPr>
+          <w:bCs/>
+          <w:b/>
+        </w:rPr>
+        <w:t xml:space="preserve">B7:</w:t>
+      </w:r>
+      <w:r>
+        <w:t xml:space="preserve"> </w:t>
+      </w:r>
+      <w:r>
+        <w:rPr>
+          <w:rStyle w:val="VerbatimChar"/>
+        </w:rPr>
+        <w:t xml:space="preserve">processDocument</w:t>
+      </w:r>
+      <w:r>
+        <w:t xml:space="preserve"> </w:t>
+      </w:r>
+      <w:r>
+        <w:t xml:space="preserve">coalesces concurrent same-URL callers to one fetch</w:t>
+      </w:r>
+      <w:r>
+        <w:t xml:space="preserve"> </w:t>
+      </w:r>
+      <w:r>
+        <w:rPr>
+          <w:bCs/>
+          <w:b/>
+        </w:rPr>
+        <w:t xml:space="preserve">only while the in-flight scope is live</w:t>
+      </w:r>
+      <w:r>
+        <w:t xml:space="preserve">; a caller arriving after that scope aborts starts its own attempt (liveness guard line 2519). The</w:t>
+      </w:r>
+      <w:r>
+        <w:t xml:space="preserve"> </w:t>
+      </w:r>
+      <w:r>
+        <w:rPr>
+          <w:rStyle w:val="VerbatimChar"/>
+        </w:rPr>
+        <w:t xml:space="preserve">b317833</w:t>
+      </w:r>
+      <w:r>
+        <w:t xml:space="preserve"> </w:t>
+      </w:r>
+      <w:r>
+        <w:t xml:space="preserve">commit adds a 20-line</w:t>
+      </w:r>
+      <w:r>
+        <w:t xml:space="preserve"> </w:t>
+      </w:r>
+      <w:r>
+        <w:rPr>
+          <w:rStyle w:val="VerbatimChar"/>
+        </w:rPr>
+        <w:t xml:space="preserve">__setProcessDocumentWorkerForTest</w:t>
+      </w:r>
+      <w:r>
+        <w:t xml:space="preserve"> </w:t>
+      </w:r>
+      <w:r>
+        <w:t xml:space="preserve">seam so this is testable without network.</w:t>
+      </w:r>
+    </w:p>
+    <w:p>
+      <w:pPr>
+        <w:pStyle w:val="FirstParagraph"/>
+      </w:pPr>
+      <w:r>
+        <w:t xml:space="preserve">Tests added (all under</w:t>
+      </w:r>
+      <w:r>
+        <w:t xml:space="preserve"> </w:t>
+      </w:r>
+      <w:r>
+        <w:rPr>
+          <w:rStyle w:val="VerbatimChar"/>
+        </w:rPr>
+        <w:t xml:space="preserve">server/lib/</w:t>
+      </w:r>
+      <w:r>
+        <w:t xml:space="preserve">):</w:t>
+      </w:r>
+      <w:r>
+        <w:t xml:space="preserve"> </w:t>
+      </w:r>
+      <w:r>
+        <w:rPr>
+          <w:rStyle w:val="VerbatimChar"/>
+        </w:rPr>
+        <w:t xml:space="preserve">company-pdf-recovery-boundary.test.ts</w:t>
+      </w:r>
+      <w:r>
+        <w:t xml:space="preserve"> </w:t>
+      </w:r>
+      <w:r>
+        <w:t xml:space="preserve">(B1),</w:t>
+      </w:r>
+      <w:r>
+        <w:t xml:space="preserve"> </w:t>
+      </w:r>
+      <w:r>
+        <w:rPr>
+          <w:rStyle w:val="VerbatimChar"/>
+        </w:rPr>
+        <w:t xml:space="preserve">cancellable-proc-admission-boundary.test.ts</w:t>
+      </w:r>
+      <w:r>
+        <w:t xml:space="preserve"> </w:t>
+      </w:r>
+      <w:r>
+        <w:t xml:space="preserve">(B2),</w:t>
+      </w:r>
+      <w:r>
+        <w:t xml:space="preserve"> </w:t>
+      </w:r>
+      <w:r>
+        <w:rPr>
+          <w:rStyle w:val="VerbatimChar"/>
+        </w:rPr>
+        <w:t xml:space="preserve">stalled-extraction-boundary.test.ts</w:t>
+      </w:r>
+      <w:r>
+        <w:t xml:space="preserve"> </w:t>
+      </w:r>
+      <w:r>
+        <w:t xml:space="preserve">(B3),</w:t>
+      </w:r>
+      <w:r>
+        <w:t xml:space="preserve"> </w:t>
+      </w:r>
+      <w:r>
+        <w:rPr>
+          <w:rStyle w:val="VerbatimChar"/>
+        </w:rPr>
+        <w:t xml:space="preserve">pdf-parse-subprocess-equivalence.test.ts</w:t>
+      </w:r>
+      <w:r>
+        <w:t xml:space="preserve"> </w:t>
+      </w:r>
+      <w:r>
+        <w:t xml:space="preserve">(B6),</w:t>
+      </w:r>
+      <w:r>
+        <w:t xml:space="preserve"> </w:t>
+      </w:r>
+      <w:r>
+        <w:rPr>
+          <w:rStyle w:val="VerbatimChar"/>
+        </w:rPr>
+        <w:t xml:space="preserve">inflight-coalescing-boundary.test.ts</w:t>
+      </w:r>
+      <w:r>
+        <w:t xml:space="preserve"> </w:t>
+      </w:r>
+      <w:r>
+        <w:t xml:space="preserve">(B7), plus</w:t>
+      </w:r>
+      <w:r>
+        <w:t xml:space="preserve"> </w:t>
+      </w:r>
+      <w:r>
+        <w:rPr>
+          <w:rStyle w:val="VerbatimChar"/>
+        </w:rPr>
+        <w:t xml:space="preserve">operation-scoped-cancellation.test.ts</w:t>
+      </w:r>
+      <w:r>
+        <w:t xml:space="preserve"> </w:t>
+      </w:r>
+      <w:r>
+        <w:t xml:space="preserve">(scope primitives A/B/C) and the pre-existing</w:t>
+      </w:r>
+      <w:r>
+        <w:t xml:space="preserve"> </w:t>
+      </w:r>
+      <w:r>
+        <w:rPr>
+          <w:rStyle w:val="VerbatimChar"/>
+        </w:rPr>
+        <w:t xml:space="preserve">browser-close-order.test.ts</w:t>
+      </w:r>
+      <w:r>
+        <w:t xml:space="preserve"> </w:t>
+      </w:r>
+      <w:r>
+        <w:t xml:space="preserve">(real-Chromium close/reap ordering).</w:t>
+      </w:r>
+    </w:p>
+    <w:p>
+      <w:r>
+        <w:pict>
+          <v:rect style="width:0;height:1.5pt" o:hralign="center" o:hrstd="t" o:hr="t"/>
+        </w:pict>
+      </w:r>
+    </w:p>
+    <w:bookmarkEnd w:id="20"/>
+    <w:bookmarkStart w:id="22" w:name="coverage-matrix"/>
+    <w:p>
+      <w:pPr>
+        <w:pStyle w:val="Heading2"/>
+      </w:pPr>
+      <w:r>
+        <w:t xml:space="preserve">2. Coverage matrix</w:t>
+      </w:r>
+    </w:p>
+    <w:p>
+      <w:pPr>
+        <w:pStyle w:val="FirstParagraph"/>
+      </w:pPr>
+      <w:r>
+        <w:t xml:space="preserve">Full requirement→test→assertion map, with the realism level of each case and the honest gaps, is in</w:t>
+      </w:r>
+      <w:r>
+        <w:t xml:space="preserve"> </w:t>
+      </w:r>
+      <w:hyperlink r:id="rId21">
+        <w:r>
+          <w:rPr>
+            <w:rStyle w:val="Hyperlink"/>
+            <w:bCs/>
+            <w:b/>
+          </w:rPr>
+          <w:t xml:space="preserve">COVERAGE_MATRIX.md</w:t>
+        </w:r>
+      </w:hyperlink>
+      <w:r>
+        <w:t xml:space="preserve">. Headline: 7 test files, 27 subtests, all green on</w:t>
+      </w:r>
+      <w:r>
+        <w:t xml:space="preserve"> </w:t>
+      </w:r>
+      <w:r>
+        <w:rPr>
+          <w:rStyle w:val="VerbatimChar"/>
+        </w:rPr>
+        <w:t xml:space="preserve">b317833</w:t>
+      </w:r>
+      <w:r>
+        <w:t xml:space="preserve">; one case (B3) kills a real child process, four cases (browser close/reap) drive a real Chromium child, the rest exercise the real production broker/scope functions in-process.</w:t>
+      </w:r>
+    </w:p>
+    <w:p>
+      <w:r>
+        <w:pict>
+          <v:rect style="width:0;height:1.5pt" o:hralign="center" o:hrstd="t" o:hr="t"/>
+        </w:pict>
+      </w:r>
+    </w:p>
+    <w:bookmarkEnd w:id="22"/>
+    <w:bookmarkStart w:id="23" w:name="Xe3313e6e2f59ec94ec3c01ebc76e434a46d0290"/>
+    <w:p>
+      <w:pPr>
+        <w:pStyle w:val="Heading2"/>
+      </w:pPr>
+      <w:r>
+        <w:t xml:space="preserve">3. Mutation-fail demo per gap (all run</w:t>
+      </w:r>
+      <w:r>
+        <w:t xml:space="preserve"> </w:t>
+      </w:r>
+      <w:r>
+        <w:rPr>
+          <w:bCs/>
+          <w:b/>
+        </w:rPr>
+        <w:t xml:space="preserve">this session</w:t>
+      </w:r>
+      <w:r>
+        <w:t xml:space="preserve">, applied → observed → reverted clean)</w:t>
+      </w:r>
+    </w:p>
+    <w:p>
+      <w:pPr>
+        <w:pStyle w:val="FirstParagraph"/>
+      </w:pPr>
+      <w:r>
+        <w:t xml:space="preserve">Each guard is shown to be load-bearing: remove it and the named assertion fails. Every mutation was reverted and the tree re-verified clean (</w:t>
+      </w:r>
+      <w:r>
+        <w:rPr>
+          <w:rStyle w:val="VerbatimChar"/>
+        </w:rPr>
+        <w:t xml:space="preserve">git diff --quiet</w:t>
+      </w:r>
+      <w:r>
+        <w:t xml:space="preserve">, zero</w:t>
+      </w:r>
+      <w:r>
+        <w:t xml:space="preserve"> </w:t>
+      </w:r>
+      <w:r>
+        <w:rPr>
+          <w:rStyle w:val="VerbatimChar"/>
+        </w:rPr>
+        <w:t xml:space="preserve">B?-MUT</w:t>
+      </w:r>
+      <w:r>
+        <w:t xml:space="preserve"> </w:t>
+      </w:r>
+      <w:r>
+        <w:t xml:space="preserve">markers).</w:t>
+      </w:r>
+    </w:p>
+    <w:tbl>
+      <w:tblPr>
+        <w:tblStyle w:val="Table"/>
+        <w:tblW w:type="pct" w:w="5000"/>
+        <w:tblLook w:firstRow="1" w:lastRow="0" w:firstColumn="0" w:lastColumn="0" w:noHBand="0" w:noVBand="0" w:val="0020"/>
+        <w:jc w:val="start"/>
+      </w:tblPr>
+      <w:tblGrid>
+        <w:gridCol w:w="1980"/>
+        <w:gridCol w:w="1980"/>
+        <w:gridCol w:w="1980"/>
+        <w:gridCol w:w="1980"/>
+      </w:tblGrid>
+      <w:tr>
+        <w:trPr>
+          <w:tblHeader w:val="true"/>
+        </w:trPr>
+        <w:tc>
+          <w:tcPr/>
+          <w:p>
+            <w:pPr>
+              <w:pStyle w:val="Compact"/>
+              <w:jc w:val="left"/>
+            </w:pPr>
+            <w:r>
+              <w:t xml:space="preserve">Gap</w:t>
+            </w:r>
+          </w:p>
+        </w:tc>
+        <w:tc>
+          <w:tcPr/>
+          <w:p>
+            <w:pPr>
+              <w:pStyle w:val="Compact"/>
+              <w:jc w:val="left"/>
+            </w:pPr>
+            <w:r>
+              <w:t xml:space="preserve">Mutation</w:t>
+            </w:r>
+          </w:p>
+        </w:tc>
+        <w:tc>
+          <w:tcPr/>
+          <w:p>
+            <w:pPr>
+              <w:pStyle w:val="Compact"/>
+              <w:jc w:val="left"/>
+            </w:pPr>
+            <w:r>
+              <w:t xml:space="preserve">Result</w:t>
+            </w:r>
+          </w:p>
+        </w:tc>
+        <w:tc>
+          <w:tcPr/>
+          <w:p>
+            <w:pPr>
+              <w:pStyle w:val="Compact"/>
+              <w:jc w:val="left"/>
+            </w:pPr>
+            <w:r>
+              <w:t xml:space="preserve">Evidence</w:t>
+            </w:r>
+          </w:p>
+        </w:tc>
+      </w:tr>
+      <w:tr>
+        <w:tc>
+          <w:tcPr/>
+          <w:p>
+            <w:pPr>
+              <w:pStyle w:val="Compact"/>
+              <w:jc w:val="left"/>
+            </w:pPr>
+            <w:r>
+              <w:rPr>
+                <w:bCs/>
+                <w:b/>
+              </w:rPr>
+              <w:t xml:space="preserve">B1</w:t>
+            </w:r>
+            <w:r>
+              <w:t xml:space="preserve"> </w:t>
+            </w:r>
+            <w:r>
+              <w:t xml:space="preserve">scope propagation</w:t>
+            </w:r>
+          </w:p>
+        </w:tc>
+        <w:tc>
+          <w:tcPr/>
+          <w:p>
+            <w:pPr>
+              <w:pStyle w:val="Compact"/>
+              <w:jc w:val="left"/>
+            </w:pPr>
+            <w:r>
+              <w:rPr>
+                <w:rStyle w:val="VerbatimChar"/>
+              </w:rPr>
+              <w:t xml:space="preserve">fetchFn(origin, slice, { outcomes, scope })</w:t>
+            </w:r>
+            <w:r>
+              <w:t xml:space="preserve"> </w:t>
+            </w:r>
+            <w:r>
+              <w:t xml:space="preserve">→</w:t>
+            </w:r>
+            <w:r>
+              <w:t xml:space="preserve"> </w:t>
+            </w:r>
+            <w:r>
+              <w:rPr>
+                <w:rStyle w:val="VerbatimChar"/>
+              </w:rPr>
+              <w:t xml:space="preserve">{ outcomes }</w:t>
+            </w:r>
+          </w:p>
+        </w:tc>
+        <w:tc>
+          <w:tcPr/>
+          <w:p>
+            <w:pPr>
+              <w:pStyle w:val="Compact"/>
+              <w:jc w:val="left"/>
+            </w:pPr>
+            <w:r>
+              <w:rPr>
+                <w:bCs/>
+                <w:b/>
+              </w:rPr>
+              <w:t xml:space="preserve">B1-1 fails</w:t>
+            </w:r>
+          </w:p>
+        </w:tc>
+        <w:tc>
+          <w:tcPr/>
+          <w:p>
+            <w:pPr>
+              <w:pStyle w:val="Compact"/>
+              <w:jc w:val="left"/>
+            </w:pPr>
+            <w:r>
+              <w:rPr>
+                <w:rStyle w:val="VerbatimChar"/>
+              </w:rPr>
+              <w:t xml:space="preserve">AssertionError … a scope was passed to the fetch boundary (was DEAD/omitted before B1)</w:t>
+            </w:r>
+            <w:r>
+              <w:t xml:space="preserve">; B1-2/B1-3 cascade</w:t>
+            </w:r>
+          </w:p>
+        </w:tc>
+      </w:tr>
+      <w:tr>
+        <w:tc>
+          <w:tcPr/>
+          <w:p>
+            <w:pPr>
+              <w:pStyle w:val="Compact"/>
+              <w:jc w:val="left"/>
+            </w:pPr>
+            <w:r>
+              <w:rPr>
+                <w:bCs/>
+                <w:b/>
+              </w:rPr>
+              <w:t xml:space="preserve">B2</w:t>
+            </w:r>
+            <w:r>
+              <w:t xml:space="preserve"> </w:t>
+            </w:r>
+            <w:r>
+              <w:t xml:space="preserve">queued-waiter abort</w:t>
+            </w:r>
+          </w:p>
+        </w:tc>
+        <w:tc>
+          <w:tcPr/>
+          <w:p>
+            <w:pPr>
+              <w:pStyle w:val="Compact"/>
+              <w:jc w:val="left"/>
+            </w:pPr>
+            <w:r>
+              <w:t xml:space="preserve">remove</w:t>
+            </w:r>
+            <w:r>
+              <w:t xml:space="preserve"> </w:t>
+            </w:r>
+            <w:r>
+              <w:rPr>
+                <w:rStyle w:val="VerbatimChar"/>
+              </w:rPr>
+              <w:t xml:space="preserve">sig.addEventListener("abort", onAbort…)</w:t>
+            </w:r>
+            <w:r>
+              <w:t xml:space="preserve"> </w:t>
+            </w:r>
+            <w:r>
+              <w:t xml:space="preserve">(line 641)</w:t>
+            </w:r>
+          </w:p>
+        </w:tc>
+        <w:tc>
+          <w:tcPr/>
+          <w:p>
+            <w:pPr>
+              <w:pStyle w:val="Compact"/>
+              <w:jc w:val="left"/>
+            </w:pPr>
+            <w:r>
+              <w:rPr>
+                <w:bCs/>
+                <w:b/>
+              </w:rPr>
+              <w:t xml:space="preserve">B2-1 fails</w:t>
+            </w:r>
+          </w:p>
+        </w:tc>
+        <w:tc>
+          <w:tcPr/>
+          <w:p>
+            <w:pPr>
+              <w:pStyle w:val="Compact"/>
+              <w:jc w:val="left"/>
+            </w:pPr>
+            <w:r>
+              <w:rPr>
+                <w:rStyle w:val="VerbatimChar"/>
+              </w:rPr>
+              <w:t xml:space="preserve">'hung' !== 'settled'</w:t>
+            </w:r>
+            <w:r>
+              <w:t xml:space="preserve">; B2-2/3/4 cascade</w:t>
+            </w:r>
+            <w:r>
+              <w:t xml:space="preserve"> </w:t>
+            </w:r>
+            <w:r>
+              <w:rPr>
+                <w:rStyle w:val="VerbatimChar"/>
+              </w:rPr>
+              <w:t xml:space="preserve">proc slot leaked (active=1)</w:t>
+            </w:r>
+          </w:p>
+        </w:tc>
+      </w:tr>
+      <w:tr>
+        <w:tc>
+          <w:tcPr/>
+          <w:p>
+            <w:pPr>
+              <w:pStyle w:val="Compact"/>
+              <w:jc w:val="left"/>
+            </w:pPr>
+            <w:r>
+              <w:rPr>
+                <w:bCs/>
+                <w:b/>
+              </w:rPr>
+              <w:t xml:space="preserve">B3</w:t>
+            </w:r>
+            <w:r>
+              <w:t xml:space="preserve"> </w:t>
+            </w:r>
+            <w:r>
+              <w:t xml:space="preserve">stalled-child kill</w:t>
+            </w:r>
+          </w:p>
+        </w:tc>
+        <w:tc>
+          <w:tcPr/>
+          <w:p>
+            <w:pPr>
+              <w:pStyle w:val="Compact"/>
+              <w:jc w:val="left"/>
+            </w:pPr>
+            <w:r>
+              <w:t xml:space="preserve">disable abort registration (747-750)</w:t>
+            </w:r>
+          </w:p>
+        </w:tc>
+        <w:tc>
+          <w:tcPr/>
+          <w:p>
+            <w:pPr>
+              <w:pStyle w:val="Compact"/>
+              <w:jc w:val="left"/>
+            </w:pPr>
+            <w:r>
+              <w:rPr>
+                <w:bCs/>
+                <w:b/>
+              </w:rPr>
+              <w:t xml:space="preserve">B3 fails</w:t>
+            </w:r>
+          </w:p>
+        </w:tc>
+        <w:tc>
+          <w:tcPr/>
+          <w:p>
+            <w:pPr>
+              <w:pStyle w:val="Compact"/>
+              <w:jc w:val="left"/>
+            </w:pPr>
+            <w:r>
+              <w:rPr>
+                <w:rStyle w:val="VerbatimChar"/>
+              </w:rPr>
+              <w:t xml:space="preserve">parent settled promptly after abort (elapsed=60005ms)</w:t>
+            </w:r>
+            <w:r>
+              <w:t xml:space="preserve"> </w:t>
+            </w:r>
+            <w:r>
+              <w:t xml:space="preserve">— child ran the</w:t>
+            </w:r>
+            <w:r>
+              <w:t xml:space="preserve"> </w:t>
+            </w:r>
+            <w:r>
+              <w:rPr>
+                <w:bCs/>
+                <w:b/>
+              </w:rPr>
+              <w:t xml:space="preserve">full 60 s</w:t>
+            </w:r>
+            <w:r>
+              <w:t xml:space="preserve"> </w:t>
+            </w:r>
+            <w:r>
+              <w:t xml:space="preserve">timeout</w:t>
+            </w:r>
+          </w:p>
+        </w:tc>
+      </w:tr>
+      <w:tr>
+        <w:tc>
+          <w:tcPr/>
+          <w:p>
+            <w:pPr>
+              <w:pStyle w:val="Compact"/>
+              <w:jc w:val="left"/>
+            </w:pPr>
+            <w:r>
+              <w:rPr>
+                <w:bCs/>
+                <w:b/>
+              </w:rPr>
+              <w:t xml:space="preserve">B7</w:t>
+            </w:r>
+            <w:r>
+              <w:t xml:space="preserve"> </w:t>
+            </w:r>
+            <w:r>
+              <w:t xml:space="preserve">coalescing</w:t>
+            </w:r>
+          </w:p>
+        </w:tc>
+        <w:tc>
+          <w:tcPr/>
+          <w:p>
+            <w:pPr>
+              <w:pStyle w:val="Compact"/>
+              <w:jc w:val="left"/>
+            </w:pPr>
+            <w:r>
+              <w:rPr>
+                <w:rStyle w:val="VerbatimChar"/>
+              </w:rPr>
+              <w:t xml:space="preserve">if (false &amp;&amp; existing …)</w:t>
+            </w:r>
+          </w:p>
+        </w:tc>
+        <w:tc>
+          <w:tcPr/>
+          <w:p>
+            <w:pPr>
+              <w:pStyle w:val="Compact"/>
+              <w:jc w:val="left"/>
+            </w:pPr>
+            <w:r>
+              <w:rPr>
+                <w:bCs/>
+                <w:b/>
+              </w:rPr>
+              <w:t xml:space="preserve">B7-1 fails</w:t>
+            </w:r>
+          </w:p>
+        </w:tc>
+        <w:tc>
+          <w:tcPr/>
+          <w:p>
+            <w:pPr>
+              <w:pStyle w:val="Compact"/>
+              <w:jc w:val="left"/>
+            </w:pPr>
+            <w:r>
+              <w:rPr>
+                <w:rStyle w:val="VerbatimChar"/>
+              </w:rPr>
+              <w:t xml:space="preserve">2 !== 1</w:t>
+            </w:r>
+            <w:r>
+              <w:t xml:space="preserve"> </w:t>
+            </w:r>
+            <w:r>
+              <w:t xml:space="preserve">(two fetches)</w:t>
+            </w:r>
+          </w:p>
+        </w:tc>
+      </w:tr>
+      <w:tr>
+        <w:tc>
+          <w:tcPr/>
+          <w:p>
+            <w:pPr>
+              <w:pStyle w:val="Compact"/>
+              <w:jc w:val="left"/>
+            </w:pPr>
+            <w:r>
+              <w:rPr>
+                <w:bCs/>
+                <w:b/>
+              </w:rPr>
+              <w:t xml:space="preserve">B7</w:t>
+            </w:r>
+            <w:r>
+              <w:t xml:space="preserve"> </w:t>
+            </w:r>
+            <w:r>
+              <w:t xml:space="preserve">liveness</w:t>
+            </w:r>
+          </w:p>
+        </w:tc>
+        <w:tc>
+          <w:tcPr/>
+          <w:p>
+            <w:pPr>
+              <w:pStyle w:val="Compact"/>
+              <w:jc w:val="left"/>
+            </w:pPr>
+            <w:r>
+              <w:rPr>
+                <w:rStyle w:val="VerbatimChar"/>
+              </w:rPr>
+              <w:t xml:space="preserve">if (existing) return …</w:t>
+            </w:r>
+            <w:r>
+              <w:t xml:space="preserve"> </w:t>
+            </w:r>
+            <w:r>
+              <w:t xml:space="preserve">(ignore</w:t>
+            </w:r>
+            <w:r>
+              <w:t xml:space="preserve"> </w:t>
+            </w:r>
+            <w:r>
+              <w:rPr>
+                <w:rStyle w:val="VerbatimChar"/>
+              </w:rPr>
+              <w:t xml:space="preserve">scope.aborted()</w:t>
+            </w:r>
+            <w:r>
+              <w:t xml:space="preserve">)</w:t>
+            </w:r>
+          </w:p>
+        </w:tc>
+        <w:tc>
+          <w:tcPr/>
+          <w:p>
+            <w:pPr>
+              <w:pStyle w:val="Compact"/>
+              <w:jc w:val="left"/>
+            </w:pPr>
+            <w:r>
+              <w:rPr>
+                <w:bCs/>
+                <w:b/>
+              </w:rPr>
+              <w:t xml:space="preserve">B7-2 fails</w:t>
+            </w:r>
+          </w:p>
+        </w:tc>
+        <w:tc>
+          <w:tcPr/>
+          <w:p>
+            <w:pPr>
+              <w:pStyle w:val="Compact"/>
+              <w:jc w:val="left"/>
+            </w:pPr>
+            <w:r>
+              <w:rPr>
+                <w:rStyle w:val="VerbatimChar"/>
+              </w:rPr>
+              <w:t xml:space="preserve">1 !== 2</w:t>
+            </w:r>
+            <w:r>
+              <w:t xml:space="preserve"> </w:t>
+            </w:r>
+            <w:r>
+              <w:t xml:space="preserve">(new caller coalesced onto aborted entry)</w:t>
+            </w:r>
+          </w:p>
+        </w:tc>
+      </w:tr>
+    </w:tbl>
+    <w:p>
+      <w:pPr>
+        <w:pStyle w:val="BodyText"/>
+      </w:pPr>
+      <w:r>
+        <w:t xml:space="preserve">B7 needs two mutants because the two clauses of the guard (</w:t>
+      </w:r>
+      <w:r>
+        <w:rPr>
+          <w:rStyle w:val="VerbatimChar"/>
+        </w:rPr>
+        <w:t xml:space="preserve">existing</w:t>
+      </w:r>
+      <w:r>
+        <w:t xml:space="preserve"> </w:t>
+      </w:r>
+      <w:r>
+        <w:t xml:space="preserve">and</w:t>
+      </w:r>
+      <w:r>
+        <w:t xml:space="preserve"> </w:t>
+      </w:r>
+      <w:r>
+        <w:rPr>
+          <w:rStyle w:val="VerbatimChar"/>
+        </w:rPr>
+        <w:t xml:space="preserve">!scope.aborted()</w:t>
+      </w:r>
+      <w:r>
+        <w:t xml:space="preserve">) are independently load-bearing.</w:t>
+      </w:r>
+    </w:p>
+    <w:p>
+      <w:r>
+        <w:pict>
+          <v:rect style="width:0;height:1.5pt" o:hralign="center" o:hrstd="t" o:hr="t"/>
+        </w:pict>
+      </w:r>
+    </w:p>
+    <w:bookmarkEnd w:id="23"/>
+    <w:bookmarkStart w:id="24" w:name="gate-results-b317833-this-session"/>
+    <w:p>
+      <w:pPr>
+        <w:pStyle w:val="Heading2"/>
+      </w:pPr>
+      <w:r>
+        <w:t xml:space="preserve">4. Gate results (</w:t>
+      </w:r>
+      <w:r>
+        <w:rPr>
+          <w:rStyle w:val="VerbatimChar"/>
+        </w:rPr>
+        <w:t xml:space="preserve">b317833</w:t>
+      </w:r>
+      <w:r>
+        <w:t xml:space="preserve">, this session)</w:t>
+      </w:r>
+    </w:p>
+    <w:p>
+      <w:pPr>
+        <w:pStyle w:val="FirstParagraph"/>
+      </w:pPr>
+      <w:r>
+        <w:rPr>
+          <w:bCs/>
+          <w:b/>
+        </w:rPr>
+        <w:t xml:space="preserve">All 7 cancellation test files green</w:t>
+      </w:r>
+      <w:r>
+        <w:t xml:space="preserve"> </w:t>
+      </w:r>
+      <w:r>
+        <w:t xml:space="preserve">(fixtures: local</w:t>
+      </w:r>
+      <w:r>
+        <w:t xml:space="preserve"> </w:t>
+      </w:r>
+      <w:r>
+        <w:rPr>
+          <w:rStyle w:val="VerbatimChar"/>
+        </w:rPr>
+        <w:t xml:space="preserve">ciq-int-pg</w:t>
+      </w:r>
+      <w:r>
+        <w:t xml:space="preserve"> </w:t>
+      </w:r>
+      <w:r>
+        <w:t xml:space="preserve">on 55432,</w:t>
+      </w:r>
+      <w:r>
+        <w:t xml:space="preserve"> </w:t>
+      </w:r>
+      <w:r>
+        <w:rPr>
+          <w:rStyle w:val="VerbatimChar"/>
+        </w:rPr>
+        <w:t xml:space="preserve">ciq-int-redis</w:t>
+      </w:r>
+      <w:r>
+        <w:t xml:space="preserve"> </w:t>
+      </w:r>
+      <w:r>
+        <w:t xml:space="preserve">on 56379; no production</w:t>
+      </w:r>
+      <w:r>
+        <w:t xml:space="preserve"> </w:t>
+      </w:r>
+      <w:r>
+        <w:rPr>
+          <w:rStyle w:val="VerbatimChar"/>
+        </w:rPr>
+        <w:t xml:space="preserve">DATABASE_URL</w:t>
+      </w:r>
+      <w:r>
+        <w:t xml:space="preserve">;</w:t>
+      </w:r>
+      <w:r>
+        <w:t xml:space="preserve"> </w:t>
+      </w:r>
+      <w:r>
+        <w:rPr>
+          <w:rStyle w:val="VerbatimChar"/>
+        </w:rPr>
+        <w:t xml:space="preserve">PDF_RECOVERY_MAX_BUDGET_MS=600000</w:t>
+      </w:r>
+      <w:r>
+        <w:t xml:space="preserve">):</w:t>
+      </w:r>
+    </w:p>
+    <w:p>
+      <w:pPr>
+        <w:pStyle w:val="SourceCode"/>
+      </w:pPr>
+      <w:r>
+        <w:rPr>
+          <w:rStyle w:val="VerbatimChar"/>
+        </w:rPr>
+        <w:t xml:space="preserve">operation-scoped-cancellation        pass 7  fail 0</w:t>
+      </w:r>
+      <w:r>
+        <w:br/>
+      </w:r>
+      <w:r>
+        <w:rPr>
+          <w:rStyle w:val="VerbatimChar"/>
+        </w:rPr>
+        <w:t xml:space="preserve">company-pdf-recovery-boundary        pass 6  fail 0</w:t>
+      </w:r>
+      <w:r>
+        <w:br/>
+      </w:r>
+      <w:r>
+        <w:rPr>
+          <w:rStyle w:val="VerbatimChar"/>
+        </w:rPr>
+        <w:t xml:space="preserve">cancellable-proc-admission-boundary  pass 4  fail 0</w:t>
+      </w:r>
+      <w:r>
+        <w:br/>
+      </w:r>
+      <w:r>
+        <w:rPr>
+          <w:rStyle w:val="VerbatimChar"/>
+        </w:rPr>
+        <w:t xml:space="preserve">inflight-coalescing-boundary         pass 2  fail 0</w:t>
+      </w:r>
+      <w:r>
+        <w:br/>
+      </w:r>
+      <w:r>
+        <w:rPr>
+          <w:rStyle w:val="VerbatimChar"/>
+        </w:rPr>
+        <w:t xml:space="preserve">stalled-extraction-boundary          pass 2  fail 0</w:t>
+      </w:r>
+      <w:r>
+        <w:br/>
+      </w:r>
+      <w:r>
+        <w:rPr>
+          <w:rStyle w:val="VerbatimChar"/>
+        </w:rPr>
+        <w:t xml:space="preserve">pdf-parse-subprocess-equivalence     pass 2  fail 0</w:t>
+      </w:r>
+      <w:r>
+        <w:br/>
+      </w:r>
+      <w:r>
+        <w:rPr>
+          <w:rStyle w:val="VerbatimChar"/>
+        </w:rPr>
+        <w:t xml:space="preserve">browser-close-order (real Chromium)  pass 4  fail 0</w:t>
+      </w:r>
+    </w:p>
+    <w:p>
+      <w:pPr>
+        <w:pStyle w:val="FirstParagraph"/>
+      </w:pPr>
+      <w:r>
+        <w:t xml:space="preserve">Total 27 subtests, 0 failures.</w:t>
+      </w:r>
+      <w:r>
+        <w:t xml:space="preserve"> </w:t>
+      </w:r>
+      <w:r>
+        <w:rPr>
+          <w:rStyle w:val="VerbatimChar"/>
+        </w:rPr>
+        <w:t xml:space="preserve">browser-close-order</w:t>
+      </w:r>
+      <w:r>
+        <w:t xml:space="preserve"> </w:t>
+      </w:r>
+      <w:r>
+        <w:t xml:space="preserve">ran against a</w:t>
+      </w:r>
+      <w:r>
+        <w:t xml:space="preserve"> </w:t>
+      </w:r>
+      <w:r>
+        <w:rPr>
+          <w:bCs/>
+          <w:b/>
+        </w:rPr>
+        <w:t xml:space="preserve">real</w:t>
+      </w:r>
+      <w:r>
+        <w:t xml:space="preserve"> </w:t>
+      </w:r>
+      <w:r>
+        <w:t xml:space="preserve">Chromium (</w:t>
+      </w:r>
+      <w:r>
+        <w:rPr>
+          <w:rStyle w:val="VerbatimChar"/>
+        </w:rPr>
+        <w:t xml:space="preserve">/usr/local/bin/chromium</w:t>
+      </w:r>
+      <w:r>
+        <w:t xml:space="preserve">), not skipped.</w:t>
+      </w:r>
+    </w:p>
+    <w:p>
+      <w:r>
+        <w:pict>
+          <v:rect style="width:0;height:1.5pt" o:hralign="center" o:hrstd="t" o:hr="t"/>
+        </w:pict>
+      </w:r>
+    </w:p>
+    <w:bookmarkEnd w:id="24"/>
+    <w:bookmarkStart w:id="25" w:name="normalized-tsc-comparison"/>
+    <w:p>
+      <w:pPr>
+        <w:pStyle w:val="Heading2"/>
+      </w:pPr>
+      <w:r>
+        <w:t xml:space="preserve">5. Normalized tsc comparison</w:t>
+      </w:r>
+    </w:p>
+    <w:p>
+      <w:pPr>
+        <w:pStyle w:val="FirstParagraph"/>
+      </w:pPr>
+      <w:r>
+        <w:rPr>
+          <w:rStyle w:val="VerbatimChar"/>
+        </w:rPr>
+        <w:t xml:space="preserve">npx tsc --noEmit</w:t>
+      </w:r>
+      <w:r>
+        <w:t xml:space="preserve">, error sets sorted and path-normalized, candidate vs base (base run in a worktree checked out at</w:t>
+      </w:r>
+      <w:r>
+        <w:t xml:space="preserve"> </w:t>
+      </w:r>
+      <w:r>
+        <w:rPr>
+          <w:rStyle w:val="VerbatimChar"/>
+        </w:rPr>
+        <w:t xml:space="preserve">origin/main</w:t>
+      </w:r>
+      <w:r>
+        <w:t xml:space="preserve"> </w:t>
+      </w:r>
+      <w:r>
+        <w:t xml:space="preserve">with the same</w:t>
+      </w:r>
+      <w:r>
+        <w:t xml:space="preserve"> </w:t>
+      </w:r>
+      <w:r>
+        <w:rPr>
+          <w:rStyle w:val="VerbatimChar"/>
+        </w:rPr>
+        <w:t xml:space="preserve">node_modules</w:t>
+      </w:r>
+      <w:r>
+        <w:t xml:space="preserve">):</w:t>
       </w:r>
     </w:p>
     <w:tbl>
@@ -345,22 +1945,18 @@
           <w:p>
             <w:pPr>
               <w:pStyle w:val="Compact"/>
-              <w:jc w:val="left"/>
-            </w:pPr>
-            <w:r>
-              <w:t xml:space="preserve">Document</w:t>
-            </w:r>
-          </w:p>
-        </w:tc>
-        <w:tc>
-          <w:tcPr/>
-          <w:p>
-            <w:pPr>
-              <w:pStyle w:val="Compact"/>
-              <w:jc w:val="left"/>
-            </w:pPr>
-            <w:r>
-              <w:t xml:space="preserve">What it contains</w:t>
+            </w:pPr>
+          </w:p>
+        </w:tc>
+        <w:tc>
+          <w:tcPr/>
+          <w:p>
+            <w:pPr>
+              <w:pStyle w:val="Compact"/>
+              <w:jc w:val="left"/>
+            </w:pPr>
+            <w:r>
+              <w:t xml:space="preserve">errors</w:t>
             </w:r>
           </w:p>
         </w:tc>
@@ -373,25 +1969,8 @@
               <w:pStyle w:val="Compact"/>
               <w:jc w:val="left"/>
             </w:pPr>
-            <w:hyperlink r:id="rId20">
-              <w:r>
-                <w:rPr>
-                  <w:rStyle w:val="Hyperlink"/>
-                </w:rPr>
-                <w:t xml:space="preserve">BRANCH_DIFF.md</w:t>
-              </w:r>
-            </w:hyperlink>
-          </w:p>
-        </w:tc>
-        <w:tc>
-          <w:tcPr/>
-          <w:p>
-            <w:pPr>
-              <w:pStyle w:val="Compact"/>
-              <w:jc w:val="left"/>
-            </w:pPr>
-            <w:r>
-              <w:t xml:space="preserve">Commits, files, what changed in</w:t>
+            <w:r>
+              <w:t xml:space="preserve">base</w:t>
             </w:r>
             <w:r>
               <w:t xml:space="preserve"> </w:t>
@@ -400,37 +1979,19 @@
               <w:rPr>
                 <w:rStyle w:val="VerbatimChar"/>
               </w:rPr>
-              <w:t xml:space="preserve">processor.ts</w:t>
-            </w:r>
-            <w:r>
-              <w:t xml:space="preserve">/</w:t>
-            </w:r>
-            <w:r>
-              <w:rPr>
-                <w:rStyle w:val="VerbatimChar"/>
-              </w:rPr>
-              <w:t xml:space="preserve">worker.ts</w:t>
-            </w:r>
-            <w:r>
-              <w:t xml:space="preserve">/</w:t>
-            </w:r>
-            <w:r>
-              <w:rPr>
-                <w:rStyle w:val="VerbatimChar"/>
-              </w:rPr>
-              <w:t xml:space="preserve">storage.ts</w:t>
-            </w:r>
-            <w:r>
-              <w:t xml:space="preserve">/</w:t>
-            </w:r>
-            <w:r>
-              <w:rPr>
-                <w:rStyle w:val="VerbatimChar"/>
-              </w:rPr>
-              <w:t xml:space="preserve">batch-stop-rule.ts</w:t>
-            </w:r>
-            <w:r>
-              <w:t xml:space="preserve">, gates, review focus</w:t>
+              <w:t xml:space="preserve">8c03b07</w:t>
+            </w:r>
+          </w:p>
+        </w:tc>
+        <w:tc>
+          <w:tcPr/>
+          <w:p>
+            <w:pPr>
+              <w:pStyle w:val="Compact"/>
+              <w:jc w:val="left"/>
+            </w:pPr>
+            <w:r>
+              <w:t xml:space="preserve">62</w:t>
             </w:r>
           </w:p>
         </w:tc>
@@ -443,25 +2004,29 @@
               <w:pStyle w:val="Compact"/>
               <w:jc w:val="left"/>
             </w:pPr>
-            <w:hyperlink r:id="rId21">
-              <w:r>
-                <w:rPr>
-                  <w:rStyle w:val="Hyperlink"/>
-                </w:rPr>
-                <w:t xml:space="preserve">TEST_RESULTS.md</w:t>
-              </w:r>
-            </w:hyperlink>
-          </w:p>
-        </w:tc>
-        <w:tc>
-          <w:tcPr/>
-          <w:p>
-            <w:pPr>
-              <w:pStyle w:val="Compact"/>
-              <w:jc w:val="left"/>
-            </w:pPr>
-            <w:r>
-              <w:t xml:space="preserve">Before/after repro (unlimited and TasksMax=400), new tests, regression suites, integration suite with process identities, real-PG stop-rule test, tsc, what is not verified</w:t>
+            <w:r>
+              <w:t xml:space="preserve">candidate</w:t>
+            </w:r>
+            <w:r>
+              <w:t xml:space="preserve"> </w:t>
+            </w:r>
+            <w:r>
+              <w:rPr>
+                <w:rStyle w:val="VerbatimChar"/>
+              </w:rPr>
+              <w:t xml:space="preserve">b317833</w:t>
+            </w:r>
+          </w:p>
+        </w:tc>
+        <w:tc>
+          <w:tcPr/>
+          <w:p>
+            <w:pPr>
+              <w:pStyle w:val="Compact"/>
+              <w:jc w:val="left"/>
+            </w:pPr>
+            <w:r>
+              <w:t xml:space="preserve">61</w:t>
             </w:r>
           </w:p>
         </w:tc>
@@ -474,41 +2039,43 @@
               <w:pStyle w:val="Compact"/>
               <w:jc w:val="left"/>
             </w:pPr>
-            <w:hyperlink r:id="rId22">
-              <w:r>
-                <w:rPr>
-                  <w:rStyle w:val="Hyperlink"/>
-                </w:rPr>
-                <w:t xml:space="preserve">evidence/batch1276-url-reconciliation.md</w:t>
-              </w:r>
-            </w:hyperlink>
-          </w:p>
-        </w:tc>
-        <w:tc>
-          <w:tcPr/>
-          <w:p>
-            <w:pPr>
-              <w:pStyle w:val="Compact"/>
-              <w:jc w:val="left"/>
-            </w:pPr>
-            <w:r>
-              <w:t xml:space="preserve">Batch 1276: failed, then recovered, then residual gap per company.</w:t>
-            </w:r>
-            <w:r>
-              <w:t xml:space="preserve"> </w:t>
-            </w:r>
             <w:r>
               <w:rPr>
                 <w:bCs/>
                 <w:b/>
               </w:rPr>
-              <w:t xml:space="preserve">Batch 1276 is a failed/degraded run</w:t>
+              <w:t xml:space="preserve">new errors in candidate</w:t>
             </w:r>
             <w:r>
               <w:t xml:space="preserve"> </w:t>
             </w:r>
             <w:r>
-              <w:t xml:space="preserve">(see below).</w:t>
+              <w:t xml:space="preserve">(</w:t>
+            </w:r>
+            <w:r>
+              <w:rPr>
+                <w:rStyle w:val="VerbatimChar"/>
+              </w:rPr>
+              <w:t xml:space="preserve">comm -13</w:t>
+            </w:r>
+            <w:r>
+              <w:t xml:space="preserve">)</w:t>
+            </w:r>
+          </w:p>
+        </w:tc>
+        <w:tc>
+          <w:tcPr/>
+          <w:p>
+            <w:pPr>
+              <w:pStyle w:val="Compact"/>
+              <w:jc w:val="left"/>
+            </w:pPr>
+            <w:r>
+              <w:rPr>
+                <w:bCs/>
+                <w:b/>
+              </w:rPr>
+              <w:t xml:space="preserve">0</w:t>
             </w:r>
           </w:p>
         </w:tc>
@@ -522,22 +2089,28 @@
               <w:jc w:val="left"/>
             </w:pPr>
             <w:r>
+              <w:t xml:space="preserve">errors removed by candidate (</w:t>
+            </w:r>
+            <w:r>
               <w:rPr>
                 <w:rStyle w:val="VerbatimChar"/>
               </w:rPr>
-              <w:t xml:space="preserve">evidence/browser-lifetime-candidate/</w:t>
-            </w:r>
-          </w:p>
-        </w:tc>
-        <w:tc>
-          <w:tcPr/>
-          <w:p>
-            <w:pPr>
-              <w:pStyle w:val="Compact"/>
-              <w:jc w:val="left"/>
-            </w:pPr>
-            <w:r>
-              <w:t xml:space="preserve">Raw repro JSON and logs for the four worktree runs, plus</w:t>
+              <w:t xml:space="preserve">comm -23</w:t>
+            </w:r>
+            <w:r>
+              <w:t xml:space="preserve">)</w:t>
+            </w:r>
+          </w:p>
+        </w:tc>
+        <w:tc>
+          <w:tcPr/>
+          <w:p>
+            <w:pPr>
+              <w:pStyle w:val="Compact"/>
+              <w:jc w:val="left"/>
+            </w:pPr>
+            <w:r>
+              <w:t xml:space="preserve">1 —</w:t>
             </w:r>
             <w:r>
               <w:t xml:space="preserve"> </w:t>
@@ -546,478 +2119,513 @@
               <w:rPr>
                 <w:rStyle w:val="VerbatimChar"/>
               </w:rPr>
-              <w:t xml:space="preserve">wt-run.sh</w:t>
-            </w:r>
-          </w:p>
-        </w:tc>
-      </w:tr>
-      <w:tr>
-        <w:tc>
-          <w:tcPr/>
-          <w:p>
-            <w:pPr>
-              <w:pStyle w:val="Compact"/>
-              <w:jc w:val="left"/>
-            </w:pPr>
-            <w:r>
-              <w:rPr>
-                <w:rStyle w:val="VerbatimChar"/>
-              </w:rPr>
-              <w:t xml:space="preserve">evidence/regression-caaa191/</w:t>
-            </w:r>
-          </w:p>
-        </w:tc>
-        <w:tc>
-          <w:tcPr/>
-          <w:p>
-            <w:pPr>
-              <w:pStyle w:val="Compact"/>
-              <w:jc w:val="left"/>
-            </w:pPr>
-            <w:r>
-              <w:t xml:space="preserve">Suite logs, tsc outputs (base and</w:t>
+              <w:t xml:space="preserve">processor.ts(4,22) TS7016: Could not find a declaration file for module 'pdf-parse'</w:t>
             </w:r>
             <w:r>
               <w:t xml:space="preserve"> </w:t>
             </w:r>
             <w:r>
-              <w:rPr>
-                <w:rStyle w:val="VerbatimChar"/>
-              </w:rPr>
-              <w:t xml:space="preserve">caaa191</w:t>
-            </w:r>
-            <w:r>
-              <w:t xml:space="preserve">), integration logs for the previous candidate</w:t>
-            </w:r>
-          </w:p>
-        </w:tc>
-      </w:tr>
-      <w:tr>
-        <w:tc>
-          <w:tcPr/>
-          <w:p>
-            <w:pPr>
-              <w:pStyle w:val="Compact"/>
-              <w:jc w:val="left"/>
-            </w:pPr>
-            <w:r>
-              <w:rPr>
-                <w:rStyle w:val="VerbatimChar"/>
-              </w:rPr>
-              <w:t xml:space="preserve">evidence/release-items/</w:t>
-            </w:r>
-          </w:p>
-        </w:tc>
-        <w:tc>
-          <w:tcPr/>
-          <w:p>
-            <w:pPr>
-              <w:pStyle w:val="Compact"/>
-              <w:jc w:val="left"/>
-            </w:pPr>
-            <w:r>
-              <w:t xml:space="preserve">Release-item evidence for</w:t>
-            </w:r>
-            <w:r>
-              <w:t xml:space="preserve"> </w:t>
-            </w:r>
-            <w:r>
-              <w:rPr>
-                <w:rStyle w:val="VerbatimChar"/>
-              </w:rPr>
-              <w:t xml:space="preserve">9a1b931</w:t>
-            </w:r>
-            <w:r>
-              <w:t xml:space="preserve">: stop-rule unit and real-PG logs, three integration runs with process identities,</w:t>
-            </w:r>
-            <w:r>
-              <w:t xml:space="preserve"> </w:t>
-            </w:r>
-            <w:r>
-              <w:rPr>
-                <w:rStyle w:val="VerbatimChar"/>
-              </w:rPr>
-              <w:t xml:space="preserve">tsc.txt</w:t>
-            </w:r>
-            <w:r>
-              <w:t xml:space="preserve">, and</w:t>
-            </w:r>
-            <w:r>
-              <w:t xml:space="preserve"> </w:t>
-            </w:r>
-            <w:r>
-              <w:rPr>
-                <w:rStyle w:val="VerbatimChar"/>
-              </w:rPr>
-              <w:t xml:space="preserve">regression/</w:t>
-            </w:r>
-            <w:r>
-              <w:t xml:space="preserve"> </w:t>
-            </w:r>
-            <w:r>
-              <w:t xml:space="preserve">(all suite logs re-run on</w:t>
-            </w:r>
-            <w:r>
-              <w:t xml:space="preserve"> </w:t>
-            </w:r>
-            <w:r>
-              <w:rPr>
-                <w:rStyle w:val="VerbatimChar"/>
-              </w:rPr>
-              <w:t xml:space="preserve">9a1b931</w:t>
-            </w:r>
-            <w:r>
-              <w:t xml:space="preserve">)</w:t>
+              <w:t xml:space="preserve">(eliminated because B6 moved pdf-parse out of the in-process import)</w:t>
             </w:r>
           </w:p>
         </w:tc>
       </w:tr>
     </w:tbl>
-    <w:bookmarkEnd w:id="23"/>
-    <w:bookmarkStart w:id="24" w:name="X3c3faf3d8ad862aabdb4e12b111618a77728d1e"/>
+    <w:p>
+      <w:pPr>
+        <w:pStyle w:val="BodyText"/>
+      </w:pPr>
+      <w:r>
+        <w:t xml:space="preserve">The candidate introduces</w:t>
+      </w:r>
+      <w:r>
+        <w:t xml:space="preserve"> </w:t>
+      </w:r>
+      <w:r>
+        <w:rPr>
+          <w:bCs/>
+          <w:b/>
+        </w:rPr>
+        <w:t xml:space="preserve">zero</w:t>
+      </w:r>
+      <w:r>
+        <w:t xml:space="preserve"> </w:t>
+      </w:r>
+      <w:r>
+        <w:t xml:space="preserve">new type errors and removes one pre-existing</w:t>
+      </w:r>
+      <w:r>
+        <w:t xml:space="preserve"> </w:t>
+      </w:r>
+      <w:r>
+        <w:rPr>
+          <w:rStyle w:val="VerbatimChar"/>
+        </w:rPr>
+        <w:t xml:space="preserve">any</w:t>
+      </w:r>
+      <w:r>
+        <w:t xml:space="preserve">-type warning. All 61 remaining errors are pre-existing vitest/</w:t>
+      </w:r>
+      <w:r>
+        <w:rPr>
+          <w:rStyle w:val="VerbatimChar"/>
+        </w:rPr>
+        <w:t xml:space="preserve">any</w:t>
+      </w:r>
+      <w:r>
+        <w:t xml:space="preserve"> </w:t>
+      </w:r>
+      <w:r>
+        <w:t xml:space="preserve">noise identical to base.</w:t>
+      </w:r>
+    </w:p>
+    <w:p>
+      <w:r>
+        <w:pict>
+          <v:rect style="width:0;height:1.5pt" o:hralign="center" o:hrstd="t" o:hr="t"/>
+        </w:pict>
+      </w:r>
+    </w:p>
+    <w:bookmarkEnd w:id="25"/>
+    <w:bookmarkStart w:id="26" w:name="Xf540e520244cf52a182a2b72a067ea57e8d3f20"/>
     <w:p>
       <w:pPr>
         <w:pStyle w:val="Heading2"/>
       </w:pPr>
       <w:r>
-        <w:t xml:space="preserve">Release items (reviewer’s list) — outcomes on</w:t>
-      </w:r>
-      <w:r>
-        <w:t xml:space="preserve"> </w:t>
-      </w:r>
-      <w:r>
-        <w:rPr>
-          <w:rStyle w:val="VerbatimChar"/>
-        </w:rPr>
-        <w:t xml:space="preserve">9a1b931</w:t>
+        <w:t xml:space="preserve">6. Remaining unbounded / unproven paths (honest boundary)</w:t>
       </w:r>
     </w:p>
     <w:p>
       <w:pPr>
         <w:numPr>
           <w:ilvl w:val="0"/>
-          <w:numId w:val="1001"/>
-        </w:numPr>
-        <w:pStyle w:val="Compact"/>
-      </w:pPr>
-      <w:r>
-        <w:rPr>
-          <w:bCs/>
-          <w:b/>
-        </w:rPr>
-        <w:t xml:space="preserve">Durable stop-rule cancel: done, tested.</w:t>
-      </w:r>
-    </w:p>
-    <w:p>
-      <w:pPr>
-        <w:numPr>
-          <w:ilvl w:val="1"/>
-          <w:numId w:val="1002"/>
-        </w:numPr>
-        <w:pStyle w:val="Compact"/>
-      </w:pPr>
-      <w:r>
-        <w:t xml:space="preserve">The cancel sequence now runs the flag first (local + Redis notification, synchronous). It then starts the PG cancel and the queue purge together, so the PG cancel is never gated behind the purge.</w:t>
-      </w:r>
-    </w:p>
-    <w:p>
-      <w:pPr>
-        <w:numPr>
-          <w:ilvl w:val="1"/>
-          <w:numId w:val="1002"/>
-        </w:numPr>
-        <w:pStyle w:val="Compact"/>
-      </w:pPr>
-      <w:r>
-        <w:t xml:space="preserve">The purge is bounded (10 s). The snapshot runs only after the PG cancel has committed, and only on the path that actually transitioned the batch. It is bounded (30 s), and its rows are marked</w:t>
-      </w:r>
-      <w:r>
-        <w:t xml:space="preserve"> </w:t>
-      </w:r>
-      <w:r>
-        <w:rPr>
-          <w:rStyle w:val="VerbatimChar"/>
-        </w:rPr>
-        <w:t xml:space="preserve">rejected</w:t>
-      </w:r>
-      <w:r>
-        <w:t xml:space="preserve"> </w:t>
-      </w:r>
-      <w:r>
-        <w:t xml:space="preserve">with</w:t>
-      </w:r>
-      <w:r>
-        <w:t xml:space="preserve"> </w:t>
-      </w:r>
-      <w:r>
-        <w:rPr>
-          <w:rStyle w:val="VerbatimChar"/>
-        </w:rPr>
-        <w:t xml:space="preserve">cancelled/partial snapshot … not comprehensive</w:t>
-      </w:r>
-      <w:r>
-        <w:t xml:space="preserve">.</w:t>
-      </w:r>
-    </w:p>
-    <w:p>
-      <w:pPr>
-        <w:numPr>
-          <w:ilvl w:val="1"/>
-          <w:numId w:val="1002"/>
-        </w:numPr>
-        <w:pStyle w:val="Compact"/>
-      </w:pPr>
-      <w:r>
-        <w:t xml:space="preserve">Unit tests with never-resolving purge/snapshot fakes show the PG cancel completing in &lt; 100 ms and the sequence settling within its bounds: 20/20 pass with local PG, 19 + 1 skip without it. The rule is still inert at threshold 0/unset (test 9).</w:t>
-      </w:r>
-    </w:p>
-    <w:p>
-      <w:pPr>
-        <w:numPr>
-          <w:ilvl w:val="0"/>
-          <w:numId w:val="1001"/>
-        </w:numPr>
-        <w:pStyle w:val="Compact"/>
-      </w:pPr>
-      <w:r>
-        <w:rPr>
-          <w:bCs/>
-          <w:b/>
-        </w:rPr>
-        <w:t xml:space="preserve">Extra integration process: identified, allowlisted by exe + cmdline. The zero-descendant check was not relaxed.</w:t>
-      </w:r>
-    </w:p>
-    <w:p>
-      <w:pPr>
-        <w:numPr>
-          <w:ilvl w:val="1"/>
           <w:numId w:val="1003"/>
         </w:numPr>
         <w:pStyle w:val="Compact"/>
       </w:pPr>
       <w:r>
-        <w:t xml:space="preserve">It is tsx’s esbuild transform service: exe</w:t>
-      </w:r>
-      <w:r>
-        <w:t xml:space="preserve"> </w:t>
-      </w:r>
-      <w:r>
-        <w:rPr>
-          <w:rStyle w:val="VerbatimChar"/>
-        </w:rPr>
-        <w:t xml:space="preserve">node_modules/.pnpm/@esbuild+linux-x64@0.28.0/.../bin/esbuild</w:t>
-      </w:r>
-      <w:r>
-        <w:t xml:space="preserve">, cmdline</w:t>
-      </w:r>
-      <w:r>
-        <w:t xml:space="preserve"> </w:t>
-      </w:r>
-      <w:r>
-        <w:rPr>
-          <w:rStyle w:val="VerbatimChar"/>
-        </w:rPr>
-        <w:t xml:space="preserve">&lt;exe&gt; --service=0.28.0 --ping</w:t>
-      </w:r>
-      <w:r>
-        <w:t xml:space="preserve">, parent = the test harness process.</w:t>
+        <w:rPr>
+          <w:bCs/>
+          <w:b/>
+        </w:rPr>
+        <w:t xml:space="preserve">Active in-page CDP interruption is not instantaneous.</w:t>
+      </w:r>
+      <w:r>
+        <w:t xml:space="preserve"> </w:t>
+      </w:r>
+      <w:r>
+        <w:t xml:space="preserve">A fetch/navigation/</w:t>
+      </w:r>
+      <w:r>
+        <w:rPr>
+          <w:rStyle w:val="VerbatimChar"/>
+        </w:rPr>
+        <w:t xml:space="preserve">page.evaluate</w:t>
+      </w:r>
+      <w:r>
+        <w:t xml:space="preserve">/WAF challenge already executing inside Chromium when the scope aborts is</w:t>
+      </w:r>
+      <w:r>
+        <w:t xml:space="preserve"> </w:t>
+      </w:r>
+      <w:r>
+        <w:rPr>
+          <w:bCs/>
+          <w:b/>
+        </w:rPr>
+        <w:t xml:space="preserve">not</w:t>
+      </w:r>
+      <w:r>
+        <w:t xml:space="preserve"> </w:t>
+      </w:r>
+      <w:r>
+        <w:t xml:space="preserve">torn down mid-operation by the scope machinery. Cancellation is enforced at the next admission gate (B2/B7 refusal), by dispatch suppression (B1-3), and as the hard backstop by the job-isolation SIGKILL of the whole child (observed in</w:t>
+      </w:r>
+      <w:r>
+        <w:t xml:space="preserve"> </w:t>
+      </w:r>
+      <w:r>
+        <w:rPr>
+          <w:rStyle w:val="VerbatimChar"/>
+        </w:rPr>
+        <w:t xml:space="preserve">browser-close-order</w:t>
+      </w:r>
+      <w:r>
+        <w:t xml:space="preserve"> </w:t>
+      </w:r>
+      <w:r>
+        <w:t xml:space="preserve">child-death path). The in-flight operation can run to its own completion/timeout first —</w:t>
+      </w:r>
+      <w:r>
+        <w:t xml:space="preserve"> </w:t>
+      </w:r>
+      <w:r>
+        <w:rPr>
+          <w:rStyle w:val="VerbatimChar"/>
+        </w:rPr>
+        <w:t xml:space="preserve">browser-close-order</w:t>
+      </w:r>
+      <w:r>
+        <w:t xml:space="preserve">’s</w:t>
+      </w:r>
+      <w:r>
+        <w:t xml:space="preserve"> </w:t>
+      </w:r>
+      <w:r>
+        <w:rPr>
+          <w:rStyle w:val="VerbatimChar"/>
+        </w:rPr>
+        <w:t xml:space="preserve">A_inflight</w:t>
+      </w:r>
+      <w:r>
+        <w:t xml:space="preserve"> </w:t>
+      </w:r>
+      <w:r>
+        <w:t xml:space="preserve">case demonstrates exactly this by design.</w:t>
       </w:r>
     </w:p>
     <w:p>
       <w:pPr>
         <w:numPr>
-          <w:ilvl w:val="1"/>
+          <w:ilvl w:val="0"/>
           <w:numId w:val="1003"/>
         </w:numPr>
         <w:pStyle w:val="Compact"/>
       </w:pPr>
       <w:r>
-        <w:t xml:space="preserve">It is spawned lazily when tsx compiles uncached TypeScript. In the cold-cache run it already existed before any job ran; with a warm cache it does not appear at all.</w:t>
+        <w:rPr>
+          <w:bCs/>
+          <w:b/>
+        </w:rPr>
+        <w:t xml:space="preserve">Deadline is bounded around the browser fetch, not threaded into it.</w:t>
+      </w:r>
+      <w:r>
+        <w:t xml:space="preserve"> </w:t>
+      </w:r>
+      <w:r>
+        <w:t xml:space="preserve">B1 proves the scope is passed and that dispatch stops after the deadline; it does not apply a per-request socket timeout equal to</w:t>
+      </w:r>
+      <w:r>
+        <w:t xml:space="preserve"> </w:t>
+      </w:r>
+      <w:r>
+        <w:rPr>
+          <w:rStyle w:val="VerbatimChar"/>
+        </w:rPr>
+        <w:t xml:space="preserve">remainingMs</w:t>
+      </w:r>
+      <w:r>
+        <w:t xml:space="preserve"> </w:t>
+      </w:r>
+      <w:r>
+        <w:t xml:space="preserve">inside</w:t>
+      </w:r>
+      <w:r>
+        <w:t xml:space="preserve"> </w:t>
+      </w:r>
+      <w:r>
+        <w:rPr>
+          <w:rStyle w:val="VerbatimChar"/>
+        </w:rPr>
+        <w:t xml:space="preserve">fetchIssuerPdfsWithPrimedSession</w:t>
+      </w:r>
+      <w:r>
+        <w:t xml:space="preserve">. The effective ceiling on an already-started browser fetch is the pipeline deadline → SIGKILL.</w:t>
       </w:r>
     </w:p>
     <w:p>
       <w:pPr>
         <w:numPr>
-          <w:ilvl w:val="1"/>
+          <w:ilvl w:val="0"/>
           <w:numId w:val="1003"/>
         </w:numPr>
         <w:pStyle w:val="Compact"/>
       </w:pPr>
       <w:r>
-        <w:t xml:space="preserve">It is test toolchain, not app work (production runs compiled JS without tsx). It exits with the harness.</w:t>
+        <w:rPr>
+          <w:bCs/>
+          <w:b/>
+        </w:rPr>
+        <w:t xml:space="preserve">Production recovery scope degenerates to the constant.</w:t>
+      </w:r>
+      <w:r>
+        <w:t xml:space="preserve"> </w:t>
+      </w:r>
+      <w:r>
+        <w:t xml:space="preserve">The production call omits</w:t>
+      </w:r>
+      <w:r>
+        <w:t xml:space="preserve"> </w:t>
+      </w:r>
+      <w:r>
+        <w:rPr>
+          <w:rStyle w:val="VerbatimChar"/>
+        </w:rPr>
+        <w:t xml:space="preserve">remainingMs</w:t>
+      </w:r>
+      <w:r>
+        <w:t xml:space="preserve">, so production recovery uses</w:t>
+      </w:r>
+      <w:r>
+        <w:t xml:space="preserve"> </w:t>
+      </w:r>
+      <w:r>
+        <w:rPr>
+          <w:rStyle w:val="VerbatimChar"/>
+        </w:rPr>
+        <w:t xml:space="preserve">PDF_RECOVERY_MAX_BUDGET_MS</w:t>
+      </w:r>
+      <w:r>
+        <w:t xml:space="preserve"> </w:t>
+      </w:r>
+      <w:r>
+        <w:t xml:space="preserve">(600000) as the scope deadline; the per-company remaining budget is enforced externally by job-isolation SIGKILL. The capping logic (B1-2) is asserted with a test-supplied</w:t>
+      </w:r>
+      <w:r>
+        <w:t xml:space="preserve"> </w:t>
+      </w:r>
+      <w:r>
+        <w:rPr>
+          <w:rStyle w:val="VerbatimChar"/>
+        </w:rPr>
+        <w:t xml:space="preserve">remainingMs</w:t>
+      </w:r>
+      <w:r>
+        <w:t xml:space="preserve"> </w:t>
+      </w:r>
+      <w:r>
+        <w:t xml:space="preserve">and is</w:t>
+      </w:r>
+      <w:r>
+        <w:t xml:space="preserve"> </w:t>
+      </w:r>
+      <w:r>
+        <w:rPr>
+          <w:bCs/>
+          <w:b/>
+        </w:rPr>
+        <w:t xml:space="preserve">not</w:t>
+      </w:r>
+      <w:r>
+        <w:t xml:space="preserve"> </w:t>
+      </w:r>
+      <w:r>
+        <w:t xml:space="preserve">the narrower cap running in production today.</w:t>
       </w:r>
     </w:p>
     <w:p>
       <w:pPr>
         <w:numPr>
-          <w:ilvl w:val="1"/>
+          <w:ilvl w:val="0"/>
           <w:numId w:val="1003"/>
         </w:numPr>
         <w:pStyle w:val="Compact"/>
       </w:pPr>
       <w:r>
-        <w:t xml:space="preserve">Final run: 12/12 PASS, with 0 counted descendants after completion and after</w:t>
-      </w:r>
-      <w:r>
-        <w:t xml:space="preserve"> </w:t>
-      </w:r>
-      <w:r>
-        <w:rPr>
-          <w:rStyle w:val="VerbatimChar"/>
-        </w:rPr>
-        <w:t xml:space="preserve">stopWorker</w:t>
-      </w:r>
-      <w:r>
-        <w:t xml:space="preserve">.</w:t>
+        <w:rPr>
+          <w:bCs/>
+          <w:b/>
+        </w:rPr>
+        <w:t xml:space="preserve">Specific production stalls unobserved.</w:t>
+      </w:r>
+      <w:r>
+        <w:t xml:space="preserve"> </w:t>
+      </w:r>
+      <w:r>
+        <w:t xml:space="preserve">The Idemitsu ~18-minute single step and the AXA analysis-prep ~7m26s stall (</w:t>
+      </w:r>
+      <w:r>
+        <w:rPr>
+          <w:rStyle w:val="VerbatimChar"/>
+        </w:rPr>
+        <w:t xml:space="preserve">TIMEOUT_INVESTIGATION.md</w:t>
+      </w:r>
+      <w:r>
+        <w:t xml:space="preserve">) are not reproduced here and are</w:t>
+      </w:r>
+      <w:r>
+        <w:t xml:space="preserve"> </w:t>
+      </w:r>
+      <w:r>
+        <w:rPr>
+          <w:bCs/>
+          <w:b/>
+        </w:rPr>
+        <w:t xml:space="preserve">not</w:t>
+      </w:r>
+      <w:r>
+        <w:t xml:space="preserve"> </w:t>
+      </w:r>
+      <w:r>
+        <w:t xml:space="preserve">claimed fixed by this patch.</w:t>
+      </w:r>
+    </w:p>
+    <w:p>
+      <w:r>
+        <w:pict>
+          <v:rect style="width:0;height:1.5pt" o:hralign="center" o:hrstd="t" o:hr="t"/>
+        </w:pict>
+      </w:r>
+    </w:p>
+    <w:bookmarkEnd w:id="26"/>
+    <w:bookmarkStart w:id="27" w:name="claims-kept-narrow"/>
+    <w:p>
+      <w:pPr>
+        <w:pStyle w:val="Heading2"/>
+      </w:pPr>
+      <w:r>
+        <w:t xml:space="preserve">7. Claims kept narrow</w:t>
       </w:r>
     </w:p>
     <w:p>
       <w:pPr>
         <w:numPr>
           <w:ilvl w:val="0"/>
-          <w:numId w:val="1001"/>
-        </w:numPr>
-        <w:pStyle w:val="Compact"/>
-      </w:pPr>
-      <w:r>
-        <w:rPr>
-          <w:bCs/>
-          <w:b/>
-        </w:rPr>
-        <w:t xml:space="preserve">Real-PG stop-rule test: PASS 17/17</w:t>
-      </w:r>
-      <w:r>
-        <w:t xml:space="preserve">, run on a throwaway database on a disposable local PG container, which was dropped afterwards.</w:t>
-      </w:r>
-    </w:p>
-    <w:p>
-      <w:pPr>
-        <w:numPr>
-          <w:ilvl w:val="1"/>
           <w:numId w:val="1004"/>
         </w:numPr>
         <w:pStyle w:val="Compact"/>
       </w:pPr>
       <w:r>
-        <w:t xml:space="preserve">Exercises</w:t>
-      </w:r>
-      <w:r>
-        <w:t xml:space="preserve"> </w:t>
-      </w:r>
-      <w:r>
-        <w:rPr>
-          <w:rStyle w:val="VerbatimChar"/>
-        </w:rPr>
-        <w:t xml:space="preserve">COUNT_BATCH_FAILURES_SQL</w:t>
-      </w:r>
-      <w:r>
-        <w:t xml:space="preserve">, the real</w:t>
-      </w:r>
-      <w:r>
-        <w:t xml:space="preserve"> </w:t>
-      </w:r>
-      <w:r>
-        <w:rPr>
-          <w:rStyle w:val="VerbatimChar"/>
-        </w:rPr>
-        <w:t xml:space="preserve">failJob</w:t>
-      </w:r>
-      <w:r>
-        <w:t xml:space="preserve">/</w:t>
-      </w:r>
-      <w:r>
-        <w:rPr>
-          <w:rStyle w:val="VerbatimChar"/>
-        </w:rPr>
-        <w:t xml:space="preserve">cancelBatchRun</w:t>
-      </w:r>
-      <w:r>
-        <w:t xml:space="preserve">/</w:t>
-      </w:r>
-      <w:r>
-        <w:rPr>
-          <w:rStyle w:val="VerbatimChar"/>
-        </w:rPr>
-        <w:t xml:space="preserve">claimJob</w:t>
-      </w:r>
-      <w:r>
-        <w:t xml:space="preserve">/BullMQ purge/Redis flag, and two concurrent failure paths racing to trip the rule.</w:t>
+        <w:rPr>
+          <w:bCs/>
+          <w:b/>
+        </w:rPr>
+        <w:t xml:space="preserve">Candidate only.</w:t>
+      </w:r>
+      <w:r>
+        <w:t xml:space="preserve"> </w:t>
+      </w:r>
+      <w:r>
+        <w:rPr>
+          <w:rStyle w:val="VerbatimChar"/>
+        </w:rPr>
+        <w:t xml:space="preserve">b317833</w:t>
+      </w:r>
+      <w:r>
+        <w:t xml:space="preserve"> </w:t>
+      </w:r>
+      <w:r>
+        <w:t xml:space="preserve">is a review candidate on a feature branch. Nothing was merged, deployed, or run on Railway/paid providers.</w:t>
+      </w:r>
+      <w:r>
+        <w:t xml:space="preserve"> </w:t>
+      </w:r>
+      <w:r>
+        <w:rPr>
+          <w:rStyle w:val="VerbatimChar"/>
+        </w:rPr>
+        <w:t xml:space="preserve">origin/main</w:t>
+      </w:r>
+      <w:r>
+        <w:t xml:space="preserve"> </w:t>
+      </w:r>
+      <w:r>
+        <w:t xml:space="preserve">is untouched at</w:t>
+      </w:r>
+      <w:r>
+        <w:t xml:space="preserve"> </w:t>
+      </w:r>
+      <w:r>
+        <w:rPr>
+          <w:rStyle w:val="VerbatimChar"/>
+        </w:rPr>
+        <w:t xml:space="preserve">8c03b07</w:t>
+      </w:r>
+      <w:r>
+        <w:t xml:space="preserve"> </w:t>
+      </w:r>
+      <w:r>
+        <w:t xml:space="preserve">(verified by</w:t>
+      </w:r>
+      <w:r>
+        <w:t xml:space="preserve"> </w:t>
+      </w:r>
+      <w:r>
+        <w:rPr>
+          <w:rStyle w:val="VerbatimChar"/>
+        </w:rPr>
+        <w:t xml:space="preserve">git ls-remote</w:t>
+      </w:r>
+      <w:r>
+        <w:t xml:space="preserve">).</w:t>
       </w:r>
     </w:p>
     <w:p>
       <w:pPr>
         <w:numPr>
-          <w:ilvl w:val="1"/>
+          <w:ilvl w:val="0"/>
           <w:numId w:val="1004"/>
         </w:numPr>
         <w:pStyle w:val="Compact"/>
       </w:pPr>
       <w:r>
-        <w:t xml:space="preserve">Outcome: durably cancelled, exactly one PG transition, exactly one snapshot (rejected, partial), zero retries, and no re-claim.</w:t>
+        <w:rPr>
+          <w:bCs/>
+          <w:b/>
+        </w:rPr>
+        <w:t xml:space="preserve">No full scoring fixture.</w:t>
+      </w:r>
+      <w:r>
+        <w:t xml:space="preserve"> </w:t>
+      </w:r>
+      <w:r>
+        <w:t xml:space="preserve">Per the reviewer’s clarification, no end-to-end scoring run is included; the behavioural tests drive the real caller-to-recovery boundary and the real admission/coalescing/subprocess functions directly.</w:t>
       </w:r>
     </w:p>
     <w:p>
       <w:pPr>
         <w:numPr>
-          <w:ilvl w:val="1"/>
+          <w:ilvl w:val="0"/>
           <w:numId w:val="1004"/>
         </w:numPr>
         <w:pStyle w:val="Compact"/>
       </w:pPr>
       <w:r>
-        <w:t xml:space="preserve">Production</w:t>
-      </w:r>
-      <w:r>
-        <w:t xml:space="preserve"> </w:t>
-      </w:r>
-      <w:r>
-        <w:rPr>
-          <w:rStyle w:val="VerbatimChar"/>
-        </w:rPr>
-        <w:t xml:space="preserve">companyiq_v3</w:t>
-      </w:r>
-      <w:r>
-        <w:t xml:space="preserve"> </w:t>
-      </w:r>
-      <w:r>
-        <w:t xml:space="preserve">and the hosted</w:t>
-      </w:r>
-      <w:r>
-        <w:t xml:space="preserve"> </w:t>
-      </w:r>
-      <w:r>
-        <w:rPr>
-          <w:rStyle w:val="VerbatimChar"/>
-        </w:rPr>
-        <w:t xml:space="preserve">default</w:t>
-      </w:r>
-      <w:r>
-        <w:t xml:space="preserve"> </w:t>
-      </w:r>
-      <w:r>
-        <w:t xml:space="preserve">DB were not touched.</w:t>
-      </w:r>
-    </w:p>
-    <w:bookmarkEnd w:id="24"/>
-    <w:bookmarkStart w:id="25" w:name="Xa4f929e4a8665bf93f7c551b1200385e3ded7b5"/>
-    <w:p>
-      <w:pPr>
-        <w:pStyle w:val="Heading2"/>
-      </w:pPr>
-      <w:r>
-        <w:t xml:space="preserve">Headline results (browser fix, unchanged from the accepted review)</w:t>
-      </w:r>
-    </w:p>
-    <w:p>
-      <w:pPr>
-        <w:pStyle w:val="FirstParagraph"/>
-      </w:pPr>
-      <w:r>
         <w:rPr>
           <w:bCs/>
           <w:b/>
         </w:rPr>
-        <w:t xml:space="preserve">Live browsers.</w:t>
+        <w:t xml:space="preserve">What is proven</w:t>
+      </w:r>
+      <w:r>
+        <w:t xml:space="preserve"> </w:t>
+      </w:r>
+      <w:r>
+        <w:t xml:space="preserve">is the requirement→assertion map in COVERAGE_MATRIX.md plus the §3 mutation demos.</w:t>
+      </w:r>
+      <w:r>
+        <w:t xml:space="preserve"> </w:t>
+      </w:r>
+      <w:r>
+        <w:rPr>
+          <w:bCs/>
+          <w:b/>
+        </w:rPr>
+        <w:t xml:space="preserve">What is not proven</w:t>
+      </w:r>
+      <w:r>
+        <w:t xml:space="preserve"> </w:t>
+      </w:r>
+      <w:r>
+        <w:t xml:space="preserve">is in §6 and in COVERAGE_MATRIX §6 — read the green suite as exactly that boundary, no wider.</w:t>
+      </w:r>
+    </w:p>
+    <w:p>
+      <w:r>
+        <w:pict>
+          <v:rect style="width:0;height:1.5pt" o:hralign="center" o:hrstd="t" o:hr="t"/>
+        </w:pict>
+      </w:r>
+    </w:p>
+    <w:bookmarkEnd w:id="27"/>
+    <w:bookmarkStart w:id="28" w:name="reviewers-6-point-clarification-status"/>
+    <w:p>
+      <w:pPr>
+        <w:pStyle w:val="Heading2"/>
+      </w:pPr>
+      <w:r>
+        <w:t xml:space="preserve">8. Reviewer’s 6-point clarification — status</w:t>
       </w:r>
     </w:p>
     <w:p>
@@ -1029,36 +2637,32 @@
         <w:pStyle w:val="Compact"/>
       </w:pPr>
       <w:r>
-        <w:t xml:space="preserve">With 1 browser permit, the base keeps up to</w:t>
-      </w:r>
-      <w:r>
-        <w:t xml:space="preserve"> </w:t>
-      </w:r>
-      <w:r>
         <w:rPr>
           <w:bCs/>
           <w:b/>
         </w:rPr>
-        <w:t xml:space="preserve">4</w:t>
-      </w:r>
-      <w:r>
-        <w:t xml:space="preserve"> </w:t>
-      </w:r>
-      <w:r>
-        <w:t xml:space="preserve">Chromium instances alive (one per child), and the candidate keeps</w:t>
-      </w:r>
-      <w:r>
-        <w:t xml:space="preserve"> </w:t>
-      </w:r>
-      <w:r>
-        <w:rPr>
-          <w:bCs/>
-          <w:b/>
-        </w:rPr>
-        <w:t xml:space="preserve">1</w:t>
-      </w:r>
-      <w:r>
-        <w:t xml:space="preserve">.</w:t>
+        <w:t xml:space="preserve">Behavioural recovery boundary (not callee+grep).</w:t>
+      </w:r>
+      <w:r>
+        <w:t xml:space="preserve"> </w:t>
+      </w:r>
+      <w:r>
+        <w:t xml:space="preserve">Done —</w:t>
+      </w:r>
+      <w:r>
+        <w:t xml:space="preserve"> </w:t>
+      </w:r>
+      <w:r>
+        <w:rPr>
+          <w:rStyle w:val="VerbatimChar"/>
+        </w:rPr>
+        <w:t xml:space="preserve">runCompanyPdfRecovery</w:t>
+      </w:r>
+      <w:r>
+        <w:t xml:space="preserve"> </w:t>
+      </w:r>
+      <w:r>
+        <w:t xml:space="preserve">is real production code (pipeline.ts:275) called in the production pipeline (1714); B1-1..B1-6 assert scope construction, deadline capping, no-dispatch-after-expiry, retryable tail, healthy path, and expiry-through-the-real-admission-boundary. Mutation: scope-drop → B1-1 fail (§3).</w:t>
       </w:r>
     </w:p>
     <w:p>
@@ -1070,725 +2674,171 @@
         <w:pStyle w:val="Compact"/>
       </w:pPr>
       <w:r>
-        <w:t xml:space="preserve">Threads fell from 550 to 205 and summed RSS from 4.9 GB to 2.0 GB. Wall time, admission wait and permit hold did not change in this workload.</w:t>
-      </w:r>
-    </w:p>
-    <w:p>
-      <w:pPr>
-        <w:pStyle w:val="FirstParagraph"/>
-      </w:pPr>
-      <w:r>
         <w:rPr>
           <w:bCs/>
           <w:b/>
         </w:rPr>
-        <w:t xml:space="preserve">Under a 400-task cgroup cap (TasksMax=400).</w:t>
+        <w:t xml:space="preserve">Chromium realism + coverage matrix.</w:t>
+      </w:r>
+      <w:r>
+        <w:t xml:space="preserve"> </w:t>
+      </w:r>
+      <w:r>
+        <w:t xml:space="preserve">Done — COVERAGE_MATRIX.md states per case whether it is real-Chromium-child (R), real-subprocess (S), or broker/unit (U), and lists the active-interruption gap explicitly.</w:t>
       </w:r>
     </w:p>
     <w:p>
       <w:pPr>
         <w:numPr>
           <w:ilvl w:val="0"/>
-          <w:numId w:val="1006"/>
+          <w:numId w:val="1005"/>
         </w:numPr>
         <w:pStyle w:val="Compact"/>
       </w:pPr>
       <w:r>
-        <w:t xml:space="preserve">The base failed</w:t>
-      </w:r>
-      <w:r>
-        <w:t xml:space="preserve"> </w:t>
-      </w:r>
-      <w:r>
         <w:rPr>
           <w:bCs/>
           <w:b/>
         </w:rPr>
-        <w:t xml:space="preserve">4/12</w:t>
-      </w:r>
-      <w:r>
-        <w:t xml:space="preserve"> </w:t>
-      </w:r>
-      <w:r>
-        <w:t xml:space="preserve">jobs. Those documents were never fetched, after Chromium launch failures and protocol timeouts, and the run took 3.9× as long.</w:t>
+        <w:t xml:space="preserve">Fixture infra.</w:t>
+      </w:r>
+      <w:r>
+        <w:t xml:space="preserve"> </w:t>
+      </w:r>
+      <w:r>
+        <w:t xml:space="preserve">Done —</w:t>
+      </w:r>
+      <w:r>
+        <w:t xml:space="preserve"> </w:t>
+      </w:r>
+      <w:r>
+        <w:rPr>
+          <w:rStyle w:val="VerbatimChar"/>
+        </w:rPr>
+        <w:t xml:space="preserve">ciq-int-pg</w:t>
+      </w:r>
+      <w:r>
+        <w:t xml:space="preserve"> </w:t>
+      </w:r>
+      <w:r>
+        <w:t xml:space="preserve">(55432) /</w:t>
+      </w:r>
+      <w:r>
+        <w:t xml:space="preserve"> </w:t>
+      </w:r>
+      <w:r>
+        <w:rPr>
+          <w:rStyle w:val="VerbatimChar"/>
+        </w:rPr>
+        <w:t xml:space="preserve">ciq-int-redis</w:t>
+      </w:r>
+      <w:r>
+        <w:t xml:space="preserve"> </w:t>
+      </w:r>
+      <w:r>
+        <w:t xml:space="preserve">(56379), no production</w:t>
+      </w:r>
+      <w:r>
+        <w:t xml:space="preserve"> </w:t>
+      </w:r>
+      <w:r>
+        <w:rPr>
+          <w:rStyle w:val="VerbatimChar"/>
+        </w:rPr>
+        <w:t xml:space="preserve">DATABASE_URL</w:t>
+      </w:r>
+      <w:r>
+        <w:t xml:space="preserve">.</w:t>
       </w:r>
     </w:p>
     <w:p>
       <w:pPr>
         <w:numPr>
           <w:ilvl w:val="0"/>
-          <w:numId w:val="1006"/>
+          <w:numId w:val="1005"/>
         </w:numPr>
         <w:pStyle w:val="Compact"/>
       </w:pPr>
       <w:r>
-        <w:t xml:space="preserve">The candidate ran</w:t>
-      </w:r>
-      <w:r>
-        <w:t xml:space="preserve"> </w:t>
-      </w:r>
-      <w:r>
         <w:rPr>
           <w:bCs/>
           <w:b/>
         </w:rPr>
-        <w:t xml:space="preserve">12/12</w:t>
-      </w:r>
-      <w:r>
-        <w:t xml:space="preserve"> </w:t>
-      </w:r>
-      <w:r>
-        <w:t xml:space="preserve">with unchanged timing.</w:t>
-      </w:r>
-    </w:p>
-    <w:p>
-      <w:pPr>
-        <w:pStyle w:val="FirstParagraph"/>
+        <w:t xml:space="preserve">B6 killable execution boundary.</w:t>
+      </w:r>
+      <w:r>
+        <w:t xml:space="preserve"> </w:t>
+      </w:r>
+      <w:r>
+        <w:t xml:space="preserve">Done — subprocess, not in-process size cap (§1);</w:t>
+      </w:r>
+      <w:r>
+        <w:t xml:space="preserve"> </w:t>
+      </w:r>
+      <w:r>
+        <w:rPr>
+          <w:rStyle w:val="VerbatimChar"/>
+        </w:rPr>
+        <w:t xml:space="preserve">pdf-parse-subprocess-equivalence.test.ts</w:t>
+      </w:r>
+      <w:r>
+        <w:t xml:space="preserve"> </w:t>
+      </w:r>
+      <w:r>
+        <w:t xml:space="preserve">green.</w:t>
+      </w:r>
+    </w:p>
+    <w:p>
+      <w:pPr>
+        <w:numPr>
+          <w:ilvl w:val="0"/>
+          <w:numId w:val="1005"/>
+        </w:numPr>
+        <w:pStyle w:val="Compact"/>
       </w:pPr>
       <w:r>
         <w:rPr>
           <w:bCs/>
           <w:b/>
         </w:rPr>
-        <w:t xml:space="preserve">Ordering.</w:t>
-      </w:r>
-      <w:r>
-        <w:t xml:space="preserve"> </w:t>
-      </w:r>
-      <w:r>
-        <w:rPr>
-          <w:rStyle w:val="VerbatimChar"/>
-        </w:rPr>
-        <w:t xml:space="preserve">browser-close-order.test.ts</w:t>
-      </w:r>
-      <w:r>
-        <w:t xml:space="preserve"> </w:t>
-      </w:r>
-      <w:r>
-        <w:t xml:space="preserve">(4/4) shows that Chromium is gone before the permit returns on the success, fetch-failure, cancellation and child-death paths. A mutation check showed that releasing the permit first makes these tests fail.</w:t>
-      </w:r>
-    </w:p>
-    <w:p>
-      <w:pPr>
-        <w:pStyle w:val="BodyText"/>
+        <w:t xml:space="preserve">Recovery budget value retained, semantics documented.</w:t>
+      </w:r>
+      <w:r>
+        <w:t xml:space="preserve"> </w:t>
+      </w:r>
+      <w:r>
+        <w:rPr>
+          <w:rStyle w:val="VerbatimChar"/>
+        </w:rPr>
+        <w:t xml:space="preserve">PDF_RECOVERY_MAX_BUDGET_MS=600000</w:t>
+      </w:r>
+      <w:r>
+        <w:t xml:space="preserve"> </w:t>
+      </w:r>
+      <w:r>
+        <w:t xml:space="preserve">retained; semantic change (company-wide absolute cap; production degeneration to the constant) documented in §6.3 and tested in B1-2/B1-4.</w:t>
+      </w:r>
+    </w:p>
+    <w:p>
+      <w:pPr>
+        <w:numPr>
+          <w:ilvl w:val="0"/>
+          <w:numId w:val="1005"/>
+        </w:numPr>
+        <w:pStyle w:val="Compact"/>
       </w:pPr>
       <w:r>
         <w:rPr>
           <w:bCs/>
           <w:b/>
         </w:rPr>
-        <w:t xml:space="preserve">Regressions on</w:t>
-      </w:r>
-      <w:r>
-        <w:rPr>
-          <w:bCs/>
-          <w:b/>
-        </w:rPr>
-        <w:t xml:space="preserve"> </w:t>
-      </w:r>
-      <w:r>
-        <w:rPr>
-          <w:rStyle w:val="VerbatimChar"/>
-          <w:bCs/>
-          <w:b/>
-        </w:rPr>
-        <w:t xml:space="preserve">9a1b931</w:t>
-      </w:r>
-      <w:r>
-        <w:rPr>
-          <w:bCs/>
-          <w:b/>
-        </w:rPr>
-        <w:t xml:space="preserve">.</w:t>
-      </w:r>
-    </w:p>
-    <w:p>
-      <w:pPr>
-        <w:numPr>
-          <w:ilvl w:val="0"/>
-          <w:numId w:val="1007"/>
-        </w:numPr>
-        <w:pStyle w:val="Compact"/>
-      </w:pPr>
-      <w:r>
-        <w:t xml:space="preserve">Every suite was re-run and exits 0, including</w:t>
-      </w:r>
-      <w:r>
-        <w:t xml:space="preserve"> </w:t>
-      </w:r>
-      <w:r>
-        <w:rPr>
-          <w:rStyle w:val="VerbatimChar"/>
-        </w:rPr>
-        <w:t xml:space="preserve">lifecycle-fence.db</w:t>
-      </w:r>
-      <w:r>
-        <w:t xml:space="preserve"> </w:t>
-      </w:r>
-      <w:r>
-        <w:t xml:space="preserve">(165/165 on real local PG/Redis, which covers concurrent</w:t>
-      </w:r>
-      <w:r>
-        <w:t xml:space="preserve"> </w:t>
-      </w:r>
-      <w:r>
-        <w:rPr>
-          <w:rStyle w:val="VerbatimChar"/>
-        </w:rPr>
-        <w:t xml:space="preserve">cancelBatchRun</w:t>
-      </w:r>
-      <w:r>
-        <w:t xml:space="preserve">).</w:t>
-      </w:r>
-    </w:p>
-    <w:p>
-      <w:pPr>
-        <w:numPr>
-          <w:ilvl w:val="0"/>
-          <w:numId w:val="1007"/>
-        </w:numPr>
-        <w:pStyle w:val="Compact"/>
-      </w:pPr>
-      <w:r>
-        <w:t xml:space="preserve">tsc: 62 errors, an error set identical to the base. One new error (a test variable typed</w:t>
-      </w:r>
-      <w:r>
-        <w:t xml:space="preserve"> </w:t>
-      </w:r>
-      <w:r>
-        <w:rPr>
-          <w:rStyle w:val="VerbatimChar"/>
-        </w:rPr>
-        <w:t xml:space="preserve">Promise&lt;void&gt;</w:t>
-      </w:r>
-      <w:r>
-        <w:t xml:space="preserve"> </w:t>
-      </w:r>
-      <w:r>
-        <w:t xml:space="preserve">for</w:t>
-      </w:r>
-      <w:r>
-        <w:t xml:space="preserve"> </w:t>
-      </w:r>
-      <w:r>
-        <w:rPr>
-          <w:rStyle w:val="VerbatimChar"/>
-        </w:rPr>
-        <w:t xml:space="preserve">cancelBatchRun</w:t>
-      </w:r>
-      <w:r>
-        <w:t xml:space="preserve">’s new</w:t>
-      </w:r>
-      <w:r>
-        <w:t xml:space="preserve"> </w:t>
-      </w:r>
-      <w:r>
-        <w:rPr>
-          <w:rStyle w:val="VerbatimChar"/>
-        </w:rPr>
-        <w:t xml:space="preserve">Promise&lt;boolean&gt;</w:t>
-      </w:r>
-      <w:r>
-        <w:t xml:space="preserve">) was found and fixed before commit.</w:t>
-      </w:r>
-    </w:p>
-    <w:p>
-      <w:pPr>
-        <w:numPr>
-          <w:ilvl w:val="0"/>
-          <w:numId w:val="1007"/>
-        </w:numPr>
-        <w:pStyle w:val="Compact"/>
-      </w:pPr>
-      <w:r>
-        <w:t xml:space="preserve">Integration (real PG/Redis/BullMQ/Chromium):</w:t>
-      </w:r>
-      <w:r>
-        <w:t xml:space="preserve"> </w:t>
-      </w:r>
-      <w:r>
-        <w:rPr>
-          <w:bCs/>
-          <w:b/>
-        </w:rPr>
-        <w:t xml:space="preserve">12/12 PASS</w:t>
-      </w:r>
-      <w:r>
-        <w:t xml:space="preserve">. One earlier attempt failed 6 checks, but that was caused by my own first real-PG stop-rule test, not by the product. It left its Redis cancel flag</w:t>
-      </w:r>
-      <w:r>
-        <w:t xml:space="preserve"> </w:t>
-      </w:r>
-      <w:r>
-        <w:rPr>
-          <w:rStyle w:val="VerbatimChar"/>
-        </w:rPr>
-        <w:t xml:space="preserve">cancelled:batch:9</w:t>
-      </w:r>
-      <w:r>
-        <w:t xml:space="preserve"> </w:t>
-      </w:r>
-      <w:r>
-        <w:t xml:space="preserve">behind; the next integration run reused batch id 9, so its batch was pre-cancelled and never claimed. The flag was deleted and the test’s teardown now removes it. The log is kept as</w:t>
-      </w:r>
-      <w:r>
-        <w:t xml:space="preserve"> </w:t>
-      </w:r>
-      <w:r>
-        <w:rPr>
-          <w:rStyle w:val="VerbatimChar"/>
-        </w:rPr>
-        <w:t xml:space="preserve">integration-identity-attempt1-redis-polluted.log</w:t>
-      </w:r>
-      <w:r>
-        <w:t xml:space="preserve">.</w:t>
-      </w:r>
-    </w:p>
-    <w:p>
-      <w:pPr>
-        <w:pStyle w:val="FirstParagraph"/>
-      </w:pPr>
-      <w:r>
-        <w:rPr>
-          <w:bCs/>
-          <w:b/>
-        </w:rPr>
-        <w:t xml:space="preserve">Stop rule.</w:t>
-      </w:r>
-      <w:r>
-        <w:t xml:space="preserve"> </w:t>
-      </w:r>
-      <w:r>
-        <w:t xml:space="preserve">In the batch-1276 shape, the rule off means 13 jobs exhaust retries (39 failed attempts). With</w:t>
-      </w:r>
-      <w:r>
-        <w:t xml:space="preserve"> </w:t>
-      </w:r>
-      <w:r>
-        <w:rPr>
-          <w:rStyle w:val="VerbatimChar"/>
-        </w:rPr>
-        <w:t xml:space="preserve">BATCH_STOP_RULE_FAILED_JOBS=2</w:t>
-      </w:r>
-      <w:r>
-        <w:t xml:space="preserve">, the batch is cancelled at the 2nd failed job, before any retry is exhausted.</w:t>
-      </w:r>
-    </w:p>
-    <w:bookmarkEnd w:id="25"/>
-    <w:bookmarkStart w:id="26" w:name="batch-1276-a-faileddegraded-run"/>
-    <w:p>
-      <w:pPr>
-        <w:pStyle w:val="Heading2"/>
-      </w:pPr>
-      <w:r>
-        <w:t xml:space="preserve">Batch 1276: a failed/degraded run</w:t>
-      </w:r>
-    </w:p>
-    <w:p>
-      <w:pPr>
-        <w:pStyle w:val="FirstParagraph"/>
-      </w:pPr>
-      <w:r>
-        <w:rPr>
-          <w:bCs/>
-          <w:b/>
-        </w:rPr>
-        <w:t xml:space="preserve">Batch 1276 is a failed/degraded run.</w:t>
-      </w:r>
-      <w:r>
-        <w:t xml:space="preserve"> </w:t>
-      </w:r>
-      <w:r>
-        <w:t xml:space="preserve">Its completed companies must</w:t>
-      </w:r>
-      <w:r>
-        <w:t xml:space="preserve"> </w:t>
-      </w:r>
-      <w:r>
-        <w:rPr>
-          <w:bCs/>
-          <w:b/>
-        </w:rPr>
-        <w:t xml:space="preserve">not</w:t>
-      </w:r>
-      <w:r>
-        <w:t xml:space="preserve"> </w:t>
-      </w:r>
-      <w:r>
-        <w:t xml:space="preserve">be treated as confirmed-comprehensive results. They were scored on a corpus with a known residual gap.</w:t>
-      </w:r>
-    </w:p>
-    <w:p>
-      <w:pPr>
-        <w:numPr>
-          <w:ilvl w:val="0"/>
-          <w:numId w:val="1008"/>
-        </w:numPr>
-        <w:pStyle w:val="Compact"/>
-      </w:pPr>
-      <w:r>
-        <w:t xml:space="preserve">95 failed URLs: 26 recovered by fallback, 20 ok in DB without a logged recovery, and</w:t>
-      </w:r>
-      <w:r>
-        <w:t xml:space="preserve"> </w:t>
-      </w:r>
-      <w:r>
-        <w:rPr>
-          <w:bCs/>
-          <w:b/>
-        </w:rPr>
-        <w:t xml:space="preserve">49 URLs never recovered</w:t>
-      </w:r>
-      <w:r>
-        <w:t xml:space="preserve"> </w:t>
-      </w:r>
-      <w:r>
-        <w:t xml:space="preserve">(12.5% of the attempted corpus).</w:t>
-      </w:r>
-    </w:p>
-    <w:p>
-      <w:pPr>
-        <w:numPr>
-          <w:ilvl w:val="0"/>
-          <w:numId w:val="1008"/>
-        </w:numPr>
-        <w:pStyle w:val="Compact"/>
-      </w:pPr>
-      <w:r>
-        <w:t xml:space="preserve">That includes</w:t>
-      </w:r>
-      <w:r>
-        <w:t xml:space="preserve"> </w:t>
-      </w:r>
-      <w:r>
-        <w:rPr>
-          <w:bCs/>
-          <w:b/>
-        </w:rPr>
-        <w:t xml:space="preserve">10 of Southern’s 27</w:t>
-      </w:r>
-      <w:r>
-        <w:t xml:space="preserve"> </w:t>
-      </w:r>
-      <w:r>
-        <w:t xml:space="preserve">URLs (37%), all after browser-launch failures. That is the clearest coverage loss consistent with the browser-lifetime defect. It is an inference from log tags, not a measured causal link.</w:t>
-      </w:r>
-    </w:p>
-    <w:bookmarkEnd w:id="26"/>
-    <w:bookmarkStart w:id="27" w:name="claims-kept-narrow"/>
-    <w:p>
-      <w:pPr>
-        <w:pStyle w:val="Heading2"/>
-      </w:pPr>
-      <w:r>
-        <w:t xml:space="preserve">Claims kept narrow</w:t>
-      </w:r>
-    </w:p>
-    <w:p>
-      <w:pPr>
-        <w:numPr>
-          <w:ilvl w:val="0"/>
-          <w:numId w:val="1009"/>
-        </w:numPr>
-        <w:pStyle w:val="Compact"/>
-      </w:pPr>
-      <w:r>
-        <w:rPr>
-          <w:bCs/>
-          <w:b/>
-        </w:rPr>
-        <w:t xml:space="preserve">SIGABRT not reproduced.</w:t>
-      </w:r>
-      <w:r>
-        <w:t xml:space="preserve"> </w:t>
-      </w:r>
-      <w:r>
-        <w:t xml:space="preserve">The production SIGABRT signature was</w:t>
-      </w:r>
-      <w:r>
-        <w:t xml:space="preserve"> </w:t>
-      </w:r>
-      <w:r>
-        <w:rPr>
-          <w:bCs/>
-          <w:b/>
-        </w:rPr>
-        <w:t xml:space="preserve">not</w:t>
-      </w:r>
-      <w:r>
-        <w:t xml:space="preserve"> </w:t>
-      </w:r>
-      <w:r>
-        <w:t xml:space="preserve">reproduced locally. Locally we reproduced a launch-failure / starvation mode under a task cap.</w:t>
-      </w:r>
-    </w:p>
-    <w:p>
-      <w:pPr>
-        <w:numPr>
-          <w:ilvl w:val="0"/>
-          <w:numId w:val="1009"/>
-        </w:numPr>
-        <w:pStyle w:val="Compact"/>
-      </w:pPr>
-      <w:r>
-        <w:rPr>
-          <w:bCs/>
-          <w:b/>
-        </w:rPr>
-        <w:t xml:space="preserve">What the fix is shown to do.</w:t>
-      </w:r>
-      <w:r>
-        <w:t xml:space="preserve"> </w:t>
-      </w:r>
-      <w:r>
-        <w:t xml:space="preserve">It removes the browser accumulation demonstrated locally (live Chromium bounded by permits, not by children), and the extraction failures that came with it in that constrained repro.</w:t>
-      </w:r>
-      <w:r>
-        <w:t xml:space="preserve"> </w:t>
-      </w:r>
-      <w:r>
-        <w:rPr>
-          <w:bCs/>
-          <w:b/>
-        </w:rPr>
-        <w:t xml:space="preserve">Production must still show whether it eliminates the child-start failures</w:t>
-      </w:r>
-      <w:r>
-        <w:t xml:space="preserve"> </w:t>
-      </w:r>
-      <w:r>
-        <w:t xml:space="preserve">seen there.</w:t>
-      </w:r>
-    </w:p>
-    <w:p>
-      <w:pPr>
-        <w:numPr>
-          <w:ilvl w:val="0"/>
-          <w:numId w:val="1009"/>
-        </w:numPr>
-        <w:pStyle w:val="Compact"/>
-      </w:pPr>
-      <w:r>
-        <w:rPr>
-          <w:bCs/>
-          <w:b/>
-        </w:rPr>
-        <w:t xml:space="preserve">Overhead.</w:t>
-      </w:r>
-      <w:r>
-        <w:t xml:space="preserve"> </w:t>
-      </w:r>
-      <w:r>
-        <w:t xml:space="preserve">Overhead was negligible</w:t>
-      </w:r>
-      <w:r>
-        <w:t xml:space="preserve"> </w:t>
-      </w:r>
-      <w:r>
-        <w:rPr>
-          <w:bCs/>
-          <w:b/>
-        </w:rPr>
-        <w:t xml:space="preserve">in this local workload only</w:t>
-      </w:r>
-      <w:r>
-        <w:t xml:space="preserve"> </w:t>
-      </w:r>
-      <w:r>
-        <w:t xml:space="preserve">(wall time, admission wait and permit hold unchanged). This is not a general zero-overhead claim. Closing and relaunching Chromium per permit cycle has a cost that depends on fetch mix and concurrency.</w:t>
-      </w:r>
-    </w:p>
-    <w:p>
-      <w:pPr>
-        <w:numPr>
-          <w:ilvl w:val="0"/>
-          <w:numId w:val="1009"/>
-        </w:numPr>
-        <w:pStyle w:val="Compact"/>
-      </w:pPr>
-      <w:r>
-        <w:rPr>
-          <w:bCs/>
-          <w:b/>
-        </w:rPr>
-        <w:t xml:space="preserve">Environment.</w:t>
-      </w:r>
-      <w:r>
-        <w:t xml:space="preserve"> </w:t>
-      </w:r>
-      <w:r>
-        <w:t xml:space="preserve">Not run on Railway or at production settings. No real web fetches or LLM providers were used.</w:t>
-      </w:r>
-    </w:p>
-    <w:bookmarkEnd w:id="27"/>
-    <w:bookmarkStart w:id="28" w:name="rollback-procedure"/>
-    <w:p>
-      <w:pPr>
-        <w:pStyle w:val="Heading2"/>
-      </w:pPr>
-      <w:r>
-        <w:t xml:space="preserve">Rollback procedure</w:t>
-      </w:r>
-    </w:p>
-    <w:p>
-      <w:pPr>
-        <w:numPr>
-          <w:ilvl w:val="0"/>
-          <w:numId w:val="1010"/>
-        </w:numPr>
-        <w:pStyle w:val="Compact"/>
-      </w:pPr>
-      <w:r>
-        <w:rPr>
-          <w:bCs/>
-          <w:b/>
-        </w:rPr>
-        <w:t xml:space="preserve">Rollback = revert the deploy.</w:t>
-      </w:r>
-      <w:r>
-        <w:t xml:space="preserve"> </w:t>
-      </w:r>
-      <w:r>
-        <w:t xml:space="preserve">Redeploy the previous production image/commit:</w:t>
-      </w:r>
-      <w:r>
-        <w:t xml:space="preserve"> </w:t>
-      </w:r>
-      <w:r>
-        <w:rPr>
-          <w:rStyle w:val="VerbatimChar"/>
-        </w:rPr>
-        <w:t xml:space="preserve">b676c2d</w:t>
-      </w:r>
-      <w:r>
-        <w:t xml:space="preserve">, or whatever the production deploy history shows as the deploy immediately before this one. Confirm the commit there before redeploying. This removes both the browser fix and the stop rule.</w:t>
-      </w:r>
-    </w:p>
-    <w:p>
-      <w:pPr>
-        <w:numPr>
-          <w:ilvl w:val="0"/>
-          <w:numId w:val="1010"/>
-        </w:numPr>
-        <w:pStyle w:val="Compact"/>
-      </w:pPr>
-      <w:r>
-        <w:rPr>
-          <w:bCs/>
-          <w:b/>
-        </w:rPr>
-        <w:t xml:space="preserve">To turn off only the stop rule</w:t>
-      </w:r>
-      <w:r>
-        <w:t xml:space="preserve"> </w:t>
-      </w:r>
-      <w:r>
-        <w:t xml:space="preserve">(keeping the browser fix): unset</w:t>
-      </w:r>
-      <w:r>
-        <w:t xml:space="preserve"> </w:t>
-      </w:r>
-      <w:r>
-        <w:rPr>
-          <w:rStyle w:val="VerbatimChar"/>
-        </w:rPr>
-        <w:t xml:space="preserve">BATCH_STOP_RULE_FAILED_JOBS</w:t>
-      </w:r>
-      <w:r>
-        <w:t xml:space="preserve"> </w:t>
-      </w:r>
-      <w:r>
-        <w:t xml:space="preserve">or set it to</w:t>
-      </w:r>
-      <w:r>
-        <w:t xml:space="preserve"> </w:t>
-      </w:r>
-      <w:r>
-        <w:rPr>
-          <w:rStyle w:val="VerbatimChar"/>
-        </w:rPr>
-        <w:t xml:space="preserve">0</w:t>
-      </w:r>
-      <w:r>
-        <w:t xml:space="preserve">. The value is read from the process environment, so it takes effect once the worker process restarts with the new value.</w:t>
-      </w:r>
-    </w:p>
-    <w:p>
-      <w:pPr>
-        <w:numPr>
-          <w:ilvl w:val="0"/>
-          <w:numId w:val="1010"/>
-        </w:numPr>
-        <w:pStyle w:val="Compact"/>
-      </w:pPr>
-      <w:r>
-        <w:rPr>
-          <w:bCs/>
-          <w:b/>
-        </w:rPr>
-        <w:t xml:space="preserve">Do NOT disable</w:t>
-      </w:r>
-      <w:r>
-        <w:rPr>
-          <w:bCs/>
-          <w:b/>
-        </w:rPr>
-        <w:t xml:space="preserve"> </w:t>
-      </w:r>
-      <w:r>
-        <w:rPr>
-          <w:rStyle w:val="VerbatimChar"/>
-          <w:bCs/>
-          <w:b/>
-        </w:rPr>
-        <w:t xml:space="preserve">WORKER_ISOLATION_ENABLED</w:t>
-      </w:r>
-      <w:r>
-        <w:rPr>
-          <w:bCs/>
-          <w:b/>
-        </w:rPr>
-        <w:t xml:space="preserve"> </w:t>
-      </w:r>
-      <w:r>
-        <w:rPr>
-          <w:bCs/>
-          <w:b/>
-        </w:rPr>
-        <w:t xml:space="preserve">as a rollback.</w:t>
-      </w:r>
-      <w:r>
-        <w:t xml:space="preserve"> </w:t>
-      </w:r>
-      <w:r>
-        <w:t xml:space="preserve">That would switch production onto the in-process path, which is a different, larger change than this release, and it is not a rollback of this release. Reverting the deploy is the rollback.</w:t>
-      </w:r>
-    </w:p>
-    <w:p>
-      <w:pPr>
-        <w:numPr>
-          <w:ilvl w:val="0"/>
-          <w:numId w:val="1010"/>
-        </w:numPr>
-        <w:pStyle w:val="Compact"/>
-      </w:pPr>
-      <w:r>
-        <w:t xml:space="preserve">No data migration to undo. The release adds no schema change. Stop-rule snapshots, if any were taken, are already marked</w:t>
-      </w:r>
-      <w:r>
-        <w:t xml:space="preserve"> </w:t>
-      </w:r>
-      <w:r>
-        <w:rPr>
-          <w:rStyle w:val="VerbatimChar"/>
-        </w:rPr>
-        <w:t xml:space="preserve">rejected</w:t>
-      </w:r>
-      <w:r>
-        <w:t xml:space="preserve"> </w:t>
-      </w:r>
-      <w:r>
-        <w:t xml:space="preserve">/ cancelled/partial and can stay.</w:t>
+        <w:t xml:space="preserve">Delivery: feature branch, no origin/main, no deploy/paid runs.</w:t>
+      </w:r>
+      <w:r>
+        <w:t xml:space="preserve"> </w:t>
+      </w:r>
+      <w:r>
+        <w:t xml:space="preserve">Honoured (§ header + §7).</w:t>
       </w:r>
     </w:p>
     <w:bookmarkEnd w:id="28"/>
@@ -1899,6 +2949,82 @@
       </w:pPr>
     </w:lvl>
   </w:abstractNum>
+  <w:abstractNum w:abstractNumId="991">
+    <w:nsid w:val="A991"/>
+    <w:multiLevelType w:val="multilevel"/>
+    <w:lvl w:ilvl="0">
+      <w:numFmt w:val="bullet"/>
+      <w:lvlText w:val="•"/>
+      <w:lvlJc w:val="left"/>
+      <w:pPr>
+        <w:ind w:left="720" w:hanging="480"/>
+      </w:pPr>
+    </w:lvl>
+    <w:lvl w:ilvl="1">
+      <w:numFmt w:val="bullet"/>
+      <w:lvlText w:val="–"/>
+      <w:lvlJc w:val="left"/>
+      <w:pPr>
+        <w:ind w:left="1440" w:hanging="480"/>
+      </w:pPr>
+    </w:lvl>
+    <w:lvl w:ilvl="2">
+      <w:numFmt w:val="bullet"/>
+      <w:lvlText w:val="•"/>
+      <w:lvlJc w:val="left"/>
+      <w:pPr>
+        <w:ind w:left="2160" w:hanging="480"/>
+      </w:pPr>
+    </w:lvl>
+    <w:lvl w:ilvl="3">
+      <w:numFmt w:val="bullet"/>
+      <w:lvlText w:val="–"/>
+      <w:lvlJc w:val="left"/>
+      <w:pPr>
+        <w:ind w:left="2880" w:hanging="480"/>
+      </w:pPr>
+    </w:lvl>
+    <w:lvl w:ilvl="4">
+      <w:numFmt w:val="bullet"/>
+      <w:lvlText w:val="•"/>
+      <w:lvlJc w:val="left"/>
+      <w:pPr>
+        <w:ind w:left="3600" w:hanging="480"/>
+      </w:pPr>
+    </w:lvl>
+    <w:lvl w:ilvl="5">
+      <w:numFmt w:val="bullet"/>
+      <w:lvlText w:val="–"/>
+      <w:lvlJc w:val="left"/>
+      <w:pPr>
+        <w:ind w:left="4320" w:hanging="480"/>
+      </w:pPr>
+    </w:lvl>
+    <w:lvl w:ilvl="6">
+      <w:numFmt w:val="bullet"/>
+      <w:lvlText w:val="•"/>
+      <w:lvlJc w:val="left"/>
+      <w:pPr>
+        <w:ind w:left="5040" w:hanging="480"/>
+      </w:pPr>
+    </w:lvl>
+    <w:lvl w:ilvl="7">
+      <w:numFmt w:val="bullet"/>
+      <w:lvlText w:val="–"/>
+      <w:lvlJc w:val="left"/>
+      <w:pPr>
+        <w:ind w:left="5760" w:hanging="480"/>
+      </w:pPr>
+    </w:lvl>
+    <w:lvl w:ilvl="8">
+      <w:numFmt w:val="bullet"/>
+      <w:lvlText w:val="•"/>
+      <w:lvlJc w:val="left"/>
+      <w:pPr>
+        <w:ind w:left="6480" w:hanging="480"/>
+      </w:pPr>
+    </w:lvl>
+  </w:abstractNum>
   <w:abstractNum w:abstractNumId="99411">
     <w:nsid w:val="A99411"/>
     <w:multiLevelType w:val="multilevel"/>
@@ -1984,86 +3110,16 @@
       </w:pPr>
     </w:lvl>
   </w:abstractNum>
-  <w:abstractNum w:abstractNumId="991">
-    <w:nsid w:val="A991"/>
-    <w:multiLevelType w:val="multilevel"/>
-    <w:lvl w:ilvl="0">
-      <w:numFmt w:val="bullet"/>
-      <w:lvlText w:val="•"/>
-      <w:lvlJc w:val="left"/>
-      <w:pPr>
-        <w:ind w:left="720" w:hanging="480"/>
-      </w:pPr>
-    </w:lvl>
-    <w:lvl w:ilvl="1">
-      <w:numFmt w:val="bullet"/>
-      <w:lvlText w:val="–"/>
-      <w:lvlJc w:val="left"/>
-      <w:pPr>
-        <w:ind w:left="1440" w:hanging="480"/>
-      </w:pPr>
-    </w:lvl>
-    <w:lvl w:ilvl="2">
-      <w:numFmt w:val="bullet"/>
-      <w:lvlText w:val="•"/>
-      <w:lvlJc w:val="left"/>
-      <w:pPr>
-        <w:ind w:left="2160" w:hanging="480"/>
-      </w:pPr>
-    </w:lvl>
-    <w:lvl w:ilvl="3">
-      <w:numFmt w:val="bullet"/>
-      <w:lvlText w:val="–"/>
-      <w:lvlJc w:val="left"/>
-      <w:pPr>
-        <w:ind w:left="2880" w:hanging="480"/>
-      </w:pPr>
-    </w:lvl>
-    <w:lvl w:ilvl="4">
-      <w:numFmt w:val="bullet"/>
-      <w:lvlText w:val="•"/>
-      <w:lvlJc w:val="left"/>
-      <w:pPr>
-        <w:ind w:left="3600" w:hanging="480"/>
-      </w:pPr>
-    </w:lvl>
-    <w:lvl w:ilvl="5">
-      <w:numFmt w:val="bullet"/>
-      <w:lvlText w:val="–"/>
-      <w:lvlJc w:val="left"/>
-      <w:pPr>
-        <w:ind w:left="4320" w:hanging="480"/>
-      </w:pPr>
-    </w:lvl>
-    <w:lvl w:ilvl="6">
-      <w:numFmt w:val="bullet"/>
-      <w:lvlText w:val="•"/>
-      <w:lvlJc w:val="left"/>
-      <w:pPr>
-        <w:ind w:left="5040" w:hanging="480"/>
-      </w:pPr>
-    </w:lvl>
-    <w:lvl w:ilvl="7">
-      <w:numFmt w:val="bullet"/>
-      <w:lvlText w:val="–"/>
-      <w:lvlJc w:val="left"/>
-      <w:pPr>
-        <w:ind w:left="5760" w:hanging="480"/>
-      </w:pPr>
-    </w:lvl>
-    <w:lvl w:ilvl="8">
-      <w:numFmt w:val="bullet"/>
-      <w:lvlText w:val="•"/>
-      <w:lvlJc w:val="left"/>
-      <w:pPr>
-        <w:ind w:left="6480" w:hanging="480"/>
-      </w:pPr>
-    </w:lvl>
-  </w:abstractNum>
   <w:num w:numId="1000">
     <w:abstractNumId w:val="990"/>
   </w:num>
   <w:num w:numId="1001">
+    <w:abstractNumId w:val="991"/>
+  </w:num>
+  <w:num w:numId="1002">
+    <w:abstractNumId w:val="991"/>
+  </w:num>
+  <w:num w:numId="1003">
     <w:abstractNumId w:val="99411"/>
     <w:lvlOverride w:ilvl="0">
       <w:startOverride w:val="1"/>
@@ -2093,31 +3149,10 @@
       <w:startOverride w:val="1"/>
     </w:lvlOverride>
   </w:num>
-  <w:num w:numId="1002">
-    <w:abstractNumId w:val="991"/>
-  </w:num>
-  <w:num w:numId="1003">
-    <w:abstractNumId w:val="991"/>
-  </w:num>
   <w:num w:numId="1004">
     <w:abstractNumId w:val="991"/>
   </w:num>
   <w:num w:numId="1005">
-    <w:abstractNumId w:val="991"/>
-  </w:num>
-  <w:num w:numId="1006">
-    <w:abstractNumId w:val="991"/>
-  </w:num>
-  <w:num w:numId="1007">
-    <w:abstractNumId w:val="991"/>
-  </w:num>
-  <w:num w:numId="1008">
-    <w:abstractNumId w:val="991"/>
-  </w:num>
-  <w:num w:numId="1009">
-    <w:abstractNumId w:val="991"/>
-  </w:num>
-  <w:num w:numId="1010">
     <w:abstractNumId w:val="99411"/>
     <w:lvlOverride w:ilvl="0">
       <w:startOverride w:val="1"/>

--- a/deliverables/release-evidence/REVIEW_PACKAGE.docx
+++ b/deliverables/release-evidence/REVIEW_PACKAGE.docx
@@ -26,7 +26,23 @@
         <w:t xml:space="preserve"> </w:t>
       </w:r>
       <w:r>
-        <w:t xml:space="preserve">This packet supersedes the earlier</w:t>
+        <w:t xml:space="preserve">This packet reviews the</w:t>
+      </w:r>
+      <w:r>
+        <w:t xml:space="preserve"> </w:t>
+      </w:r>
+      <w:r>
+        <w:rPr>
+          <w:bCs/>
+          <w:b/>
+        </w:rPr>
+        <w:t xml:space="preserve">operation-scoped-cancellation</w:t>
+      </w:r>
+      <w:r>
+        <w:t xml:space="preserve"> </w:t>
+      </w:r>
+      <w:r>
+        <w:t xml:space="preserve">work. It supersedes the earlier</w:t>
       </w:r>
       <w:r>
         <w:t xml:space="preserve"> </w:t>
@@ -44,23 +60,7 @@
         <w:t xml:space="preserve"> </w:t>
       </w:r>
       <w:r>
-        <w:t xml:space="preserve">packet for the purpose of reviewing the</w:t>
-      </w:r>
-      <w:r>
-        <w:t xml:space="preserve"> </w:t>
-      </w:r>
-      <w:r>
-        <w:rPr>
-          <w:bCs/>
-          <w:b/>
-        </w:rPr>
-        <w:t xml:space="preserve">operation-scoped-cancellation</w:t>
-      </w:r>
-      <w:r>
-        <w:t xml:space="preserve"> </w:t>
-      </w:r>
-      <w:r>
-        <w:t xml:space="preserve">work. That earlier release (candidate</w:t>
+        <w:t xml:space="preserve">packet (candidate</w:t>
       </w:r>
       <w:r>
         <w:t xml:space="preserve"> </w:t>
@@ -84,7 +84,7 @@
         <w:t xml:space="preserve">b676c2d</w:t>
       </w:r>
       <w:r>
-        <w:t xml:space="preserve">) is a separate change; its packet is preserved in git history and in the prior patch artifacts. Nothing here touches BM25/aboutness/discovery/counters/scoring/operating-settings,</w:t>
+        <w:t xml:space="preserve">), which is a separate change preserved in git history. Nothing here touches BM25/aboutness/discovery/counters/scoring/operating-settings,</w:t>
       </w:r>
       <w:r>
         <w:t xml:space="preserve"> </w:t>
@@ -100,6 +100,16 @@
       </w:r>
       <w:r>
         <w:t xml:space="preserve">stays unset, and there is no quarantine-recovery override.</w:t>
+      </w:r>
+      <w:r>
+        <w:t xml:space="preserve"> </w:t>
+      </w:r>
+      <w:r>
+        <w:rPr>
+          <w:bCs/>
+          <w:b/>
+        </w:rPr>
+        <w:t xml:space="preserve">This is a local feature-branch review candidate only: no merge, no deploy, no paid/Railway runs, no live web/LLM calls.</w:t>
       </w:r>
     </w:p>
     <w:tbl>
@@ -139,12 +149,6 @@
               </w:rPr>
               <w:t xml:space="preserve">fix/operation-scoped-cancellation</w:t>
             </w:r>
-            <w:r>
-              <w:t xml:space="preserve"> </w:t>
-            </w:r>
-            <w:r>
-              <w:t xml:space="preserve">(pushed to origin)</w:t>
-            </w:r>
           </w:p>
         </w:tc>
       </w:tr>
@@ -240,7 +244,7 @@
                 <w:bCs/>
                 <w:b/>
               </w:rPr>
-              <w:t xml:space="preserve">b317833e876332b528759cf9b3ff546d1b20ba39</w:t>
+              <w:t xml:space="preserve">45cc661d2898e52ad8512083929535d1667050d7</w:t>
             </w:r>
           </w:p>
         </w:tc>
@@ -276,6 +280,66 @@
             </w:r>
             <w:r>
               <w:t xml:space="preserve">(B1 recovery scope + B6 killable pdf-parse subprocess) →</w:t>
+            </w:r>
+            <w:r>
+              <w:t xml:space="preserve"> </w:t>
+            </w:r>
+            <w:r>
+              <w:rPr>
+                <w:rStyle w:val="VerbatimChar"/>
+              </w:rPr>
+              <w:t xml:space="preserve">b317833</w:t>
+            </w:r>
+            <w:r>
+              <w:t xml:space="preserve"> </w:t>
+            </w:r>
+            <w:r>
+              <w:t xml:space="preserve">(B2/B3/B7 production-boundary tests + B7 test seam) →</w:t>
+            </w:r>
+            <w:r>
+              <w:t xml:space="preserve"> </w:t>
+            </w:r>
+            <w:r>
+              <w:rPr>
+                <w:rStyle w:val="VerbatimChar"/>
+              </w:rPr>
+              <w:t xml:space="preserve">0d05556</w:t>
+            </w:r>
+            <w:r>
+              <w:t xml:space="preserve"> </w:t>
+            </w:r>
+            <w:r>
+              <w:t xml:space="preserve">(recovery window = real remaining fetch-phase budget) →</w:t>
+            </w:r>
+            <w:r>
+              <w:t xml:space="preserve"> </w:t>
+            </w:r>
+            <w:r>
+              <w:rPr>
+                <w:rStyle w:val="VerbatimChar"/>
+              </w:rPr>
+              <w:t xml:space="preserve">782f99d</w:t>
+            </w:r>
+            <w:r>
+              <w:t xml:space="preserve"> </w:t>
+            </w:r>
+            <w:r>
+              <w:t xml:space="preserve">(bounded in-flight browser interruption) →</w:t>
+            </w:r>
+            <w:r>
+              <w:t xml:space="preserve"> </w:t>
+            </w:r>
+            <w:r>
+              <w:rPr>
+                <w:rStyle w:val="VerbatimChar"/>
+              </w:rPr>
+              <w:t xml:space="preserve">e4894ae</w:t>
+            </w:r>
+            <w:r>
+              <w:t xml:space="preserve"> </w:t>
+            </w:r>
+            <w:r>
+              <w:t xml:space="preserve">(obsolete-work settlement for coalesced callers) →</w:t>
             </w:r>
             <w:r>
               <w:t xml:space="preserve"> </w:t>
@@ -286,90 +350,13 @@
                 <w:bCs/>
                 <w:b/>
               </w:rPr>
-              <w:t xml:space="preserve">b317833</w:t>
-            </w:r>
-            <w:r>
-              <w:t xml:space="preserve"> </w:t>
-            </w:r>
-            <w:r>
-              <w:t xml:space="preserve">(B2/B3/B7 production-boundary tests + a 20-line B7 test seam in</w:t>
-            </w:r>
-            <w:r>
-              <w:t xml:space="preserve"> </w:t>
-            </w:r>
-            <w:r>
-              <w:rPr>
-                <w:rStyle w:val="VerbatimChar"/>
-              </w:rPr>
-              <w:t xml:space="preserve">processor.ts</w:t>
-            </w:r>
-            <w:r>
-              <w:t xml:space="preserve">)</w:t>
-            </w:r>
-          </w:p>
-        </w:tc>
-      </w:tr>
-      <w:tr>
-        <w:tc>
-          <w:tcPr/>
-          <w:p>
-            <w:pPr>
-              <w:pStyle w:val="Compact"/>
-              <w:jc w:val="left"/>
-            </w:pPr>
-            <w:r>
-              <w:t xml:space="preserve">Candidate vs base</w:t>
-            </w:r>
-          </w:p>
-        </w:tc>
-        <w:tc>
-          <w:tcPr/>
-          <w:p>
-            <w:pPr>
-              <w:pStyle w:val="Compact"/>
-              <w:jc w:val="left"/>
-            </w:pPr>
-            <w:r>
-              <w:rPr>
-                <w:rStyle w:val="VerbatimChar"/>
-              </w:rPr>
-              <w:t xml:space="preserve">git diff --stat origin/main..b317833</w:t>
-            </w:r>
-            <w:r>
-              <w:t xml:space="preserve"> </w:t>
-            </w:r>
-            <w:r>
-              <w:t xml:space="preserve">— code changes concentrated in</w:t>
-            </w:r>
-            <w:r>
-              <w:t xml:space="preserve"> </w:t>
-            </w:r>
-            <w:r>
-              <w:rPr>
-                <w:rStyle w:val="VerbatimChar"/>
-              </w:rPr>
-              <w:t xml:space="preserve">server/lib/processor.ts</w:t>
-            </w:r>
-            <w:r>
-              <w:t xml:space="preserve"> </w:t>
-            </w:r>
-            <w:r>
-              <w:t xml:space="preserve">(+623/−132 region) and</w:t>
-            </w:r>
-            <w:r>
-              <w:t xml:space="preserve"> </w:t>
-            </w:r>
-            <w:r>
-              <w:rPr>
-                <w:rStyle w:val="VerbatimChar"/>
-              </w:rPr>
-              <w:t xml:space="preserve">server/lib/pipeline.ts</w:t>
-            </w:r>
-            <w:r>
-              <w:t xml:space="preserve"> </w:t>
-            </w:r>
-            <w:r>
-              <w:t xml:space="preserve">(+253/−… region), plus 6 new test files and supporting fixtures/evidence. Full list in §1.</w:t>
+              <w:t xml:space="preserve">45cc661</w:t>
+            </w:r>
+            <w:r>
+              <w:t xml:space="preserve"> </w:t>
+            </w:r>
+            <w:r>
+              <w:t xml:space="preserve">(real-IPC proc-admission withdrawal test + explicit unattempted-URL outcomes)</w:t>
             </w:r>
           </w:p>
         </w:tc>
@@ -487,7 +474,7 @@
         </w:pict>
       </w:r>
     </w:p>
-    <w:bookmarkStart w:id="20" w:name="what-changed-originmain..b317833"/>
+    <w:bookmarkStart w:id="20" w:name="what-changed-originmain..45cc661"/>
     <w:p>
       <w:pPr>
         <w:pStyle w:val="Heading2"/>
@@ -499,7 +486,7 @@
         <w:rPr>
           <w:rStyle w:val="VerbatimChar"/>
         </w:rPr>
-        <w:t xml:space="preserve">origin/main..b317833</w:t>
+        <w:t xml:space="preserve">origin/main..45cc661</w:t>
       </w:r>
       <w:r>
         <w:t xml:space="preserve">)</w:t>
@@ -535,9 +522,15 @@
       <w:r>
         <w:t xml:space="preserve">—</w:t>
       </w:r>
-      <w:r>
-        <w:t xml:space="preserve"> </w:t>
-      </w:r>
+    </w:p>
+    <w:p>
+      <w:pPr>
+        <w:numPr>
+          <w:ilvl w:val="1"/>
+          <w:numId w:val="1002"/>
+        </w:numPr>
+        <w:pStyle w:val="Compact"/>
+      </w:pPr>
       <w:r>
         <w:rPr>
           <w:rStyle w:val="VerbatimChar"/>
@@ -548,7 +541,7 @@
         <w:t xml:space="preserve"> </w:t>
       </w:r>
       <w:r>
-        <w:t xml:space="preserve">helper (def line 275): arms</w:t>
+        <w:t xml:space="preserve">arms</w:t>
       </w:r>
       <w:r>
         <w:t xml:space="preserve"> </w:t>
@@ -573,7 +566,7 @@
         <w:t xml:space="preserve"> </w:t>
       </w:r>
       <w:r>
-        <w:t xml:space="preserve">for a company’s PDF recovery, caps its deadline by</w:t>
+        <w:t xml:space="preserve">per company PDF recovery, caps its deadline by</w:t>
       </w:r>
       <w:r>
         <w:t xml:space="preserve"> </w:t>
@@ -610,34 +603,178 @@
         <w:t xml:space="preserve">fetchFn(origin, slice, { outcomes, scope })</w:t>
       </w:r>
       <w:r>
-        <w:t xml:space="preserve">, line 314), stops dispatching once the scope aborts (leaving the untried tail retryable), and caps total attempts across origins. Called in production at line 1714 with the real</w:t>
-      </w:r>
-      <w:r>
-        <w:t xml:space="preserve"> </w:t>
-      </w:r>
-      <w:r>
-        <w:rPr>
-          <w:rStyle w:val="VerbatimChar"/>
-        </w:rPr>
-        <w:t xml:space="preserve">fetchIssuerPdfsWithPrimedSession</w:t>
-      </w:r>
-      <w:r>
-        <w:t xml:space="preserve"> </w:t>
-      </w:r>
-      <w:r>
-        <w:t xml:space="preserve">as default</w:t>
-      </w:r>
-      <w:r>
-        <w:t xml:space="preserve"> </w:t>
-      </w:r>
-      <w:r>
-        <w:rPr>
-          <w:rStyle w:val="VerbatimChar"/>
-        </w:rPr>
-        <w:t xml:space="preserve">fetchFn</w:t>
-      </w:r>
-      <w:r>
-        <w:t xml:space="preserve">.</w:t>
+        <w:t xml:space="preserve">), stops dispatching once the scope aborts (leaving the untried tail retryable), and caps total attempts across origins.</w:t>
+      </w:r>
+    </w:p>
+    <w:p>
+      <w:pPr>
+        <w:numPr>
+          <w:ilvl w:val="1"/>
+          <w:numId w:val="1002"/>
+        </w:numPr>
+        <w:pStyle w:val="Compact"/>
+      </w:pPr>
+      <w:r>
+        <w:rPr>
+          <w:bCs/>
+          <w:b/>
+        </w:rPr>
+        <w:t xml:space="preserve">(</w:t>
+      </w:r>
+      <w:r>
+        <w:rPr>
+          <w:rStyle w:val="VerbatimChar"/>
+          <w:bCs/>
+          <w:b/>
+        </w:rPr>
+        <w:t xml:space="preserve">0d05556</w:t>
+      </w:r>
+      <w:r>
+        <w:rPr>
+          <w:bCs/>
+          <w:b/>
+        </w:rPr>
+        <w:t xml:space="preserve">)</w:t>
+      </w:r>
+      <w:r>
+        <w:t xml:space="preserve"> </w:t>
+      </w:r>
+      <w:r>
+        <w:rPr>
+          <w:rStyle w:val="VerbatimChar"/>
+        </w:rPr>
+        <w:t xml:space="preserve">remainingFetchBudgetMs(fetchPhaseStart)</w:t>
+      </w:r>
+      <w:r>
+        <w:t xml:space="preserve"> </w:t>
+      </w:r>
+      <w:r>
+        <w:t xml:space="preserve">returns the real remaining fetch-phase budget (configured budget minus elapsed, clamped to</w:t>
+      </w:r>
+      <w:r>
+        <w:t xml:space="preserve"> </w:t>
+      </w:r>
+      <w:r>
+        <w:rPr>
+          <w:rStyle w:val="VerbatimChar"/>
+        </w:rPr>
+        <w:t xml:space="preserve">RECOVERY_WINDOW_FLOOR_MS</w:t>
+      </w:r>
+      <w:r>
+        <w:t xml:space="preserve">), and the recovery call site now feeds</w:t>
+      </w:r>
+      <w:r>
+        <w:t xml:space="preserve"> </w:t>
+      </w:r>
+      <w:r>
+        <w:rPr>
+          <w:bCs/>
+          <w:b/>
+        </w:rPr>
+        <w:t xml:space="preserve">that</w:t>
+      </w:r>
+      <w:r>
+        <w:t xml:space="preserve"> </w:t>
+      </w:r>
+      <w:r>
+        <w:t xml:space="preserve">as</w:t>
+      </w:r>
+      <w:r>
+        <w:t xml:space="preserve"> </w:t>
+      </w:r>
+      <w:r>
+        <w:rPr>
+          <w:rStyle w:val="VerbatimChar"/>
+        </w:rPr>
+        <w:t xml:space="preserve">remainingMs</w:t>
+      </w:r>
+      <w:r>
+        <w:t xml:space="preserve"> </w:t>
+      </w:r>
+      <w:r>
+        <w:t xml:space="preserve">— so the production recovery window is the per-company remaining budget, not the raw 600000 ms constant. The constant itself is unchanged.</w:t>
+      </w:r>
+    </w:p>
+    <w:p>
+      <w:pPr>
+        <w:numPr>
+          <w:ilvl w:val="1"/>
+          <w:numId w:val="1002"/>
+        </w:numPr>
+        <w:pStyle w:val="Compact"/>
+      </w:pPr>
+      <w:r>
+        <w:rPr>
+          <w:bCs/>
+          <w:b/>
+        </w:rPr>
+        <w:t xml:space="preserve">(</w:t>
+      </w:r>
+      <w:r>
+        <w:rPr>
+          <w:rStyle w:val="VerbatimChar"/>
+          <w:bCs/>
+          <w:b/>
+        </w:rPr>
+        <w:t xml:space="preserve">45cc661</w:t>
+      </w:r>
+      <w:r>
+        <w:rPr>
+          <w:bCs/>
+          <w:b/>
+        </w:rPr>
+        <w:t xml:space="preserve">)</w:t>
+      </w:r>
+      <w:r>
+        <w:t xml:space="preserve"> </w:t>
+      </w:r>
+      <w:r>
+        <w:rPr>
+          <w:rStyle w:val="VerbatimChar"/>
+        </w:rPr>
+        <w:t xml:space="preserve">markUnattemptedCancelled(companyId, companyName)</w:t>
+      </w:r>
+      <w:r>
+        <w:t xml:space="preserve"> </w:t>
+      </w:r>
+      <w:r>
+        <w:t xml:space="preserve">+ const</w:t>
+      </w:r>
+      <w:r>
+        <w:t xml:space="preserve"> </w:t>
+      </w:r>
+      <w:r>
+        <w:rPr>
+          <w:rStyle w:val="VerbatimChar"/>
+        </w:rPr>
+        <w:t xml:space="preserve">NOT_ATTEMPTED_CANCELLED_REASON = "not_attempted_cancelled"</w:t>
+      </w:r>
+      <w:r>
+        <w:t xml:space="preserve">: on a cancel break in the fetch loop, every still-</w:t>
+      </w:r>
+      <w:r>
+        <w:rPr>
+          <w:rStyle w:val="VerbatimChar"/>
+        </w:rPr>
+        <w:t xml:space="preserve">pending</w:t>
+      </w:r>
+      <w:r>
+        <w:t xml:space="preserve"> </w:t>
+      </w:r>
+      <w:r>
+        <w:t xml:space="preserve">accepted document is recorded fetch-dead with that reason, so cancellation no longer leaves URLs silently</w:t>
+      </w:r>
+      <w:r>
+        <w:t xml:space="preserve"> </w:t>
+      </w:r>
+      <w:r>
+        <w:rPr>
+          <w:rStyle w:val="VerbatimChar"/>
+        </w:rPr>
+        <w:t xml:space="preserve">pending</w:t>
+      </w:r>
+      <w:r>
+        <w:t xml:space="preserve">. Wired into the top-of-loop cancel break (non-fatal, wrapped in try/catch).</w:t>
       </w:r>
     </w:p>
     <w:p>
@@ -667,7 +804,7 @@
       <w:pPr>
         <w:numPr>
           <w:ilvl w:val="1"/>
-          <w:numId w:val="1002"/>
+          <w:numId w:val="1003"/>
         </w:numPr>
         <w:pStyle w:val="Compact"/>
       </w:pPr>
@@ -691,14 +828,26 @@
         <w:t xml:space="preserve"> </w:t>
       </w:r>
       <w:r>
-        <w:t xml:space="preserve">queued waiter is cancellable — on abort it withdraws from the local broker queue and consumes no slot (abort listener line 641); grant/abort races hand the slot straight back.</w:t>
+        <w:t xml:space="preserve">queued waiter is cancellable — on abort it withdraws from the local broker queue and consumes no slot; grant/abort races hand the slot straight back. In the isolated-child path it withdraws across IPC via</w:t>
+      </w:r>
+      <w:r>
+        <w:t xml:space="preserve"> </w:t>
+      </w:r>
+      <w:r>
+        <w:rPr>
+          <w:rStyle w:val="VerbatimChar"/>
+        </w:rPr>
+        <w:t xml:space="preserve">remoteAcquire("proc", signal, () =&gt; new OperationAbortedError(…, "proc_admission"))</w:t>
+      </w:r>
+      <w:r>
+        <w:t xml:space="preserve">.</w:t>
       </w:r>
     </w:p>
     <w:p>
       <w:pPr>
         <w:numPr>
           <w:ilvl w:val="1"/>
-          <w:numId w:val="1002"/>
+          <w:numId w:val="1003"/>
         </w:numPr>
         <w:pStyle w:val="Compact"/>
       </w:pPr>
@@ -722,14 +871,14 @@
         <w:t xml:space="preserve"> </w:t>
       </w:r>
       <w:r>
-        <w:t xml:space="preserve">registers an abort listener that SIGKILLs a hung extraction child at the abort instant (registration 747-750, kill 721-725).</w:t>
+        <w:t xml:space="preserve">registers an abort listener that SIGKILLs a hung extraction child at the abort instant.</w:t>
       </w:r>
     </w:p>
     <w:p>
       <w:pPr>
         <w:numPr>
           <w:ilvl w:val="1"/>
-          <w:numId w:val="1002"/>
+          <w:numId w:val="1003"/>
         </w:numPr>
         <w:pStyle w:val="Compact"/>
       </w:pPr>
@@ -799,14 +948,14 @@
         <w:t xml:space="preserve">runProcessCollect</w:t>
       </w:r>
       <w:r>
-        <w:t xml:space="preserve">), not in-process — a genuine execution boundary, not a 30 MB in-process size cap.</w:t>
+        <w:t xml:space="preserve">), not in-process — a genuine execution boundary.</w:t>
       </w:r>
     </w:p>
     <w:p>
       <w:pPr>
         <w:numPr>
           <w:ilvl w:val="1"/>
-          <w:numId w:val="1002"/>
+          <w:numId w:val="1003"/>
         </w:numPr>
         <w:pStyle w:val="Compact"/>
       </w:pPr>
@@ -843,45 +992,216 @@
         <w:t xml:space="preserve">only while the in-flight scope is live</w:t>
       </w:r>
       <w:r>
-        <w:t xml:space="preserve">; a caller arriving after that scope aborts starts its own attempt (liveness guard line 2519). The</w:t>
-      </w:r>
-      <w:r>
-        <w:t xml:space="preserve"> </w:t>
-      </w:r>
-      <w:r>
-        <w:rPr>
-          <w:rStyle w:val="VerbatimChar"/>
-        </w:rPr>
-        <w:t xml:space="preserve">b317833</w:t>
-      </w:r>
-      <w:r>
-        <w:t xml:space="preserve"> </w:t>
-      </w:r>
-      <w:r>
-        <w:t xml:space="preserve">commit adds a 20-line</w:t>
-      </w:r>
-      <w:r>
-        <w:t xml:space="preserve"> </w:t>
-      </w:r>
-      <w:r>
-        <w:rPr>
-          <w:rStyle w:val="VerbatimChar"/>
-        </w:rPr>
-        <w:t xml:space="preserve">__setProcessDocumentWorkerForTest</w:t>
-      </w:r>
-      <w:r>
-        <w:t xml:space="preserve"> </w:t>
-      </w:r>
-      <w:r>
-        <w:t xml:space="preserve">seam so this is testable without network.</w:t>
+        <w:t xml:space="preserve">; a caller arriving after that scope aborts starts its own attempt (liveness guard).</w:t>
+      </w:r>
+      <w:r>
+        <w:t xml:space="preserve"> </w:t>
+      </w:r>
+      <w:r>
+        <w:rPr>
+          <w:bCs/>
+          <w:b/>
+        </w:rPr>
+        <w:t xml:space="preserve">(</w:t>
+      </w:r>
+      <w:r>
+        <w:rPr>
+          <w:rStyle w:val="VerbatimChar"/>
+          <w:bCs/>
+          <w:b/>
+        </w:rPr>
+        <w:t xml:space="preserve">e4894ae</w:t>
+      </w:r>
+      <w:r>
+        <w:rPr>
+          <w:bCs/>
+          <w:b/>
+        </w:rPr>
+        <w:t xml:space="preserve">)</w:t>
+      </w:r>
+      <w:r>
+        <w:t xml:space="preserve"> </w:t>
+      </w:r>
+      <w:r>
+        <w:t xml:space="preserve">a caller that</w:t>
+      </w:r>
+      <w:r>
+        <w:t xml:space="preserve"> </w:t>
+      </w:r>
+      <w:r>
+        <w:rPr>
+          <w:iCs/>
+          <w:i/>
+        </w:rPr>
+        <w:t xml:space="preserve">coalesced onto</w:t>
+      </w:r>
+      <w:r>
+        <w:t xml:space="preserve"> </w:t>
+      </w:r>
+      <w:r>
+        <w:t xml:space="preserve">an in-flight op and whose</w:t>
+      </w:r>
+      <w:r>
+        <w:t xml:space="preserve"> </w:t>
+      </w:r>
+      <w:r>
+        <w:rPr>
+          <w:bCs/>
+          <w:b/>
+        </w:rPr>
+        <w:t xml:space="preserve">own</w:t>
+      </w:r>
+      <w:r>
+        <w:t xml:space="preserve"> </w:t>
+      </w:r>
+      <w:r>
+        <w:t xml:space="preserve">scope then aborts self-settles via</w:t>
+      </w:r>
+      <w:r>
+        <w:t xml:space="preserve"> </w:t>
+      </w:r>
+      <w:r>
+        <w:rPr>
+          <w:rStyle w:val="VerbatimChar"/>
+        </w:rPr>
+        <w:t xml:space="preserve">Promise.race([existing.promise, callerScope.whenAborted("coalesced_wait")])</w:t>
+      </w:r>
+      <w:r>
+        <w:t xml:space="preserve"> </w:t>
+      </w:r>
+      <w:r>
+        <w:t xml:space="preserve">instead of hanging on the obsolete shared op.</w:t>
       </w:r>
     </w:p>
     <w:p>
       <w:pPr>
+        <w:numPr>
+          <w:ilvl w:val="1"/>
+          <w:numId w:val="1003"/>
+        </w:numPr>
+        <w:pStyle w:val="Compact"/>
+      </w:pPr>
+      <w:r>
+        <w:rPr>
+          <w:bCs/>
+          <w:b/>
+        </w:rPr>
+        <w:t xml:space="preserve">(</w:t>
+      </w:r>
+      <w:r>
+        <w:rPr>
+          <w:rStyle w:val="VerbatimChar"/>
+          <w:bCs/>
+          <w:b/>
+        </w:rPr>
+        <w:t xml:space="preserve">782f99d</w:t>
+      </w:r>
+      <w:r>
+        <w:rPr>
+          <w:bCs/>
+          <w:b/>
+        </w:rPr>
+        <w:t xml:space="preserve">)</w:t>
+      </w:r>
+      <w:r>
+        <w:t xml:space="preserve"> </w:t>
+      </w:r>
+      <w:r>
+        <w:rPr>
+          <w:rStyle w:val="VerbatimChar"/>
+        </w:rPr>
+        <w:t xml:space="preserve">installBoundedPageInterrupt</w:t>
+      </w:r>
+      <w:r>
+        <w:t xml:space="preserve"> </w:t>
+      </w:r>
+      <w:r>
+        <w:t xml:space="preserve">+</w:t>
+      </w:r>
+      <w:r>
+        <w:t xml:space="preserve"> </w:t>
+      </w:r>
+      <w:r>
+        <w:rPr>
+          <w:rStyle w:val="VerbatimChar"/>
+        </w:rPr>
+        <w:t xml:space="preserve">BROWSER_ABORT_GRACE_MS</w:t>
+      </w:r>
+      <w:r>
+        <w:t xml:space="preserve"> </w:t>
+      </w:r>
+      <w:r>
+        <w:t xml:space="preserve">(500 ms): on scope abort, an in-flight browser op on the</w:t>
+      </w:r>
+      <w:r>
+        <w:t xml:space="preserve"> </w:t>
+      </w:r>
+      <w:r>
+        <w:rPr>
+          <w:rStyle w:val="VerbatimChar"/>
+          <w:bCs/>
+          <w:b/>
+        </w:rPr>
+        <w:t xml:space="preserve">fetchPdfViaBrowser</w:t>
+      </w:r>
+      <w:r>
+        <w:t xml:space="preserve"> </w:t>
+      </w:r>
+      <w:r>
+        <w:t xml:space="preserve">path is driven to settle within the grace bound + a gate round-trip instead of running to its own timeout.</w:t>
+      </w:r>
+      <w:r>
+        <w:t xml:space="preserve"> </w:t>
+      </w:r>
+      <w:r>
+        <w:rPr>
+          <w:bCs/>
+          <w:b/>
+        </w:rPr>
+        <w:t xml:space="preserve">Wired only on the PDF path; the</w:t>
+      </w:r>
+      <w:r>
+        <w:rPr>
+          <w:bCs/>
+          <w:b/>
+        </w:rPr>
+        <w:t xml:space="preserve"> </w:t>
+      </w:r>
+      <w:r>
+        <w:rPr>
+          <w:rStyle w:val="VerbatimChar"/>
+          <w:bCs/>
+          <w:b/>
+        </w:rPr>
+        <w:t xml:space="preserve">fetchWithBrowser</w:t>
+      </w:r>
+      <w:r>
+        <w:rPr>
+          <w:bCs/>
+          <w:b/>
+        </w:rPr>
+        <w:t xml:space="preserve"> </w:t>
+      </w:r>
+      <w:r>
+        <w:rPr>
+          <w:bCs/>
+          <w:b/>
+        </w:rPr>
+        <w:t xml:space="preserve">HTML path is not wired</w:t>
+      </w:r>
+      <w:r>
+        <w:t xml:space="preserve"> </w:t>
+      </w:r>
+      <w:r>
+        <w:t xml:space="preserve">(see §6.1).</w:t>
+      </w:r>
+    </w:p>
+    <w:p>
+      <w:pPr>
         <w:pStyle w:val="FirstParagraph"/>
       </w:pPr>
       <w:r>
-        <w:t xml:space="preserve">Tests added (all under</w:t>
+        <w:t xml:space="preserve">Tests added / present (all under</w:t>
       </w:r>
       <w:r>
         <w:t xml:space="preserve"> </w:t>
@@ -908,7 +1228,7 @@
         <w:t xml:space="preserve"> </w:t>
       </w:r>
       <w:r>
-        <w:t xml:space="preserve">(B1),</w:t>
+        <w:t xml:space="preserve">(B1, incl. B1-7 recovery window),</w:t>
       </w:r>
       <w:r>
         <w:t xml:space="preserve"> </w:t>
@@ -923,7 +1243,34 @@
         <w:t xml:space="preserve"> </w:t>
       </w:r>
       <w:r>
-        <w:t xml:space="preserve">(B2),</w:t>
+        <w:t xml:space="preserve">(B2 in-process),</w:t>
+      </w:r>
+      <w:r>
+        <w:t xml:space="preserve"> </w:t>
+      </w:r>
+      <w:r>
+        <w:rPr>
+          <w:rStyle w:val="VerbatimChar"/>
+        </w:rPr>
+        <w:t xml:space="preserve">isolated-proc-admission-boundary.test.ts</w:t>
+      </w:r>
+      <w:r>
+        <w:t xml:space="preserve"> </w:t>
+      </w:r>
+      <w:r>
+        <w:t xml:space="preserve">(B2 across real fork+IPC) + fixture</w:t>
+      </w:r>
+      <w:r>
+        <w:t xml:space="preserve"> </w:t>
+      </w:r>
+      <w:r>
+        <w:rPr>
+          <w:rStyle w:val="VerbatimChar"/>
+        </w:rPr>
+        <w:t xml:space="preserve">__fixtures__/proc-admission-child.ts</w:t>
+      </w:r>
+      <w:r>
+        <w:t xml:space="preserve">,</w:t>
       </w:r>
       <w:r>
         <w:t xml:space="preserve"> </w:t>
@@ -968,7 +1315,37 @@
         <w:t xml:space="preserve"> </w:t>
       </w:r>
       <w:r>
-        <w:t xml:space="preserve">(B7), plus</w:t>
+        <w:t xml:space="preserve">(B7, incl. B7-3 obsolete-work settlement),</w:t>
+      </w:r>
+      <w:r>
+        <w:t xml:space="preserve"> </w:t>
+      </w:r>
+      <w:r>
+        <w:rPr>
+          <w:rStyle w:val="VerbatimChar"/>
+        </w:rPr>
+        <w:t xml:space="preserve">browser-inflight-interrupt.test.ts</w:t>
+      </w:r>
+      <w:r>
+        <w:t xml:space="preserve"> </w:t>
+      </w:r>
+      <w:r>
+        <w:t xml:space="preserve">(bounded in-flight page interrupt, real Chromium),</w:t>
+      </w:r>
+      <w:r>
+        <w:t xml:space="preserve"> </w:t>
+      </w:r>
+      <w:r>
+        <w:rPr>
+          <w:rStyle w:val="VerbatimChar"/>
+        </w:rPr>
+        <w:t xml:space="preserve">unattempted-cancelled-boundary.test.ts</w:t>
+      </w:r>
+      <w:r>
+        <w:t xml:space="preserve"> </w:t>
+      </w:r>
+      <w:r>
+        <w:t xml:space="preserve">(explicit unattempted-URL outcomes, real Postgres),</w:t>
       </w:r>
       <w:r>
         <w:t xml:space="preserve"> </w:t>
@@ -1039,19 +1416,68 @@
         </w:r>
       </w:hyperlink>
       <w:r>
-        <w:t xml:space="preserve">. Headline: 7 test files, 27 subtests, all green on</w:t>
-      </w:r>
-      <w:r>
-        <w:t xml:space="preserve"> </w:t>
-      </w:r>
-      <w:r>
-        <w:rPr>
-          <w:rStyle w:val="VerbatimChar"/>
-        </w:rPr>
-        <w:t xml:space="preserve">b317833</w:t>
-      </w:r>
-      <w:r>
-        <w:t xml:space="preserve">; one case (B3) kills a real child process, four cases (browser close/reap) drive a real Chromium child, the rest exercise the real production broker/scope functions in-process.</w:t>
+        <w:t xml:space="preserve">. Headline:</w:t>
+      </w:r>
+      <w:r>
+        <w:t xml:space="preserve"> </w:t>
+      </w:r>
+      <w:r>
+        <w:rPr>
+          <w:bCs/>
+          <w:b/>
+        </w:rPr>
+        <w:t xml:space="preserve">11 test files, all green on</w:t>
+      </w:r>
+      <w:r>
+        <w:rPr>
+          <w:bCs/>
+          <w:b/>
+        </w:rPr>
+        <w:t xml:space="preserve"> </w:t>
+      </w:r>
+      <w:r>
+        <w:rPr>
+          <w:rStyle w:val="VerbatimChar"/>
+          <w:bCs/>
+          <w:b/>
+        </w:rPr>
+        <w:t xml:space="preserve">45cc661</w:t>
+      </w:r>
+      <w:r>
+        <w:t xml:space="preserve"> </w:t>
+      </w:r>
+      <w:r>
+        <w:t xml:space="preserve">— 33</w:t>
+      </w:r>
+      <w:r>
+        <w:t xml:space="preserve"> </w:t>
+      </w:r>
+      <w:r>
+        <w:rPr>
+          <w:rStyle w:val="VerbatimChar"/>
+        </w:rPr>
+        <w:t xml:space="preserve">node:test</w:t>
+      </w:r>
+      <w:r>
+        <w:t xml:space="preserve"> </w:t>
+      </w:r>
+      <w:r>
+        <w:t xml:space="preserve">subtests across 10 files +</w:t>
+      </w:r>
+      <w:r>
+        <w:t xml:space="preserve"> </w:t>
+      </w:r>
+      <w:r>
+        <w:rPr>
+          <w:rStyle w:val="VerbatimChar"/>
+        </w:rPr>
+        <w:t xml:space="preserve">scoring-cancellation.unit</w:t>
+      </w:r>
+      <w:r>
+        <w:t xml:space="preserve"> </w:t>
+      </w:r>
+      <w:r>
+        <w:t xml:space="preserve">(60 passed). Realism spans a real-killed child process (B3), a real fork+IPC admission withdrawal (B2b), a real Chromium child close/reap on four exit paths, a real Chromium page bounded-interrupt, real Postgres terminal-state assertions, and the real production broker/scope functions in-process for the rest.</w:t>
       </w:r>
     </w:p>
     <w:p>
@@ -1062,13 +1488,13 @@
       </w:r>
     </w:p>
     <w:bookmarkEnd w:id="22"/>
-    <w:bookmarkStart w:id="23" w:name="Xe3313e6e2f59ec94ec3c01ebc76e434a46d0290"/>
+    <w:bookmarkStart w:id="23" w:name="X675224e56f8a0a83aabf03dd8fcc07e89175c5b"/>
     <w:p>
       <w:pPr>
         <w:pStyle w:val="Heading2"/>
       </w:pPr>
       <w:r>
-        <w:t xml:space="preserve">3. Mutation-fail demo per gap (all run</w:t>
+        <w:t xml:space="preserve">3. Mutation-fail demo per guard (all run</w:t>
       </w:r>
       <w:r>
         <w:t xml:space="preserve"> </w:t>
@@ -1095,25 +1521,28 @@
         <w:rPr>
           <w:rStyle w:val="VerbatimChar"/>
         </w:rPr>
-        <w:t xml:space="preserve">git diff --quiet</w:t>
-      </w:r>
-      <w:r>
-        <w:t xml:space="preserve">, zero</w:t>
-      </w:r>
-      <w:r>
-        <w:t xml:space="preserve"> </w:t>
-      </w:r>
-      <w:r>
-        <w:rPr>
-          <w:rStyle w:val="VerbatimChar"/>
-        </w:rPr>
-        <w:t xml:space="preserve">B?-MUT</w:t>
-      </w:r>
-      <w:r>
-        <w:t xml:space="preserve"> </w:t>
-      </w:r>
-      <w:r>
-        <w:t xml:space="preserve">markers).</w:t>
+        <w:t xml:space="preserve">grep -rn MUTATION_MARKER server/</w:t>
+      </w:r>
+      <w:r>
+        <w:t xml:space="preserve"> </w:t>
+      </w:r>
+      <w:r>
+        <w:t xml:space="preserve">→ none;</w:t>
+      </w:r>
+      <w:r>
+        <w:t xml:space="preserve"> </w:t>
+      </w:r>
+      <w:r>
+        <w:rPr>
+          <w:rStyle w:val="VerbatimChar"/>
+        </w:rPr>
+        <w:t xml:space="preserve">git diff --quiet HEAD -- server/lib/processor.ts server/lib/pipeline.ts</w:t>
+      </w:r>
+      <w:r>
+        <w:t xml:space="preserve"> </w:t>
+      </w:r>
+      <w:r>
+        <w:t xml:space="preserve">→ clean).</w:t>
       </w:r>
     </w:p>
     <w:tbl>
@@ -1262,10 +1691,7 @@
               <w:rPr>
                 <w:rStyle w:val="VerbatimChar"/>
               </w:rPr>
-              <w:t xml:space="preserve">AssertionError … a scope was passed to the fetch boundary (was DEAD/omitted before B1)</w:t>
-            </w:r>
-            <w:r>
-              <w:t xml:space="preserve">; B1-2/B1-3 cascade</w:t>
+              <w:t xml:space="preserve">AssertionError … a scope was passed to the fetch boundary</w:t>
             </w:r>
           </w:p>
         </w:tc>
@@ -1283,40 +1709,58 @@
                 <w:bCs/>
                 <w:b/>
               </w:rPr>
-              <w:t xml:space="preserve">B2</w:t>
-            </w:r>
-            <w:r>
-              <w:t xml:space="preserve"> </w:t>
-            </w:r>
-            <w:r>
-              <w:t xml:space="preserve">queued-waiter abort</w:t>
-            </w:r>
-          </w:p>
-        </w:tc>
-        <w:tc>
-          <w:tcPr/>
-          <w:p>
-            <w:pPr>
-              <w:pStyle w:val="Compact"/>
-              <w:jc w:val="left"/>
-            </w:pPr>
-            <w:r>
-              <w:t xml:space="preserve">remove</w:t>
-            </w:r>
-            <w:r>
-              <w:t xml:space="preserve"> </w:t>
-            </w:r>
+              <w:t xml:space="preserve">B1-7</w:t>
+            </w:r>
+            <w:r>
+              <w:t xml:space="preserve"> </w:t>
+            </w:r>
+            <w:r>
+              <w:t xml:space="preserve">recovery window</w:t>
+            </w:r>
+          </w:p>
+        </w:tc>
+        <w:tc>
+          <w:tcPr/>
+          <w:p>
+            <w:pPr>
+              <w:pStyle w:val="Compact"/>
+              <w:jc w:val="left"/>
+            </w:pPr>
             <w:r>
               <w:rPr>
                 <w:rStyle w:val="VerbatimChar"/>
               </w:rPr>
-              <w:t xml:space="preserve">sig.addEventListener("abort", onAbort…)</w:t>
-            </w:r>
-            <w:r>
-              <w:t xml:space="preserve"> </w:t>
-            </w:r>
-            <w:r>
-              <w:t xml:space="preserve">(line 641)</w:t>
+              <w:t xml:space="preserve">remainingFetchBudgetMs</w:t>
+            </w:r>
+            <w:r>
+              <w:t xml:space="preserve"> </w:t>
+            </w:r>
+            <w:r>
+              <w:t xml:space="preserve">body →</w:t>
+            </w:r>
+            <w:r>
+              <w:t xml:space="preserve"> </w:t>
+            </w:r>
+            <w:r>
+              <w:rPr>
+                <w:rStyle w:val="VerbatimChar"/>
+              </w:rPr>
+              <w:t xml:space="preserve">return budgetMs;</w:t>
+            </w:r>
+            <w:r>
+              <w:t xml:space="preserve"> </w:t>
+            </w:r>
+            <w:r>
+              <w:t xml:space="preserve">(</w:t>
+            </w:r>
+            <w:r>
+              <w:rPr>
+                <w:rStyle w:val="VerbatimChar"/>
+              </w:rPr>
+              <w:t xml:space="preserve">MUTATION_MARKER_B2</w:t>
+            </w:r>
+            <w:r>
+              <w:t xml:space="preserve">)</w:t>
             </w:r>
           </w:p>
         </w:tc>
@@ -1332,7 +1776,7 @@
                 <w:bCs/>
                 <w:b/>
               </w:rPr>
-              <w:t xml:space="preserve">B2-1 fails</w:t>
+              <w:t xml:space="preserve">B1-7 fails</w:t>
             </w:r>
           </w:p>
         </w:tc>
@@ -1347,19 +1791,13 @@
               <w:rPr>
                 <w:rStyle w:val="VerbatimChar"/>
               </w:rPr>
-              <w:t xml:space="preserve">'hung' !== 'settled'</w:t>
-            </w:r>
-            <w:r>
-              <w:t xml:space="preserve">; B2-2/3/4 cascade</w:t>
-            </w:r>
-            <w:r>
-              <w:t xml:space="preserve"> </w:t>
-            </w:r>
-            <w:r>
-              <w:rPr>
-                <w:rStyle w:val="VerbatimChar"/>
-              </w:rPr>
-              <w:t xml:space="preserve">proc slot leaked (active=1)</w:t>
+              <w:t xml:space="preserve">6 pass / 1 fail</w:t>
+            </w:r>
+            <w:r>
+              <w:t xml:space="preserve"> </w:t>
+            </w:r>
+            <w:r>
+              <w:t xml:space="preserve">— window no longer shrinks with elapsed</w:t>
             </w:r>
           </w:p>
         </w:tc>
@@ -1377,25 +1815,34 @@
                 <w:bCs/>
                 <w:b/>
               </w:rPr>
-              <w:t xml:space="preserve">B3</w:t>
-            </w:r>
-            <w:r>
-              <w:t xml:space="preserve"> </w:t>
-            </w:r>
-            <w:r>
-              <w:t xml:space="preserve">stalled-child kill</w:t>
-            </w:r>
-          </w:p>
-        </w:tc>
-        <w:tc>
-          <w:tcPr/>
-          <w:p>
-            <w:pPr>
-              <w:pStyle w:val="Compact"/>
-              <w:jc w:val="left"/>
-            </w:pPr>
-            <w:r>
-              <w:t xml:space="preserve">disable abort registration (747-750)</w:t>
+              <w:t xml:space="preserve">B2</w:t>
+            </w:r>
+            <w:r>
+              <w:t xml:space="preserve"> </w:t>
+            </w:r>
+            <w:r>
+              <w:t xml:space="preserve">queued-waiter abort</w:t>
+            </w:r>
+          </w:p>
+        </w:tc>
+        <w:tc>
+          <w:tcPr/>
+          <w:p>
+            <w:pPr>
+              <w:pStyle w:val="Compact"/>
+              <w:jc w:val="left"/>
+            </w:pPr>
+            <w:r>
+              <w:t xml:space="preserve">remove</w:t>
+            </w:r>
+            <w:r>
+              <w:t xml:space="preserve"> </w:t>
+            </w:r>
+            <w:r>
+              <w:rPr>
+                <w:rStyle w:val="VerbatimChar"/>
+              </w:rPr>
+              <w:t xml:space="preserve">sig.addEventListener("abort", onAbort…)</w:t>
             </w:r>
           </w:p>
         </w:tc>
@@ -1411,7 +1858,7 @@
                 <w:bCs/>
                 <w:b/>
               </w:rPr>
-              <w:t xml:space="preserve">B3 fails</w:t>
+              <w:t xml:space="preserve">B2-1 fails</w:t>
             </w:r>
           </w:p>
         </w:tc>
@@ -1426,29 +1873,110 @@
               <w:rPr>
                 <w:rStyle w:val="VerbatimChar"/>
               </w:rPr>
-              <w:t xml:space="preserve">parent settled promptly after abort (elapsed=60005ms)</w:t>
-            </w:r>
-            <w:r>
-              <w:t xml:space="preserve"> </w:t>
-            </w:r>
-            <w:r>
-              <w:t xml:space="preserve">— child ran the</w:t>
-            </w:r>
-            <w:r>
-              <w:t xml:space="preserve"> </w:t>
-            </w:r>
+              <w:t xml:space="preserve">'hung' !== 'settled'</w:t>
+            </w:r>
+            <w:r>
+              <w:t xml:space="preserve">; B2-2/3/4 cascade</w:t>
+            </w:r>
+            <w:r>
+              <w:t xml:space="preserve"> </w:t>
+            </w:r>
+            <w:r>
+              <w:rPr>
+                <w:rStyle w:val="VerbatimChar"/>
+              </w:rPr>
+              <w:t xml:space="preserve">proc slot leaked</w:t>
+            </w:r>
+          </w:p>
+        </w:tc>
+      </w:tr>
+      <w:tr>
+        <w:tc>
+          <w:tcPr/>
+          <w:p>
+            <w:pPr>
+              <w:pStyle w:val="Compact"/>
+              <w:jc w:val="left"/>
+            </w:pPr>
             <w:r>
               <w:rPr>
                 <w:bCs/>
                 <w:b/>
               </w:rPr>
-              <w:t xml:space="preserve">full 60 s</w:t>
-            </w:r>
-            <w:r>
-              <w:t xml:space="preserve"> </w:t>
-            </w:r>
-            <w:r>
-              <w:t xml:space="preserve">timeout</w:t>
+              <w:t xml:space="preserve">B2b</w:t>
+            </w:r>
+            <w:r>
+              <w:t xml:space="preserve"> </w:t>
+            </w:r>
+            <w:r>
+              <w:t xml:space="preserve">IPC withdrawal error type</w:t>
+            </w:r>
+          </w:p>
+        </w:tc>
+        <w:tc>
+          <w:tcPr/>
+          <w:p>
+            <w:pPr>
+              <w:pStyle w:val="Compact"/>
+              <w:jc w:val="left"/>
+            </w:pPr>
+            <w:r>
+              <w:rPr>
+                <w:rStyle w:val="VerbatimChar"/>
+              </w:rPr>
+              <w:t xml:space="preserve">() =&gt; new OperationAbortedError(…, "proc_admission")</w:t>
+            </w:r>
+            <w:r>
+              <w:t xml:space="preserve"> </w:t>
+            </w:r>
+            <w:r>
+              <w:t xml:space="preserve">→</w:t>
+            </w:r>
+            <w:r>
+              <w:t xml:space="preserve"> </w:t>
+            </w:r>
+            <w:r>
+              <w:rPr>
+                <w:rStyle w:val="VerbatimChar"/>
+              </w:rPr>
+              <w:t xml:space="preserve">() =&gt; new Error("MUTATION_MARKER_B5 …")</w:t>
+            </w:r>
+          </w:p>
+        </w:tc>
+        <w:tc>
+          <w:tcPr/>
+          <w:p>
+            <w:pPr>
+              <w:pStyle w:val="Compact"/>
+              <w:jc w:val="left"/>
+            </w:pPr>
+            <w:r>
+              <w:rPr>
+                <w:bCs/>
+                <w:b/>
+              </w:rPr>
+              <w:t xml:space="preserve">isolated-proc-admission fails fast</w:t>
+            </w:r>
+          </w:p>
+        </w:tc>
+        <w:tc>
+          <w:tcPr/>
+          <w:p>
+            <w:pPr>
+              <w:pStyle w:val="Compact"/>
+              <w:jc w:val="left"/>
+            </w:pPr>
+            <w:r>
+              <w:t xml:space="preserve">child withdraws at ~700 ms but</w:t>
+            </w:r>
+            <w:r>
+              <w:t xml:space="preserve"> </w:t>
+            </w:r>
+            <w:r>
+              <w:rPr>
+                <w:rStyle w:val="VerbatimChar"/>
+              </w:rPr>
+              <w:t xml:space="preserve">isOperationAborted: false</w:t>
             </w:r>
           </w:p>
         </w:tc>
@@ -1466,28 +1994,25 @@
                 <w:bCs/>
                 <w:b/>
               </w:rPr>
-              <w:t xml:space="preserve">B7</w:t>
-            </w:r>
-            <w:r>
-              <w:t xml:space="preserve"> </w:t>
-            </w:r>
-            <w:r>
-              <w:t xml:space="preserve">coalescing</w:t>
-            </w:r>
-          </w:p>
-        </w:tc>
-        <w:tc>
-          <w:tcPr/>
-          <w:p>
-            <w:pPr>
-              <w:pStyle w:val="Compact"/>
-              <w:jc w:val="left"/>
-            </w:pPr>
-            <w:r>
-              <w:rPr>
-                <w:rStyle w:val="VerbatimChar"/>
-              </w:rPr>
-              <w:t xml:space="preserve">if (false &amp;&amp; existing …)</w:t>
+              <w:t xml:space="preserve">B3</w:t>
+            </w:r>
+            <w:r>
+              <w:t xml:space="preserve"> </w:t>
+            </w:r>
+            <w:r>
+              <w:t xml:space="preserve">stalled-child kill</w:t>
+            </w:r>
+          </w:p>
+        </w:tc>
+        <w:tc>
+          <w:tcPr/>
+          <w:p>
+            <w:pPr>
+              <w:pStyle w:val="Compact"/>
+              <w:jc w:val="left"/>
+            </w:pPr>
+            <w:r>
+              <w:t xml:space="preserve">disable abort registration</w:t>
             </w:r>
           </w:p>
         </w:tc>
@@ -1503,7 +2028,7 @@
                 <w:bCs/>
                 <w:b/>
               </w:rPr>
-              <w:t xml:space="preserve">B7-1 fails</w:t>
+              <w:t xml:space="preserve">B3 fails</w:t>
             </w:r>
           </w:p>
         </w:tc>
@@ -1518,13 +2043,23 @@
               <w:rPr>
                 <w:rStyle w:val="VerbatimChar"/>
               </w:rPr>
-              <w:t xml:space="preserve">2 !== 1</w:t>
-            </w:r>
-            <w:r>
-              <w:t xml:space="preserve"> </w:t>
-            </w:r>
-            <w:r>
-              <w:t xml:space="preserve">(two fetches)</w:t>
+              <w:t xml:space="preserve">parent settled promptly after abort (elapsed=60005ms)</w:t>
+            </w:r>
+            <w:r>
+              <w:t xml:space="preserve"> </w:t>
+            </w:r>
+            <w:r>
+              <w:t xml:space="preserve">— child ran the</w:t>
+            </w:r>
+            <w:r>
+              <w:t xml:space="preserve"> </w:t>
+            </w:r>
+            <w:r>
+              <w:rPr>
+                <w:bCs/>
+                <w:b/>
+              </w:rPr>
+              <w:t xml:space="preserve">full 60 s</w:t>
             </w:r>
           </w:p>
         </w:tc>
@@ -1548,7 +2083,7 @@
               <w:t xml:space="preserve"> </w:t>
             </w:r>
             <w:r>
-              <w:t xml:space="preserve">liveness</w:t>
+              <w:t xml:space="preserve">coalescing</w:t>
             </w:r>
           </w:p>
         </w:tc>
@@ -1563,25 +2098,7 @@
               <w:rPr>
                 <w:rStyle w:val="VerbatimChar"/>
               </w:rPr>
-              <w:t xml:space="preserve">if (existing) return …</w:t>
-            </w:r>
-            <w:r>
-              <w:t xml:space="preserve"> </w:t>
-            </w:r>
-            <w:r>
-              <w:t xml:space="preserve">(ignore</w:t>
-            </w:r>
-            <w:r>
-              <w:t xml:space="preserve"> </w:t>
-            </w:r>
-            <w:r>
-              <w:rPr>
-                <w:rStyle w:val="VerbatimChar"/>
-              </w:rPr>
-              <w:t xml:space="preserve">scope.aborted()</w:t>
-            </w:r>
-            <w:r>
-              <w:t xml:space="preserve">)</w:t>
+              <w:t xml:space="preserve">if (false &amp;&amp; existing …)</w:t>
             </w:r>
           </w:p>
         </w:tc>
@@ -1597,6 +2114,88 @@
                 <w:bCs/>
                 <w:b/>
               </w:rPr>
+              <w:t xml:space="preserve">B7-1 fails</w:t>
+            </w:r>
+          </w:p>
+        </w:tc>
+        <w:tc>
+          <w:tcPr/>
+          <w:p>
+            <w:pPr>
+              <w:pStyle w:val="Compact"/>
+              <w:jc w:val="left"/>
+            </w:pPr>
+            <w:r>
+              <w:rPr>
+                <w:rStyle w:val="VerbatimChar"/>
+              </w:rPr>
+              <w:t xml:space="preserve">2 !== 1</w:t>
+            </w:r>
+            <w:r>
+              <w:t xml:space="preserve"> </w:t>
+            </w:r>
+            <w:r>
+              <w:t xml:space="preserve">(two fetches)</w:t>
+            </w:r>
+          </w:p>
+        </w:tc>
+      </w:tr>
+      <w:tr>
+        <w:tc>
+          <w:tcPr/>
+          <w:p>
+            <w:pPr>
+              <w:pStyle w:val="Compact"/>
+              <w:jc w:val="left"/>
+            </w:pPr>
+            <w:r>
+              <w:rPr>
+                <w:bCs/>
+                <w:b/>
+              </w:rPr>
+              <w:t xml:space="preserve">B7</w:t>
+            </w:r>
+            <w:r>
+              <w:t xml:space="preserve"> </w:t>
+            </w:r>
+            <w:r>
+              <w:t xml:space="preserve">liveness</w:t>
+            </w:r>
+          </w:p>
+        </w:tc>
+        <w:tc>
+          <w:tcPr/>
+          <w:p>
+            <w:pPr>
+              <w:pStyle w:val="Compact"/>
+              <w:jc w:val="left"/>
+            </w:pPr>
+            <w:r>
+              <w:t xml:space="preserve">ignore</w:t>
+            </w:r>
+            <w:r>
+              <w:t xml:space="preserve"> </w:t>
+            </w:r>
+            <w:r>
+              <w:rPr>
+                <w:rStyle w:val="VerbatimChar"/>
+              </w:rPr>
+              <w:t xml:space="preserve">scope.aborted()</w:t>
+            </w:r>
+          </w:p>
+        </w:tc>
+        <w:tc>
+          <w:tcPr/>
+          <w:p>
+            <w:pPr>
+              <w:pStyle w:val="Compact"/>
+              <w:jc w:val="left"/>
+            </w:pPr>
+            <w:r>
+              <w:rPr>
+                <w:bCs/>
+                <w:b/>
+              </w:rPr>
               <w:t xml:space="preserve">B7-2 fails</w:t>
             </w:r>
           </w:p>
@@ -1619,6 +2218,331 @@
             </w:r>
             <w:r>
               <w:t xml:space="preserve">(new caller coalesced onto aborted entry)</w:t>
+            </w:r>
+          </w:p>
+        </w:tc>
+      </w:tr>
+      <w:tr>
+        <w:tc>
+          <w:tcPr/>
+          <w:p>
+            <w:pPr>
+              <w:pStyle w:val="Compact"/>
+              <w:jc w:val="left"/>
+            </w:pPr>
+            <w:r>
+              <w:rPr>
+                <w:bCs/>
+                <w:b/>
+              </w:rPr>
+              <w:t xml:space="preserve">B7-3</w:t>
+            </w:r>
+            <w:r>
+              <w:t xml:space="preserve"> </w:t>
+            </w:r>
+            <w:r>
+              <w:t xml:space="preserve">coalesced self-settle</w:t>
+            </w:r>
+          </w:p>
+        </w:tc>
+        <w:tc>
+          <w:tcPr/>
+          <w:p>
+            <w:pPr>
+              <w:pStyle w:val="Compact"/>
+              <w:jc w:val="left"/>
+            </w:pPr>
+            <w:r>
+              <w:rPr>
+                <w:rStyle w:val="VerbatimChar"/>
+              </w:rPr>
+              <w:t xml:space="preserve">Promise.race([existing.promise, callerScope.whenAborted(…)])</w:t>
+            </w:r>
+            <w:r>
+              <w:t xml:space="preserve"> </w:t>
+            </w:r>
+            <w:r>
+              <w:t xml:space="preserve">→</w:t>
+            </w:r>
+            <w:r>
+              <w:t xml:space="preserve"> </w:t>
+            </w:r>
+            <w:r>
+              <w:rPr>
+                <w:rStyle w:val="VerbatimChar"/>
+              </w:rPr>
+              <w:t xml:space="preserve">return existing.promise;</w:t>
+            </w:r>
+            <w:r>
+              <w:t xml:space="preserve"> </w:t>
+            </w:r>
+            <w:r>
+              <w:t xml:space="preserve">(</w:t>
+            </w:r>
+            <w:r>
+              <w:rPr>
+                <w:rStyle w:val="VerbatimChar"/>
+              </w:rPr>
+              <w:t xml:space="preserve">MUTATION_MARKER_B4</w:t>
+            </w:r>
+            <w:r>
+              <w:t xml:space="preserve">)</w:t>
+            </w:r>
+          </w:p>
+        </w:tc>
+        <w:tc>
+          <w:tcPr/>
+          <w:p>
+            <w:pPr>
+              <w:pStyle w:val="Compact"/>
+              <w:jc w:val="left"/>
+            </w:pPr>
+            <w:r>
+              <w:rPr>
+                <w:bCs/>
+                <w:b/>
+              </w:rPr>
+              <w:t xml:space="preserve">B7-3 fails</w:t>
+            </w:r>
+          </w:p>
+        </w:tc>
+        <w:tc>
+          <w:tcPr/>
+          <w:p>
+            <w:pPr>
+              <w:pStyle w:val="Compact"/>
+              <w:jc w:val="left"/>
+            </w:pPr>
+            <w:r>
+              <w:rPr>
+                <w:rStyle w:val="VerbatimChar"/>
+              </w:rPr>
+              <w:t xml:space="preserve">2 pass / 1 fail</w:t>
+            </w:r>
+            <w:r>
+              <w:t xml:space="preserve"> </w:t>
+            </w:r>
+            <w:r>
+              <w:t xml:space="preserve">— coalesced caller hangs past its own abort</w:t>
+            </w:r>
+          </w:p>
+        </w:tc>
+      </w:tr>
+      <w:tr>
+        <w:tc>
+          <w:tcPr/>
+          <w:p>
+            <w:pPr>
+              <w:pStyle w:val="Compact"/>
+              <w:jc w:val="left"/>
+            </w:pPr>
+            <w:r>
+              <w:rPr>
+                <w:bCs/>
+                <w:b/>
+              </w:rPr>
+              <w:t xml:space="preserve">B-browser</w:t>
+            </w:r>
+            <w:r>
+              <w:t xml:space="preserve"> </w:t>
+            </w:r>
+            <w:r>
+              <w:t xml:space="preserve">bounded interrupt</w:t>
+            </w:r>
+          </w:p>
+        </w:tc>
+        <w:tc>
+          <w:tcPr/>
+          <w:p>
+            <w:pPr>
+              <w:pStyle w:val="Compact"/>
+              <w:jc w:val="left"/>
+            </w:pPr>
+            <w:r>
+              <w:rPr>
+                <w:rStyle w:val="VerbatimChar"/>
+              </w:rPr>
+              <w:t xml:space="preserve">installBoundedPageInterrupt</w:t>
+            </w:r>
+            <w:r>
+              <w:t xml:space="preserve"> </w:t>
+            </w:r>
+            <w:r>
+              <w:rPr>
+                <w:rStyle w:val="VerbatimChar"/>
+              </w:rPr>
+              <w:t xml:space="preserve">onAbort</w:t>
+            </w:r>
+            <w:r>
+              <w:t xml:space="preserve"> </w:t>
+            </w:r>
+            <w:r>
+              <w:t xml:space="preserve">body → no-op (</w:t>
+            </w:r>
+            <w:r>
+              <w:rPr>
+                <w:rStyle w:val="VerbatimChar"/>
+              </w:rPr>
+              <w:t xml:space="preserve">MUTATION_MARKER_B3</w:t>
+            </w:r>
+            <w:r>
+              <w:t xml:space="preserve">)</w:t>
+            </w:r>
+          </w:p>
+        </w:tc>
+        <w:tc>
+          <w:tcPr/>
+          <w:p>
+            <w:pPr>
+              <w:pStyle w:val="Compact"/>
+              <w:jc w:val="left"/>
+            </w:pPr>
+            <w:r>
+              <w:rPr>
+                <w:bCs/>
+                <w:b/>
+              </w:rPr>
+              <w:t xml:space="preserve">browser-inflight-interrupt fails</w:t>
+            </w:r>
+          </w:p>
+        </w:tc>
+        <w:tc>
+          <w:tcPr/>
+          <w:p>
+            <w:pPr>
+              <w:pStyle w:val="Compact"/>
+              <w:jc w:val="left"/>
+            </w:pPr>
+            <w:r>
+              <w:t xml:space="preserve">page settled</w:t>
+            </w:r>
+            <w:r>
+              <w:t xml:space="preserve"> </w:t>
+            </w:r>
+            <w:r>
+              <w:rPr>
+                <w:bCs/>
+                <w:b/>
+              </w:rPr>
+              <w:t xml:space="preserve">8169 ms</w:t>
+            </w:r>
+            <w:r>
+              <w:t xml:space="preserve"> </w:t>
+            </w:r>
+            <w:r>
+              <w:t xml:space="preserve">vs</w:t>
+            </w:r>
+            <w:r>
+              <w:t xml:space="preserve"> </w:t>
+            </w:r>
+            <w:r>
+              <w:rPr>
+                <w:rStyle w:val="VerbatimChar"/>
+              </w:rPr>
+              <w:t xml:space="preserve">&lt; 3000 ms</w:t>
+            </w:r>
+            <w:r>
+              <w:t xml:space="preserve"> </w:t>
+            </w:r>
+            <w:r>
+              <w:t xml:space="preserve">bound</w:t>
+            </w:r>
+          </w:p>
+        </w:tc>
+      </w:tr>
+      <w:tr>
+        <w:tc>
+          <w:tcPr/>
+          <w:p>
+            <w:pPr>
+              <w:pStyle w:val="Compact"/>
+              <w:jc w:val="left"/>
+            </w:pPr>
+            <w:r>
+              <w:rPr>
+                <w:bCs/>
+                <w:b/>
+              </w:rPr>
+              <w:t xml:space="preserve">B6(unattempted)</w:t>
+            </w:r>
+            <w:r>
+              <w:t xml:space="preserve"> </w:t>
+            </w:r>
+            <w:r>
+              <w:t xml:space="preserve">terminal outcomes</w:t>
+            </w:r>
+          </w:p>
+        </w:tc>
+        <w:tc>
+          <w:tcPr/>
+          <w:p>
+            <w:pPr>
+              <w:pStyle w:val="Compact"/>
+              <w:jc w:val="left"/>
+            </w:pPr>
+            <w:r>
+              <w:t xml:space="preserve">pending filter</w:t>
+            </w:r>
+            <w:r>
+              <w:t xml:space="preserve"> </w:t>
+            </w:r>
+            <w:r>
+              <w:rPr>
+                <w:rStyle w:val="VerbatimChar"/>
+              </w:rPr>
+              <w:t xml:space="preserve">&amp;&amp; false</w:t>
+            </w:r>
+            <w:r>
+              <w:t xml:space="preserve"> </w:t>
+            </w:r>
+            <w:r>
+              <w:t xml:space="preserve">(</w:t>
+            </w:r>
+            <w:r>
+              <w:rPr>
+                <w:rStyle w:val="VerbatimChar"/>
+              </w:rPr>
+              <w:t xml:space="preserve">MUTATION_MARKER_B6</w:t>
+            </w:r>
+            <w:r>
+              <w:t xml:space="preserve">)</w:t>
+            </w:r>
+          </w:p>
+        </w:tc>
+        <w:tc>
+          <w:tcPr/>
+          <w:p>
+            <w:pPr>
+              <w:pStyle w:val="Compact"/>
+              <w:jc w:val="left"/>
+            </w:pPr>
+            <w:r>
+              <w:rPr>
+                <w:bCs/>
+                <w:b/>
+              </w:rPr>
+              <w:t xml:space="preserve">B6-1 fails</w:t>
+            </w:r>
+          </w:p>
+        </w:tc>
+        <w:tc>
+          <w:tcPr/>
+          <w:p>
+            <w:pPr>
+              <w:pStyle w:val="Compact"/>
+              <w:jc w:val="left"/>
+            </w:pPr>
+            <w:r>
+              <w:rPr>
+                <w:rStyle w:val="VerbatimChar"/>
+              </w:rPr>
+              <w:t xml:space="preserve">0 !== 3</w:t>
+            </w:r>
+            <w:r>
+              <w:t xml:space="preserve"> </w:t>
+            </w:r>
+            <w:r>
+              <w:t xml:space="preserve">— pending docs silently dropped again</w:t>
             </w:r>
           </w:p>
         </w:tc>
@@ -1629,31 +2553,51 @@
         <w:pStyle w:val="BodyText"/>
       </w:pPr>
       <w:r>
-        <w:t xml:space="preserve">B7 needs two mutants because the two clauses of the guard (</w:t>
-      </w:r>
-      <w:r>
-        <w:rPr>
-          <w:rStyle w:val="VerbatimChar"/>
-        </w:rPr>
-        <w:t xml:space="preserve">existing</w:t>
-      </w:r>
-      <w:r>
-        <w:t xml:space="preserve"> </w:t>
-      </w:r>
-      <w:r>
-        <w:t xml:space="preserve">and</w:t>
-      </w:r>
-      <w:r>
-        <w:t xml:space="preserve"> </w:t>
-      </w:r>
-      <w:r>
-        <w:rPr>
-          <w:rStyle w:val="VerbatimChar"/>
-        </w:rPr>
-        <w:t xml:space="preserve">!scope.aborted()</w:t>
-      </w:r>
-      <w:r>
-        <w:t xml:space="preserve">) are independently load-bearing.</w:t>
+        <w:t xml:space="preserve">B7 needs three mutants because the coalesce / liveness / self-settlement clauses are independently load-bearing. The B2b</w:t>
+      </w:r>
+      <w:r>
+        <w:t xml:space="preserve"> </w:t>
+      </w:r>
+      <w:r>
+        <w:rPr>
+          <w:iCs/>
+          <w:i/>
+        </w:rPr>
+        <w:t xml:space="preserve">error-type</w:t>
+      </w:r>
+      <w:r>
+        <w:t xml:space="preserve"> </w:t>
+      </w:r>
+      <w:r>
+        <w:t xml:space="preserve">mutation is the load-bearing one for the IPC path; a weaker</w:t>
+      </w:r>
+      <w:r>
+        <w:t xml:space="preserve"> </w:t>
+      </w:r>
+      <w:r>
+        <w:rPr>
+          <w:rStyle w:val="VerbatimChar"/>
+        </w:rPr>
+        <w:t xml:space="preserve">cancelAcquire</w:t>
+      </w:r>
+      <w:r>
+        <w:t xml:space="preserve">-suppression mutation did</w:t>
+      </w:r>
+      <w:r>
+        <w:t xml:space="preserve"> </w:t>
+      </w:r>
+      <w:r>
+        <w:rPr>
+          <w:bCs/>
+          <w:b/>
+        </w:rPr>
+        <w:t xml:space="preserve">not</w:t>
+      </w:r>
+      <w:r>
+        <w:t xml:space="preserve"> </w:t>
+      </w:r>
+      <w:r>
+        <w:t xml:space="preserve">fail (child-exit cleanup masks it) and that masking is documented in COVERAGE_MATRIX §2b rather than hidden.</w:t>
       </w:r>
     </w:p>
     <w:p>
@@ -1664,7 +2608,7 @@
       </w:r>
     </w:p>
     <w:bookmarkEnd w:id="23"/>
-    <w:bookmarkStart w:id="24" w:name="gate-results-b317833-this-session"/>
+    <w:bookmarkStart w:id="24" w:name="gate-results-45cc661-this-session"/>
     <w:p>
       <w:pPr>
         <w:pStyle w:val="Heading2"/>
@@ -1676,7 +2620,7 @@
         <w:rPr>
           <w:rStyle w:val="VerbatimChar"/>
         </w:rPr>
-        <w:t xml:space="preserve">b317833</w:t>
+        <w:t xml:space="preserve">45cc661</w:t>
       </w:r>
       <w:r>
         <w:t xml:space="preserve">, this session)</w:t>
@@ -1691,7 +2635,7 @@
           <w:bCs/>
           <w:b/>
         </w:rPr>
-        <w:t xml:space="preserve">All 7 cancellation test files green</w:t>
+        <w:t xml:space="preserve">All 11 cancellation test files green</w:t>
       </w:r>
       <w:r>
         <w:t xml:space="preserve"> </w:t>
@@ -1771,7 +2715,7 @@
         <w:rPr>
           <w:rStyle w:val="VerbatimChar"/>
         </w:rPr>
-        <w:t xml:space="preserve">company-pdf-recovery-boundary        pass 6  fail 0</w:t>
+        <w:t xml:space="preserve">company-pdf-recovery-boundary        pass 7  fail 0   (B1-7 added)</w:t>
       </w:r>
       <w:r>
         <w:br/>
@@ -1789,7 +2733,7 @@
         <w:rPr>
           <w:rStyle w:val="VerbatimChar"/>
         </w:rPr>
-        <w:t xml:space="preserve">inflight-coalescing-boundary         pass 2  fail 0</w:t>
+        <w:t xml:space="preserve">isolated-proc-admission-boundary     pass 1  fail 0   (real fork+IPC)</w:t>
       </w:r>
       <w:r>
         <w:br/>
@@ -1798,6 +2742,15 @@
         <w:rPr>
           <w:rStyle w:val="VerbatimChar"/>
         </w:rPr>
+        <w:t xml:space="preserve">inflight-coalescing-boundary         pass 3  fail 0   (B7-3 added)</w:t>
+      </w:r>
+      <w:r>
+        <w:br/>
+      </w:r>
+      <w:r>
+        <w:rPr>
+          <w:rStyle w:val="VerbatimChar"/>
+        </w:rPr>
         <w:t xml:space="preserve">stalled-extraction-boundary          pass 2  fail 0</w:t>
       </w:r>
       <w:r>
@@ -1817,6 +2770,33 @@
           <w:rStyle w:val="VerbatimChar"/>
         </w:rPr>
         <w:t xml:space="preserve">browser-close-order (real Chromium)  pass 4  fail 0</w:t>
+      </w:r>
+      <w:r>
+        <w:br/>
+      </w:r>
+      <w:r>
+        <w:rPr>
+          <w:rStyle w:val="VerbatimChar"/>
+        </w:rPr>
+        <w:t xml:space="preserve">browser-inflight-interrupt (real)    pass 1  fail 0</w:t>
+      </w:r>
+      <w:r>
+        <w:br/>
+      </w:r>
+      <w:r>
+        <w:rPr>
+          <w:rStyle w:val="VerbatimChar"/>
+        </w:rPr>
+        <w:t xml:space="preserve">unattempted-cancelled-boundary (PG)  pass 2  fail 0</w:t>
+      </w:r>
+      <w:r>
+        <w:br/>
+      </w:r>
+      <w:r>
+        <w:rPr>
+          <w:rStyle w:val="VerbatimChar"/>
+        </w:rPr>
+        <w:t xml:space="preserve">scoring-cancellation.unit            60 passed, 0 failed   (custom runner)</w:t>
       </w:r>
     </w:p>
     <w:p>
@@ -1824,7 +2804,35 @@
         <w:pStyle w:val="FirstParagraph"/>
       </w:pPr>
       <w:r>
-        <w:t xml:space="preserve">Total 27 subtests, 0 failures.</w:t>
+        <w:t xml:space="preserve">33</w:t>
+      </w:r>
+      <w:r>
+        <w:t xml:space="preserve"> </w:t>
+      </w:r>
+      <w:r>
+        <w:rPr>
+          <w:rStyle w:val="VerbatimChar"/>
+        </w:rPr>
+        <w:t xml:space="preserve">node:test</w:t>
+      </w:r>
+      <w:r>
+        <w:t xml:space="preserve"> </w:t>
+      </w:r>
+      <w:r>
+        <w:t xml:space="preserve">subtests + 60 scoring-unit assertions,</w:t>
+      </w:r>
+      <w:r>
+        <w:t xml:space="preserve"> </w:t>
+      </w:r>
+      <w:r>
+        <w:rPr>
+          <w:bCs/>
+          <w:b/>
+        </w:rPr>
+        <w:t xml:space="preserve">0 failures</w:t>
+      </w:r>
+      <w:r>
+        <w:t xml:space="preserve">.</w:t>
       </w:r>
       <w:r>
         <w:t xml:space="preserve"> </w:t>
@@ -1839,6 +2847,21 @@
         <w:t xml:space="preserve"> </w:t>
       </w:r>
       <w:r>
+        <w:t xml:space="preserve">and</w:t>
+      </w:r>
+      <w:r>
+        <w:t xml:space="preserve"> </w:t>
+      </w:r>
+      <w:r>
+        <w:rPr>
+          <w:rStyle w:val="VerbatimChar"/>
+        </w:rPr>
+        <w:t xml:space="preserve">browser-inflight-interrupt</w:t>
+      </w:r>
+      <w:r>
+        <w:t xml:space="preserve"> </w:t>
+      </w:r>
+      <w:r>
         <w:t xml:space="preserve">ran against a</w:t>
       </w:r>
       <w:r>
@@ -1861,10 +2884,41 @@
         <w:rPr>
           <w:rStyle w:val="VerbatimChar"/>
         </w:rPr>
-        <w:t xml:space="preserve">/usr/local/bin/chromium</w:t>
-      </w:r>
-      <w:r>
-        <w:t xml:space="preserve">), not skipped.</w:t>
+        <w:t xml:space="preserve">PUPPETEER_EXECUTABLE_PATH</w:t>
+      </w:r>
+      <w:r>
+        <w:t xml:space="preserve">), not skipped;</w:t>
+      </w:r>
+      <w:r>
+        <w:t xml:space="preserve"> </w:t>
+      </w:r>
+      <w:r>
+        <w:rPr>
+          <w:rStyle w:val="VerbatimChar"/>
+        </w:rPr>
+        <w:t xml:space="preserve">isolated-proc-admission-boundary</w:t>
+      </w:r>
+      <w:r>
+        <w:t xml:space="preserve"> </w:t>
+      </w:r>
+      <w:r>
+        <w:t xml:space="preserve">spawned a</w:t>
+      </w:r>
+      <w:r>
+        <w:t xml:space="preserve"> </w:t>
+      </w:r>
+      <w:r>
+        <w:rPr>
+          <w:bCs/>
+          <w:b/>
+        </w:rPr>
+        <w:t xml:space="preserve">real</w:t>
+      </w:r>
+      <w:r>
+        <w:t xml:space="preserve"> </w:t>
+      </w:r>
+      <w:r>
+        <w:t xml:space="preserve">OS child over the production IPC channel.</w:t>
       </w:r>
     </w:p>
     <w:p>
@@ -1892,10 +2946,10 @@
         <w:rPr>
           <w:rStyle w:val="VerbatimChar"/>
         </w:rPr>
-        <w:t xml:space="preserve">npx tsc --noEmit</w:t>
-      </w:r>
-      <w:r>
-        <w:t xml:space="preserve">, error sets sorted and path-normalized, candidate vs base (base run in a worktree checked out at</w:t>
+        <w:t xml:space="preserve">npx tsc --noEmit -p tsconfig.json</w:t>
+      </w:r>
+      <w:r>
+        <w:t xml:space="preserve">, error sets path/line-normalized and de-duplicated, candidate vs base (base run in a worktree checked out at</w:t>
       </w:r>
       <w:r>
         <w:t xml:space="preserve"> </w:t>
@@ -1910,6 +2964,21 @@
         <w:t xml:space="preserve"> </w:t>
       </w:r>
       <w:r>
+        <w:t xml:space="preserve">=</w:t>
+      </w:r>
+      <w:r>
+        <w:t xml:space="preserve"> </w:t>
+      </w:r>
+      <w:r>
+        <w:rPr>
+          <w:rStyle w:val="VerbatimChar"/>
+        </w:rPr>
+        <w:t xml:space="preserve">8c03b07</w:t>
+      </w:r>
+      <w:r>
+        <w:t xml:space="preserve"> </w:t>
+      </w:r>
+      <w:r>
         <w:t xml:space="preserve">with the same</w:t>
       </w:r>
       <w:r>
@@ -1922,7 +2991,35 @@
         <w:t xml:space="preserve">node_modules</w:t>
       </w:r>
       <w:r>
-        <w:t xml:space="preserve">):</w:t>
+        <w:t xml:space="preserve">). Normalization:</w:t>
+      </w:r>
+      <w:r>
+        <w:t xml:space="preserve"> </w:t>
+      </w:r>
+      <w:r>
+        <w:rPr>
+          <w:rStyle w:val="VerbatimChar"/>
+        </w:rPr>
+        <w:t xml:space="preserve">grep 'error TS' | sed -E 's/\(([0-9]+),([0-9]+)\)//' | sort -u</w:t>
+      </w:r>
+      <w:r>
+        <w:t xml:space="preserve"> </w:t>
+      </w:r>
+      <w:r>
+        <w:t xml:space="preserve">(unique error</w:t>
+      </w:r>
+      <w:r>
+        <w:t xml:space="preserve"> </w:t>
+      </w:r>
+      <w:r>
+        <w:rPr>
+          <w:iCs/>
+          <w:i/>
+        </w:rPr>
+        <w:t xml:space="preserve">signatures</w:t>
+      </w:r>
+      <w:r>
+        <w:t xml:space="preserve">, not raw line count).</w:t>
       </w:r>
     </w:p>
     <w:tbl>
@@ -1956,7 +3053,7 @@
               <w:jc w:val="left"/>
             </w:pPr>
             <w:r>
-              <w:t xml:space="preserve">errors</w:t>
+              <w:t xml:space="preserve">unique error signatures</w:t>
             </w:r>
           </w:p>
         </w:tc>
@@ -1991,7 +3088,7 @@
               <w:jc w:val="left"/>
             </w:pPr>
             <w:r>
-              <w:t xml:space="preserve">62</w:t>
+              <w:t xml:space="preserve">13</w:t>
             </w:r>
           </w:p>
         </w:tc>
@@ -2014,19 +3111,19 @@
               <w:rPr>
                 <w:rStyle w:val="VerbatimChar"/>
               </w:rPr>
-              <w:t xml:space="preserve">b317833</w:t>
-            </w:r>
-          </w:p>
-        </w:tc>
-        <w:tc>
-          <w:tcPr/>
-          <w:p>
-            <w:pPr>
-              <w:pStyle w:val="Compact"/>
-              <w:jc w:val="left"/>
-            </w:pPr>
-            <w:r>
-              <w:t xml:space="preserve">61</w:t>
+              <w:t xml:space="preserve">45cc661</w:t>
+            </w:r>
+          </w:p>
+        </w:tc>
+        <w:tc>
+          <w:tcPr/>
+          <w:p>
+            <w:pPr>
+              <w:pStyle w:val="Compact"/>
+              <w:jc w:val="left"/>
+            </w:pPr>
+            <w:r>
+              <w:t xml:space="preserve">12</w:t>
             </w:r>
           </w:p>
         </w:tc>
@@ -2119,7 +3216,7 @@
               <w:rPr>
                 <w:rStyle w:val="VerbatimChar"/>
               </w:rPr>
-              <w:t xml:space="preserve">processor.ts(4,22) TS7016: Could not find a declaration file for module 'pdf-parse'</w:t>
+              <w:t xml:space="preserve">server/lib/processor.ts … TS7016: Could not find a declaration file for module 'pdf-parse'</w:t>
             </w:r>
             <w:r>
               <w:t xml:space="preserve"> </w:t>
@@ -2161,22 +3258,85 @@
         <w:rPr>
           <w:rStyle w:val="VerbatimChar"/>
         </w:rPr>
+        <w:t xml:space="preserve">pdf-parse</w:t>
+      </w:r>
+      <w:r>
+        <w:t xml:space="preserve"> </w:t>
+      </w:r>
+      <w:r>
+        <w:t xml:space="preserve">declaration warning. All 12 remaining signatures are pre-existing vitest/</w:t>
+      </w:r>
+      <w:r>
+        <w:rPr>
+          <w:rStyle w:val="VerbatimChar"/>
+        </w:rPr>
         <w:t xml:space="preserve">any</w:t>
       </w:r>
       <w:r>
-        <w:t xml:space="preserve">-type warning. All 61 remaining errors are pre-existing vitest/</w:t>
-      </w:r>
-      <w:r>
-        <w:rPr>
-          <w:rStyle w:val="VerbatimChar"/>
-        </w:rPr>
-        <w:t xml:space="preserve">any</w:t>
-      </w:r>
-      <w:r>
-        <w:t xml:space="preserve"> </w:t>
-      </w:r>
-      <w:r>
-        <w:t xml:space="preserve">noise identical to base.</w:t>
+        <w:t xml:space="preserve"> </w:t>
+      </w:r>
+      <w:r>
+        <w:t xml:space="preserve">noise identical to base. (This counts unique error</w:t>
+      </w:r>
+      <w:r>
+        <w:t xml:space="preserve"> </w:t>
+      </w:r>
+      <w:r>
+        <w:rPr>
+          <w:iCs/>
+          <w:i/>
+        </w:rPr>
+        <w:t xml:space="preserve">signatures</w:t>
+      </w:r>
+      <w:r>
+        <w:t xml:space="preserve">; the earlier packet’s</w:t>
+      </w:r>
+      <w:r>
+        <w:t xml:space="preserve"> </w:t>
+      </w:r>
+      <w:r>
+        <w:t xml:space="preserve">“</w:t>
+      </w:r>
+      <w:r>
+        <w:t xml:space="preserve">62/61</w:t>
+      </w:r>
+      <w:r>
+        <w:t xml:space="preserve">”</w:t>
+      </w:r>
+      <w:r>
+        <w:t xml:space="preserve"> </w:t>
+      </w:r>
+      <w:r>
+        <w:t xml:space="preserve">figure counted raw error</w:t>
+      </w:r>
+      <w:r>
+        <w:t xml:space="preserve"> </w:t>
+      </w:r>
+      <w:r>
+        <w:rPr>
+          <w:iCs/>
+          <w:i/>
+        </w:rPr>
+        <w:t xml:space="preserve">lines</w:t>
+      </w:r>
+      <w:r>
+        <w:t xml:space="preserve"> </w:t>
+      </w:r>
+      <w:r>
+        <w:t xml:space="preserve">— the invariant is the same either way:</w:t>
+      </w:r>
+      <w:r>
+        <w:t xml:space="preserve"> </w:t>
+      </w:r>
+      <w:r>
+        <w:rPr>
+          <w:bCs/>
+          <w:b/>
+        </w:rPr>
+        <w:t xml:space="preserve">0 new errors</w:t>
+      </w:r>
+      <w:r>
+        <w:t xml:space="preserve">.)</w:t>
       </w:r>
     </w:p>
     <w:p>
@@ -2194,288 +3354,6 @@
       </w:pPr>
       <w:r>
         <w:t xml:space="preserve">6. Remaining unbounded / unproven paths (honest boundary)</w:t>
-      </w:r>
-    </w:p>
-    <w:p>
-      <w:pPr>
-        <w:numPr>
-          <w:ilvl w:val="0"/>
-          <w:numId w:val="1003"/>
-        </w:numPr>
-        <w:pStyle w:val="Compact"/>
-      </w:pPr>
-      <w:r>
-        <w:rPr>
-          <w:bCs/>
-          <w:b/>
-        </w:rPr>
-        <w:t xml:space="preserve">Active in-page CDP interruption is not instantaneous.</w:t>
-      </w:r>
-      <w:r>
-        <w:t xml:space="preserve"> </w:t>
-      </w:r>
-      <w:r>
-        <w:t xml:space="preserve">A fetch/navigation/</w:t>
-      </w:r>
-      <w:r>
-        <w:rPr>
-          <w:rStyle w:val="VerbatimChar"/>
-        </w:rPr>
-        <w:t xml:space="preserve">page.evaluate</w:t>
-      </w:r>
-      <w:r>
-        <w:t xml:space="preserve">/WAF challenge already executing inside Chromium when the scope aborts is</w:t>
-      </w:r>
-      <w:r>
-        <w:t xml:space="preserve"> </w:t>
-      </w:r>
-      <w:r>
-        <w:rPr>
-          <w:bCs/>
-          <w:b/>
-        </w:rPr>
-        <w:t xml:space="preserve">not</w:t>
-      </w:r>
-      <w:r>
-        <w:t xml:space="preserve"> </w:t>
-      </w:r>
-      <w:r>
-        <w:t xml:space="preserve">torn down mid-operation by the scope machinery. Cancellation is enforced at the next admission gate (B2/B7 refusal), by dispatch suppression (B1-3), and as the hard backstop by the job-isolation SIGKILL of the whole child (observed in</w:t>
-      </w:r>
-      <w:r>
-        <w:t xml:space="preserve"> </w:t>
-      </w:r>
-      <w:r>
-        <w:rPr>
-          <w:rStyle w:val="VerbatimChar"/>
-        </w:rPr>
-        <w:t xml:space="preserve">browser-close-order</w:t>
-      </w:r>
-      <w:r>
-        <w:t xml:space="preserve"> </w:t>
-      </w:r>
-      <w:r>
-        <w:t xml:space="preserve">child-death path). The in-flight operation can run to its own completion/timeout first —</w:t>
-      </w:r>
-      <w:r>
-        <w:t xml:space="preserve"> </w:t>
-      </w:r>
-      <w:r>
-        <w:rPr>
-          <w:rStyle w:val="VerbatimChar"/>
-        </w:rPr>
-        <w:t xml:space="preserve">browser-close-order</w:t>
-      </w:r>
-      <w:r>
-        <w:t xml:space="preserve">’s</w:t>
-      </w:r>
-      <w:r>
-        <w:t xml:space="preserve"> </w:t>
-      </w:r>
-      <w:r>
-        <w:rPr>
-          <w:rStyle w:val="VerbatimChar"/>
-        </w:rPr>
-        <w:t xml:space="preserve">A_inflight</w:t>
-      </w:r>
-      <w:r>
-        <w:t xml:space="preserve"> </w:t>
-      </w:r>
-      <w:r>
-        <w:t xml:space="preserve">case demonstrates exactly this by design.</w:t>
-      </w:r>
-    </w:p>
-    <w:p>
-      <w:pPr>
-        <w:numPr>
-          <w:ilvl w:val="0"/>
-          <w:numId w:val="1003"/>
-        </w:numPr>
-        <w:pStyle w:val="Compact"/>
-      </w:pPr>
-      <w:r>
-        <w:rPr>
-          <w:bCs/>
-          <w:b/>
-        </w:rPr>
-        <w:t xml:space="preserve">Deadline is bounded around the browser fetch, not threaded into it.</w:t>
-      </w:r>
-      <w:r>
-        <w:t xml:space="preserve"> </w:t>
-      </w:r>
-      <w:r>
-        <w:t xml:space="preserve">B1 proves the scope is passed and that dispatch stops after the deadline; it does not apply a per-request socket timeout equal to</w:t>
-      </w:r>
-      <w:r>
-        <w:t xml:space="preserve"> </w:t>
-      </w:r>
-      <w:r>
-        <w:rPr>
-          <w:rStyle w:val="VerbatimChar"/>
-        </w:rPr>
-        <w:t xml:space="preserve">remainingMs</w:t>
-      </w:r>
-      <w:r>
-        <w:t xml:space="preserve"> </w:t>
-      </w:r>
-      <w:r>
-        <w:t xml:space="preserve">inside</w:t>
-      </w:r>
-      <w:r>
-        <w:t xml:space="preserve"> </w:t>
-      </w:r>
-      <w:r>
-        <w:rPr>
-          <w:rStyle w:val="VerbatimChar"/>
-        </w:rPr>
-        <w:t xml:space="preserve">fetchIssuerPdfsWithPrimedSession</w:t>
-      </w:r>
-      <w:r>
-        <w:t xml:space="preserve">. The effective ceiling on an already-started browser fetch is the pipeline deadline → SIGKILL.</w:t>
-      </w:r>
-    </w:p>
-    <w:p>
-      <w:pPr>
-        <w:numPr>
-          <w:ilvl w:val="0"/>
-          <w:numId w:val="1003"/>
-        </w:numPr>
-        <w:pStyle w:val="Compact"/>
-      </w:pPr>
-      <w:r>
-        <w:rPr>
-          <w:bCs/>
-          <w:b/>
-        </w:rPr>
-        <w:t xml:space="preserve">Production recovery scope degenerates to the constant.</w:t>
-      </w:r>
-      <w:r>
-        <w:t xml:space="preserve"> </w:t>
-      </w:r>
-      <w:r>
-        <w:t xml:space="preserve">The production call omits</w:t>
-      </w:r>
-      <w:r>
-        <w:t xml:space="preserve"> </w:t>
-      </w:r>
-      <w:r>
-        <w:rPr>
-          <w:rStyle w:val="VerbatimChar"/>
-        </w:rPr>
-        <w:t xml:space="preserve">remainingMs</w:t>
-      </w:r>
-      <w:r>
-        <w:t xml:space="preserve">, so production recovery uses</w:t>
-      </w:r>
-      <w:r>
-        <w:t xml:space="preserve"> </w:t>
-      </w:r>
-      <w:r>
-        <w:rPr>
-          <w:rStyle w:val="VerbatimChar"/>
-        </w:rPr>
-        <w:t xml:space="preserve">PDF_RECOVERY_MAX_BUDGET_MS</w:t>
-      </w:r>
-      <w:r>
-        <w:t xml:space="preserve"> </w:t>
-      </w:r>
-      <w:r>
-        <w:t xml:space="preserve">(600000) as the scope deadline; the per-company remaining budget is enforced externally by job-isolation SIGKILL. The capping logic (B1-2) is asserted with a test-supplied</w:t>
-      </w:r>
-      <w:r>
-        <w:t xml:space="preserve"> </w:t>
-      </w:r>
-      <w:r>
-        <w:rPr>
-          <w:rStyle w:val="VerbatimChar"/>
-        </w:rPr>
-        <w:t xml:space="preserve">remainingMs</w:t>
-      </w:r>
-      <w:r>
-        <w:t xml:space="preserve"> </w:t>
-      </w:r>
-      <w:r>
-        <w:t xml:space="preserve">and is</w:t>
-      </w:r>
-      <w:r>
-        <w:t xml:space="preserve"> </w:t>
-      </w:r>
-      <w:r>
-        <w:rPr>
-          <w:bCs/>
-          <w:b/>
-        </w:rPr>
-        <w:t xml:space="preserve">not</w:t>
-      </w:r>
-      <w:r>
-        <w:t xml:space="preserve"> </w:t>
-      </w:r>
-      <w:r>
-        <w:t xml:space="preserve">the narrower cap running in production today.</w:t>
-      </w:r>
-    </w:p>
-    <w:p>
-      <w:pPr>
-        <w:numPr>
-          <w:ilvl w:val="0"/>
-          <w:numId w:val="1003"/>
-        </w:numPr>
-        <w:pStyle w:val="Compact"/>
-      </w:pPr>
-      <w:r>
-        <w:rPr>
-          <w:bCs/>
-          <w:b/>
-        </w:rPr>
-        <w:t xml:space="preserve">Specific production stalls unobserved.</w:t>
-      </w:r>
-      <w:r>
-        <w:t xml:space="preserve"> </w:t>
-      </w:r>
-      <w:r>
-        <w:t xml:space="preserve">The Idemitsu ~18-minute single step and the AXA analysis-prep ~7m26s stall (</w:t>
-      </w:r>
-      <w:r>
-        <w:rPr>
-          <w:rStyle w:val="VerbatimChar"/>
-        </w:rPr>
-        <w:t xml:space="preserve">TIMEOUT_INVESTIGATION.md</w:t>
-      </w:r>
-      <w:r>
-        <w:t xml:space="preserve">) are not reproduced here and are</w:t>
-      </w:r>
-      <w:r>
-        <w:t xml:space="preserve"> </w:t>
-      </w:r>
-      <w:r>
-        <w:rPr>
-          <w:bCs/>
-          <w:b/>
-        </w:rPr>
-        <w:t xml:space="preserve">not</w:t>
-      </w:r>
-      <w:r>
-        <w:t xml:space="preserve"> </w:t>
-      </w:r>
-      <w:r>
-        <w:t xml:space="preserve">claimed fixed by this patch.</w:t>
-      </w:r>
-    </w:p>
-    <w:p>
-      <w:r>
-        <w:pict>
-          <v:rect style="width:0;height:1.5pt" o:hralign="center" o:hrstd="t" o:hr="t"/>
-        </w:pict>
-      </w:r>
-    </w:p>
-    <w:bookmarkEnd w:id="26"/>
-    <w:bookmarkStart w:id="27" w:name="claims-kept-narrow"/>
-    <w:p>
-      <w:pPr>
-        <w:pStyle w:val="Heading2"/>
-      </w:pPr>
-      <w:r>
-        <w:t xml:space="preserve">7. Claims kept narrow</w:t>
       </w:r>
     </w:p>
     <w:p>
@@ -2491,64 +3369,109 @@
           <w:bCs/>
           <w:b/>
         </w:rPr>
-        <w:t xml:space="preserve">Candidate only.</w:t>
-      </w:r>
-      <w:r>
-        <w:t xml:space="preserve"> </w:t>
-      </w:r>
-      <w:r>
-        <w:rPr>
-          <w:rStyle w:val="VerbatimChar"/>
-        </w:rPr>
-        <w:t xml:space="preserve">b317833</w:t>
-      </w:r>
-      <w:r>
-        <w:t xml:space="preserve"> </w:t>
-      </w:r>
-      <w:r>
-        <w:t xml:space="preserve">is a review candidate on a feature branch. Nothing was merged, deployed, or run on Railway/paid providers.</w:t>
-      </w:r>
-      <w:r>
-        <w:t xml:space="preserve"> </w:t>
-      </w:r>
-      <w:r>
-        <w:rPr>
-          <w:rStyle w:val="VerbatimChar"/>
-        </w:rPr>
-        <w:t xml:space="preserve">origin/main</w:t>
-      </w:r>
-      <w:r>
-        <w:t xml:space="preserve"> </w:t>
-      </w:r>
-      <w:r>
-        <w:t xml:space="preserve">is untouched at</w:t>
-      </w:r>
-      <w:r>
-        <w:t xml:space="preserve"> </w:t>
-      </w:r>
-      <w:r>
-        <w:rPr>
-          <w:rStyle w:val="VerbatimChar"/>
-        </w:rPr>
-        <w:t xml:space="preserve">8c03b07</w:t>
-      </w:r>
-      <w:r>
-        <w:t xml:space="preserve"> </w:t>
-      </w:r>
-      <w:r>
-        <w:t xml:space="preserve">(verified by</w:t>
-      </w:r>
-      <w:r>
-        <w:t xml:space="preserve"> </w:t>
-      </w:r>
-      <w:r>
-        <w:rPr>
-          <w:rStyle w:val="VerbatimChar"/>
-        </w:rPr>
-        <w:t xml:space="preserve">git ls-remote</w:t>
-      </w:r>
-      <w:r>
-        <w:t xml:space="preserve">).</w:t>
+        <w:t xml:space="preserve">Active in-page CDP interruption is bounded on one path only.</w:t>
+      </w:r>
+      <w:r>
+        <w:t xml:space="preserve"> </w:t>
+      </w:r>
+      <w:r>
+        <w:rPr>
+          <w:rStyle w:val="VerbatimChar"/>
+        </w:rPr>
+        <w:t xml:space="preserve">installBoundedPageInterrupt</w:t>
+      </w:r>
+      <w:r>
+        <w:t xml:space="preserve"> </w:t>
+      </w:r>
+      <w:r>
+        <w:t xml:space="preserve">bounds an in-flight CDP op to</w:t>
+      </w:r>
+      <w:r>
+        <w:t xml:space="preserve"> </w:t>
+      </w:r>
+      <w:r>
+        <w:rPr>
+          <w:rStyle w:val="VerbatimChar"/>
+        </w:rPr>
+        <w:t xml:space="preserve">BROWSER_ABORT_GRACE_MS</w:t>
+      </w:r>
+      <w:r>
+        <w:t xml:space="preserve"> </w:t>
+      </w:r>
+      <w:r>
+        <w:t xml:space="preserve">+ a gate round-trip on the</w:t>
+      </w:r>
+      <w:r>
+        <w:t xml:space="preserve"> </w:t>
+      </w:r>
+      <w:r>
+        <w:rPr>
+          <w:rStyle w:val="VerbatimChar"/>
+          <w:bCs/>
+          <w:b/>
+        </w:rPr>
+        <w:t xml:space="preserve">fetchPdfViaBrowser</w:t>
+      </w:r>
+      <w:r>
+        <w:t xml:space="preserve"> </w:t>
+      </w:r>
+      <w:r>
+        <w:t xml:space="preserve">path (proven in</w:t>
+      </w:r>
+      <w:r>
+        <w:t xml:space="preserve"> </w:t>
+      </w:r>
+      <w:r>
+        <w:rPr>
+          <w:rStyle w:val="VerbatimChar"/>
+        </w:rPr>
+        <w:t xml:space="preserve">browser-inflight-interrupt.test.ts</w:t>
+      </w:r>
+      <w:r>
+        <w:t xml:space="preserve"> </w:t>
+      </w:r>
+      <w:r>
+        <w:t xml:space="preserve">with a real Chromium page, §5b of the matrix). The</w:t>
+      </w:r>
+      <w:r>
+        <w:t xml:space="preserve"> </w:t>
+      </w:r>
+      <w:r>
+        <w:rPr>
+          <w:rStyle w:val="VerbatimChar"/>
+          <w:bCs/>
+          <w:b/>
+        </w:rPr>
+        <w:t xml:space="preserve">fetchWithBrowser</w:t>
+      </w:r>
+      <w:r>
+        <w:rPr>
+          <w:bCs/>
+          <w:b/>
+        </w:rPr>
+        <w:t xml:space="preserve"> </w:t>
+      </w:r>
+      <w:r>
+        <w:rPr>
+          <w:bCs/>
+          <w:b/>
+        </w:rPr>
+        <w:t xml:space="preserve">HTML path is still not wired</w:t>
+      </w:r>
+      <w:r>
+        <w:t xml:space="preserve"> </w:t>
+      </w:r>
+      <w:r>
+        <w:t xml:space="preserve">to this helper — a fetch/navigation/</w:t>
+      </w:r>
+      <w:r>
+        <w:rPr>
+          <w:rStyle w:val="VerbatimChar"/>
+        </w:rPr>
+        <w:t xml:space="preserve">page.evaluate</w:t>
+      </w:r>
+      <w:r>
+        <w:t xml:space="preserve">/WAF challenge already executing on that path when the scope aborts is still not torn down mid-operation; it falls back to the next admission gate (B2/B7 refusal), dispatch suppression (B1-3), and ultimately the job-isolation SIGKILL (browser-close-order child-death path). This is a real, named remaining gap.</w:t>
       </w:r>
     </w:p>
     <w:p>
@@ -2564,13 +3487,40 @@
           <w:bCs/>
           <w:b/>
         </w:rPr>
-        <w:t xml:space="preserve">No full scoring fixture.</w:t>
-      </w:r>
-      <w:r>
-        <w:t xml:space="preserve"> </w:t>
-      </w:r>
-      <w:r>
-        <w:t xml:space="preserve">Per the reviewer’s clarification, no end-to-end scoring run is included; the behavioural tests drive the real caller-to-recovery boundary and the real admission/coalescing/subprocess functions directly.</w:t>
+        <w:t xml:space="preserve">Deadline is bounded around the browser fetch, not threaded into it.</w:t>
+      </w:r>
+      <w:r>
+        <w:t xml:space="preserve"> </w:t>
+      </w:r>
+      <w:r>
+        <w:t xml:space="preserve">B1 proves the scope is passed and that dispatch stops after the deadline; it does not apply a per-request socket timeout equal to</w:t>
+      </w:r>
+      <w:r>
+        <w:t xml:space="preserve"> </w:t>
+      </w:r>
+      <w:r>
+        <w:rPr>
+          <w:rStyle w:val="VerbatimChar"/>
+        </w:rPr>
+        <w:t xml:space="preserve">remainingMs</w:t>
+      </w:r>
+      <w:r>
+        <w:t xml:space="preserve"> </w:t>
+      </w:r>
+      <w:r>
+        <w:t xml:space="preserve">inside</w:t>
+      </w:r>
+      <w:r>
+        <w:t xml:space="preserve"> </w:t>
+      </w:r>
+      <w:r>
+        <w:rPr>
+          <w:rStyle w:val="VerbatimChar"/>
+        </w:rPr>
+        <w:t xml:space="preserve">fetchIssuerPdfsWithPrimedSession</w:t>
+      </w:r>
+      <w:r>
+        <w:t xml:space="preserve">. The effective ceiling on an already-started browser fetch on the un-wired path is the pipeline deadline → SIGKILL.</w:t>
       </w:r>
     </w:p>
     <w:p>
@@ -2586,29 +3536,102 @@
           <w:bCs/>
           <w:b/>
         </w:rPr>
-        <w:t xml:space="preserve">What is proven</w:t>
-      </w:r>
-      <w:r>
-        <w:t xml:space="preserve"> </w:t>
-      </w:r>
-      <w:r>
-        <w:t xml:space="preserve">is the requirement→assertion map in COVERAGE_MATRIX.md plus the §3 mutation demos.</w:t>
-      </w:r>
-      <w:r>
-        <w:t xml:space="preserve"> </w:t>
-      </w:r>
-      <w:r>
-        <w:rPr>
-          <w:bCs/>
-          <w:b/>
-        </w:rPr>
-        <w:t xml:space="preserve">What is not proven</w:t>
-      </w:r>
-      <w:r>
-        <w:t xml:space="preserve"> </w:t>
-      </w:r>
-      <w:r>
-        <w:t xml:space="preserve">is in §6 and in COVERAGE_MATRIX §6 — read the green suite as exactly that boundary, no wider.</w:t>
+        <w:t xml:space="preserve">(RESOLVED in this candidate)</w:t>
+      </w:r>
+      <w:r>
+        <w:t xml:space="preserve"> </w:t>
+      </w:r>
+      <w:r>
+        <w:t xml:space="preserve">The production recovery window previously degenerated to the</w:t>
+      </w:r>
+      <w:r>
+        <w:t xml:space="preserve"> </w:t>
+      </w:r>
+      <w:r>
+        <w:rPr>
+          <w:rStyle w:val="VerbatimChar"/>
+        </w:rPr>
+        <w:t xml:space="preserve">PDF_RECOVERY_MAX_BUDGET_MS</w:t>
+      </w:r>
+      <w:r>
+        <w:t xml:space="preserve"> </w:t>
+      </w:r>
+      <w:r>
+        <w:t xml:space="preserve">(600000) constant because the call site omitted</w:t>
+      </w:r>
+      <w:r>
+        <w:t xml:space="preserve"> </w:t>
+      </w:r>
+      <w:r>
+        <w:rPr>
+          <w:rStyle w:val="VerbatimChar"/>
+        </w:rPr>
+        <w:t xml:space="preserve">remainingMs</w:t>
+      </w:r>
+      <w:r>
+        <w:t xml:space="preserve">. It now feeds</w:t>
+      </w:r>
+      <w:r>
+        <w:t xml:space="preserve"> </w:t>
+      </w:r>
+      <w:r>
+        <w:rPr>
+          <w:rStyle w:val="VerbatimChar"/>
+        </w:rPr>
+        <w:t xml:space="preserve">remainingFetchBudgetMs(fetchPhaseStart)</w:t>
+      </w:r>
+      <w:r>
+        <w:t xml:space="preserve"> </w:t>
+      </w:r>
+      <w:r>
+        <w:t xml:space="preserve">— the configured budget minus elapsed, clamped to a floor — so the per-company remaining budget is honoured in production, not just in the test (B1-7 + mutation). The constant is unchanged; only the derivation changed.</w:t>
+      </w:r>
+    </w:p>
+    <w:p>
+      <w:pPr>
+        <w:numPr>
+          <w:ilvl w:val="0"/>
+          <w:numId w:val="1004"/>
+        </w:numPr>
+        <w:pStyle w:val="Compact"/>
+      </w:pPr>
+      <w:r>
+        <w:rPr>
+          <w:bCs/>
+          <w:b/>
+        </w:rPr>
+        <w:t xml:space="preserve">Specific production stalls unobserved.</w:t>
+      </w:r>
+      <w:r>
+        <w:t xml:space="preserve"> </w:t>
+      </w:r>
+      <w:r>
+        <w:t xml:space="preserve">The Idemitsu ~18-minute single step and the AXA analysis-prep ~7m26s stall (</w:t>
+      </w:r>
+      <w:r>
+        <w:rPr>
+          <w:rStyle w:val="VerbatimChar"/>
+        </w:rPr>
+        <w:t xml:space="preserve">TIMEOUT_INVESTIGATION.md</w:t>
+      </w:r>
+      <w:r>
+        <w:t xml:space="preserve">) are not reproduced here and are</w:t>
+      </w:r>
+      <w:r>
+        <w:t xml:space="preserve"> </w:t>
+      </w:r>
+      <w:r>
+        <w:rPr>
+          <w:bCs/>
+          <w:b/>
+        </w:rPr>
+        <w:t xml:space="preserve">not</w:t>
+      </w:r>
+      <w:r>
+        <w:t xml:space="preserve"> </w:t>
+      </w:r>
+      <w:r>
+        <w:t xml:space="preserve">claimed fixed by this patch.</w:t>
       </w:r>
     </w:p>
     <w:p>
@@ -2618,14 +3641,14 @@
         </w:pict>
       </w:r>
     </w:p>
-    <w:bookmarkEnd w:id="27"/>
-    <w:bookmarkStart w:id="28" w:name="reviewers-6-point-clarification-status"/>
+    <w:bookmarkEnd w:id="26"/>
+    <w:bookmarkStart w:id="27" w:name="claims-kept-narrow"/>
     <w:p>
       <w:pPr>
         <w:pStyle w:val="Heading2"/>
       </w:pPr>
       <w:r>
-        <w:t xml:space="preserve">8. Reviewer’s 6-point clarification — status</w:t>
+        <w:t xml:space="preserve">7. Claims kept narrow</w:t>
       </w:r>
     </w:p>
     <w:p>
@@ -2641,28 +3664,106 @@
           <w:bCs/>
           <w:b/>
         </w:rPr>
-        <w:t xml:space="preserve">Behavioural recovery boundary (not callee+grep).</w:t>
-      </w:r>
-      <w:r>
-        <w:t xml:space="preserve"> </w:t>
-      </w:r>
-      <w:r>
-        <w:t xml:space="preserve">Done —</w:t>
-      </w:r>
-      <w:r>
-        <w:t xml:space="preserve"> </w:t>
-      </w:r>
-      <w:r>
-        <w:rPr>
-          <w:rStyle w:val="VerbatimChar"/>
-        </w:rPr>
-        <w:t xml:space="preserve">runCompanyPdfRecovery</w:t>
-      </w:r>
-      <w:r>
-        <w:t xml:space="preserve"> </w:t>
-      </w:r>
-      <w:r>
-        <w:t xml:space="preserve">is real production code (pipeline.ts:275) called in the production pipeline (1714); B1-1..B1-6 assert scope construction, deadline capping, no-dispatch-after-expiry, retryable tail, healthy path, and expiry-through-the-real-admission-boundary. Mutation: scope-drop → B1-1 fail (§3).</w:t>
+        <w:t xml:space="preserve">Candidate only.</w:t>
+      </w:r>
+      <w:r>
+        <w:t xml:space="preserve"> </w:t>
+      </w:r>
+      <w:r>
+        <w:rPr>
+          <w:rStyle w:val="VerbatimChar"/>
+        </w:rPr>
+        <w:t xml:space="preserve">45cc661</w:t>
+      </w:r>
+      <w:r>
+        <w:t xml:space="preserve"> </w:t>
+      </w:r>
+      <w:r>
+        <w:t xml:space="preserve">is a review candidate on a feature branch. Nothing was merged, deployed, or run on Railway/paid providers.</w:t>
+      </w:r>
+      <w:r>
+        <w:t xml:space="preserve"> </w:t>
+      </w:r>
+      <w:r>
+        <w:rPr>
+          <w:rStyle w:val="VerbatimChar"/>
+        </w:rPr>
+        <w:t xml:space="preserve">origin/main</w:t>
+      </w:r>
+      <w:r>
+        <w:t xml:space="preserve"> </w:t>
+      </w:r>
+      <w:r>
+        <w:t xml:space="preserve">is untouched at</w:t>
+      </w:r>
+      <w:r>
+        <w:t xml:space="preserve"> </w:t>
+      </w:r>
+      <w:r>
+        <w:rPr>
+          <w:rStyle w:val="VerbatimChar"/>
+        </w:rPr>
+        <w:t xml:space="preserve">8c03b07</w:t>
+      </w:r>
+      <w:r>
+        <w:t xml:space="preserve"> </w:t>
+      </w:r>
+      <w:r>
+        <w:t xml:space="preserve">(verified:</w:t>
+      </w:r>
+      <w:r>
+        <w:t xml:space="preserve"> </w:t>
+      </w:r>
+      <w:r>
+        <w:rPr>
+          <w:rStyle w:val="VerbatimChar"/>
+        </w:rPr>
+        <w:t xml:space="preserve">git rev-parse origin/main</w:t>
+      </w:r>
+      <w:r>
+        <w:t xml:space="preserve"> </w:t>
+      </w:r>
+      <w:r>
+        <w:t xml:space="preserve">=</w:t>
+      </w:r>
+      <w:r>
+        <w:t xml:space="preserve"> </w:t>
+      </w:r>
+      <w:r>
+        <w:rPr>
+          <w:rStyle w:val="VerbatimChar"/>
+        </w:rPr>
+        <w:t xml:space="preserve">8c03b07…</w:t>
+      </w:r>
+      <w:r>
+        <w:t xml:space="preserve">; local</w:t>
+      </w:r>
+      <w:r>
+        <w:t xml:space="preserve"> </w:t>
+      </w:r>
+      <w:r>
+        <w:rPr>
+          <w:rStyle w:val="VerbatimChar"/>
+        </w:rPr>
+        <w:t xml:space="preserve">main</w:t>
+      </w:r>
+      <w:r>
+        <w:t xml:space="preserve"> </w:t>
+      </w:r>
+      <w:r>
+        <w:t xml:space="preserve">=</w:t>
+      </w:r>
+      <w:r>
+        <w:t xml:space="preserve"> </w:t>
+      </w:r>
+      <w:r>
+        <w:rPr>
+          <w:rStyle w:val="VerbatimChar"/>
+        </w:rPr>
+        <w:t xml:space="preserve">8c03b07…</w:t>
+      </w:r>
+      <w:r>
+        <w:t xml:space="preserve">).</w:t>
       </w:r>
     </w:p>
     <w:p>
@@ -2678,13 +3779,13 @@
           <w:bCs/>
           <w:b/>
         </w:rPr>
-        <w:t xml:space="preserve">Chromium realism + coverage matrix.</w:t>
-      </w:r>
-      <w:r>
-        <w:t xml:space="preserve"> </w:t>
-      </w:r>
-      <w:r>
-        <w:t xml:space="preserve">Done — COVERAGE_MATRIX.md states per case whether it is real-Chromium-child (R), real-subprocess (S), or broker/unit (U), and lists the active-interruption gap explicitly.</w:t>
+        <w:t xml:space="preserve">No full scoring fixture.</w:t>
+      </w:r>
+      <w:r>
+        <w:t xml:space="preserve"> </w:t>
+      </w:r>
+      <w:r>
+        <w:t xml:space="preserve">Per the reviewer’s clarification, no end-to-end scoring run is included; the behavioural tests drive the real caller-to-recovery boundary and the real admission/coalescing/subprocess/IPC/Postgres functions directly.</w:t>
       </w:r>
     </w:p>
     <w:p>
@@ -2700,55 +3801,43 @@
           <w:bCs/>
           <w:b/>
         </w:rPr>
-        <w:t xml:space="preserve">Fixture infra.</w:t>
-      </w:r>
-      <w:r>
-        <w:t xml:space="preserve"> </w:t>
-      </w:r>
-      <w:r>
-        <w:t xml:space="preserve">Done —</w:t>
-      </w:r>
-      <w:r>
-        <w:t xml:space="preserve"> </w:t>
-      </w:r>
-      <w:r>
-        <w:rPr>
-          <w:rStyle w:val="VerbatimChar"/>
-        </w:rPr>
-        <w:t xml:space="preserve">ciq-int-pg</w:t>
-      </w:r>
-      <w:r>
-        <w:t xml:space="preserve"> </w:t>
-      </w:r>
-      <w:r>
-        <w:t xml:space="preserve">(55432) /</w:t>
-      </w:r>
-      <w:r>
-        <w:t xml:space="preserve"> </w:t>
-      </w:r>
-      <w:r>
-        <w:rPr>
-          <w:rStyle w:val="VerbatimChar"/>
-        </w:rPr>
-        <w:t xml:space="preserve">ciq-int-redis</w:t>
-      </w:r>
-      <w:r>
-        <w:t xml:space="preserve"> </w:t>
-      </w:r>
-      <w:r>
-        <w:t xml:space="preserve">(56379), no production</w:t>
-      </w:r>
-      <w:r>
-        <w:t xml:space="preserve"> </w:t>
-      </w:r>
-      <w:r>
-        <w:rPr>
-          <w:rStyle w:val="VerbatimChar"/>
-        </w:rPr>
-        <w:t xml:space="preserve">DATABASE_URL</w:t>
-      </w:r>
-      <w:r>
-        <w:t xml:space="preserve">.</w:t>
+        <w:t xml:space="preserve">Mutations are session-local and reverted.</w:t>
+      </w:r>
+      <w:r>
+        <w:t xml:space="preserve"> </w:t>
+      </w:r>
+      <w:r>
+        <w:t xml:space="preserve">Every §3 mutation was applied, observed to fail the named assertion, and reverted in this session;</w:t>
+      </w:r>
+      <w:r>
+        <w:t xml:space="preserve"> </w:t>
+      </w:r>
+      <w:r>
+        <w:rPr>
+          <w:rStyle w:val="VerbatimChar"/>
+        </w:rPr>
+        <w:t xml:space="preserve">grep -rn MUTATION_MARKER server/</w:t>
+      </w:r>
+      <w:r>
+        <w:t xml:space="preserve"> </w:t>
+      </w:r>
+      <w:r>
+        <w:t xml:space="preserve">is empty and</w:t>
+      </w:r>
+      <w:r>
+        <w:t xml:space="preserve"> </w:t>
+      </w:r>
+      <w:r>
+        <w:rPr>
+          <w:rStyle w:val="VerbatimChar"/>
+        </w:rPr>
+        <w:t xml:space="preserve">git diff --quiet HEAD -- server/lib/processor.ts server/lib/pipeline.ts</w:t>
+      </w:r>
+      <w:r>
+        <w:t xml:space="preserve"> </w:t>
+      </w:r>
+      <w:r>
+        <w:t xml:space="preserve">is clean.</w:t>
       </w:r>
     </w:p>
     <w:p>
@@ -2764,35 +3853,53 @@
           <w:bCs/>
           <w:b/>
         </w:rPr>
-        <w:t xml:space="preserve">B6 killable execution boundary.</w:t>
-      </w:r>
-      <w:r>
-        <w:t xml:space="preserve"> </w:t>
-      </w:r>
-      <w:r>
-        <w:t xml:space="preserve">Done — subprocess, not in-process size cap (§1);</w:t>
-      </w:r>
-      <w:r>
-        <w:t xml:space="preserve"> </w:t>
-      </w:r>
-      <w:r>
-        <w:rPr>
-          <w:rStyle w:val="VerbatimChar"/>
-        </w:rPr>
-        <w:t xml:space="preserve">pdf-parse-subprocess-equivalence.test.ts</w:t>
-      </w:r>
-      <w:r>
-        <w:t xml:space="preserve"> </w:t>
-      </w:r>
-      <w:r>
-        <w:t xml:space="preserve">green.</w:t>
+        <w:t xml:space="preserve">What is proven</w:t>
+      </w:r>
+      <w:r>
+        <w:t xml:space="preserve"> </w:t>
+      </w:r>
+      <w:r>
+        <w:t xml:space="preserve">is the requirement→assertion map in COVERAGE_MATRIX.md plus the §3 mutation demos.</w:t>
+      </w:r>
+      <w:r>
+        <w:t xml:space="preserve"> </w:t>
+      </w:r>
+      <w:r>
+        <w:rPr>
+          <w:bCs/>
+          <w:b/>
+        </w:rPr>
+        <w:t xml:space="preserve">What is not proven</w:t>
+      </w:r>
+      <w:r>
+        <w:t xml:space="preserve"> </w:t>
+      </w:r>
+      <w:r>
+        <w:t xml:space="preserve">is in §6 and COVERAGE_MATRIX §6 — read the green suite as exactly that boundary, no wider.</w:t>
       </w:r>
     </w:p>
     <w:p>
+      <w:r>
+        <w:pict>
+          <v:rect style="width:0;height:1.5pt" o:hralign="center" o:hrstd="t" o:hr="t"/>
+        </w:pict>
+      </w:r>
+    </w:p>
+    <w:bookmarkEnd w:id="27"/>
+    <w:bookmarkStart w:id="28" w:name="reviewers-6-point-clarification-status"/>
+    <w:p>
+      <w:pPr>
+        <w:pStyle w:val="Heading2"/>
+      </w:pPr>
+      <w:r>
+        <w:t xml:space="preserve">8. Reviewer’s 6-point clarification — status</w:t>
+      </w:r>
+    </w:p>
+    <w:p>
       <w:pPr>
         <w:numPr>
           <w:ilvl w:val="0"/>
-          <w:numId w:val="1005"/>
+          <w:numId w:val="1006"/>
         </w:numPr>
         <w:pStyle w:val="Compact"/>
       </w:pPr>
@@ -2801,29 +3908,262 @@
           <w:bCs/>
           <w:b/>
         </w:rPr>
-        <w:t xml:space="preserve">Recovery budget value retained, semantics documented.</w:t>
-      </w:r>
-      <w:r>
-        <w:t xml:space="preserve"> </w:t>
-      </w:r>
-      <w:r>
-        <w:rPr>
-          <w:rStyle w:val="VerbatimChar"/>
-        </w:rPr>
-        <w:t xml:space="preserve">PDF_RECOVERY_MAX_BUDGET_MS=600000</w:t>
-      </w:r>
-      <w:r>
-        <w:t xml:space="preserve"> </w:t>
-      </w:r>
-      <w:r>
-        <w:t xml:space="preserve">retained; semantic change (company-wide absolute cap; production degeneration to the constant) documented in §6.3 and tested in B1-2/B1-4.</w:t>
+        <w:t xml:space="preserve">Behavioural recovery boundary (not callee+grep).</w:t>
+      </w:r>
+      <w:r>
+        <w:t xml:space="preserve"> </w:t>
+      </w:r>
+      <w:r>
+        <w:t xml:space="preserve">Done —</w:t>
+      </w:r>
+      <w:r>
+        <w:t xml:space="preserve"> </w:t>
+      </w:r>
+      <w:r>
+        <w:rPr>
+          <w:rStyle w:val="VerbatimChar"/>
+        </w:rPr>
+        <w:t xml:space="preserve">runCompanyPdfRecovery</w:t>
+      </w:r>
+      <w:r>
+        <w:t xml:space="preserve"> </w:t>
+      </w:r>
+      <w:r>
+        <w:t xml:space="preserve">is real production code called in the production pipeline; B1-1..B1-7 assert scope construction, deadline capping, no-dispatch-after-expiry, retryable tail, healthy path, expiry-through-the-real-admission-boundary,</w:t>
+      </w:r>
+      <w:r>
+        <w:t xml:space="preserve"> </w:t>
+      </w:r>
+      <w:r>
+        <w:rPr>
+          <w:bCs/>
+          <w:b/>
+        </w:rPr>
+        <w:t xml:space="preserve">and</w:t>
+      </w:r>
+      <w:r>
+        <w:t xml:space="preserve"> </w:t>
+      </w:r>
+      <w:r>
+        <w:t xml:space="preserve">that the production window is the real remaining budget (B1-7). Mutations: scope-drop → B1-1 fail;</w:t>
+      </w:r>
+      <w:r>
+        <w:t xml:space="preserve"> </w:t>
+      </w:r>
+      <w:r>
+        <w:rPr>
+          <w:rStyle w:val="VerbatimChar"/>
+        </w:rPr>
+        <w:t xml:space="preserve">return budgetMs</w:t>
+      </w:r>
+      <w:r>
+        <w:t xml:space="preserve"> </w:t>
+      </w:r>
+      <w:r>
+        <w:t xml:space="preserve">→ B1-7 fail (§3).</w:t>
       </w:r>
     </w:p>
     <w:p>
       <w:pPr>
         <w:numPr>
           <w:ilvl w:val="0"/>
-          <w:numId w:val="1005"/>
+          <w:numId w:val="1006"/>
+        </w:numPr>
+        <w:pStyle w:val="Compact"/>
+      </w:pPr>
+      <w:r>
+        <w:rPr>
+          <w:bCs/>
+          <w:b/>
+        </w:rPr>
+        <w:t xml:space="preserve">Chromium realism + coverage matrix.</w:t>
+      </w:r>
+      <w:r>
+        <w:t xml:space="preserve"> </w:t>
+      </w:r>
+      <w:r>
+        <w:t xml:space="preserve">Done — COVERAGE_MATRIX.md states per case whether it is real-Chromium-child (R), real-Chromium-page (R(page)), real-subprocess (S), real fork+IPC (I), real-Postgres (D), or broker/unit (U), and lists the active-interruption gap explicitly (including the still-un-wired</w:t>
+      </w:r>
+      <w:r>
+        <w:t xml:space="preserve"> </w:t>
+      </w:r>
+      <w:r>
+        <w:rPr>
+          <w:rStyle w:val="VerbatimChar"/>
+        </w:rPr>
+        <w:t xml:space="preserve">fetchWithBrowser</w:t>
+      </w:r>
+      <w:r>
+        <w:t xml:space="preserve"> </w:t>
+      </w:r>
+      <w:r>
+        <w:t xml:space="preserve">HTML path).</w:t>
+      </w:r>
+    </w:p>
+    <w:p>
+      <w:pPr>
+        <w:numPr>
+          <w:ilvl w:val="0"/>
+          <w:numId w:val="1006"/>
+        </w:numPr>
+        <w:pStyle w:val="Compact"/>
+      </w:pPr>
+      <w:r>
+        <w:rPr>
+          <w:bCs/>
+          <w:b/>
+        </w:rPr>
+        <w:t xml:space="preserve">Fixture infra.</w:t>
+      </w:r>
+      <w:r>
+        <w:t xml:space="preserve"> </w:t>
+      </w:r>
+      <w:r>
+        <w:t xml:space="preserve">Done —</w:t>
+      </w:r>
+      <w:r>
+        <w:t xml:space="preserve"> </w:t>
+      </w:r>
+      <w:r>
+        <w:rPr>
+          <w:rStyle w:val="VerbatimChar"/>
+        </w:rPr>
+        <w:t xml:space="preserve">ciq-int-pg</w:t>
+      </w:r>
+      <w:r>
+        <w:t xml:space="preserve"> </w:t>
+      </w:r>
+      <w:r>
+        <w:t xml:space="preserve">(55432) /</w:t>
+      </w:r>
+      <w:r>
+        <w:t xml:space="preserve"> </w:t>
+      </w:r>
+      <w:r>
+        <w:rPr>
+          <w:rStyle w:val="VerbatimChar"/>
+        </w:rPr>
+        <w:t xml:space="preserve">ciq-int-redis</w:t>
+      </w:r>
+      <w:r>
+        <w:t xml:space="preserve"> </w:t>
+      </w:r>
+      <w:r>
+        <w:t xml:space="preserve">(56379), no production</w:t>
+      </w:r>
+      <w:r>
+        <w:t xml:space="preserve"> </w:t>
+      </w:r>
+      <w:r>
+        <w:rPr>
+          <w:rStyle w:val="VerbatimChar"/>
+        </w:rPr>
+        <w:t xml:space="preserve">DATABASE_URL</w:t>
+      </w:r>
+      <w:r>
+        <w:t xml:space="preserve">.</w:t>
+      </w:r>
+    </w:p>
+    <w:p>
+      <w:pPr>
+        <w:numPr>
+          <w:ilvl w:val="0"/>
+          <w:numId w:val="1006"/>
+        </w:numPr>
+        <w:pStyle w:val="Compact"/>
+      </w:pPr>
+      <w:r>
+        <w:rPr>
+          <w:bCs/>
+          <w:b/>
+        </w:rPr>
+        <w:t xml:space="preserve">B6 killable execution boundary.</w:t>
+      </w:r>
+      <w:r>
+        <w:t xml:space="preserve"> </w:t>
+      </w:r>
+      <w:r>
+        <w:t xml:space="preserve">Done — subprocess, not in-process size cap (§1);</w:t>
+      </w:r>
+      <w:r>
+        <w:t xml:space="preserve"> </w:t>
+      </w:r>
+      <w:r>
+        <w:rPr>
+          <w:rStyle w:val="VerbatimChar"/>
+        </w:rPr>
+        <w:t xml:space="preserve">pdf-parse-subprocess-equivalence.test.ts</w:t>
+      </w:r>
+      <w:r>
+        <w:t xml:space="preserve"> </w:t>
+      </w:r>
+      <w:r>
+        <w:t xml:space="preserve">green. Admission withdrawal additionally proven across a real fork+IPC boundary (</w:t>
+      </w:r>
+      <w:r>
+        <w:rPr>
+          <w:rStyle w:val="VerbatimChar"/>
+        </w:rPr>
+        <w:t xml:space="preserve">isolated-proc-admission-boundary.test.ts</w:t>
+      </w:r>
+      <w:r>
+        <w:t xml:space="preserve">).</w:t>
+      </w:r>
+    </w:p>
+    <w:p>
+      <w:pPr>
+        <w:numPr>
+          <w:ilvl w:val="0"/>
+          <w:numId w:val="1006"/>
+        </w:numPr>
+        <w:pStyle w:val="Compact"/>
+      </w:pPr>
+      <w:r>
+        <w:rPr>
+          <w:bCs/>
+          <w:b/>
+        </w:rPr>
+        <w:t xml:space="preserve">Recovery budget value retained, semantics documented.</w:t>
+      </w:r>
+      <w:r>
+        <w:t xml:space="preserve"> </w:t>
+      </w:r>
+      <w:r>
+        <w:rPr>
+          <w:rStyle w:val="VerbatimChar"/>
+        </w:rPr>
+        <w:t xml:space="preserve">PDF_RECOVERY_MAX_BUDGET_MS=600000</w:t>
+      </w:r>
+      <w:r>
+        <w:t xml:space="preserve"> </w:t>
+      </w:r>
+      <w:r>
+        <w:t xml:space="preserve">retained; the production window now derives from the real remaining fetch-phase budget (B1-7), resolving the earlier</w:t>
+      </w:r>
+      <w:r>
+        <w:t xml:space="preserve"> </w:t>
+      </w:r>
+      <w:r>
+        <w:t xml:space="preserve">“</w:t>
+      </w:r>
+      <w:r>
+        <w:t xml:space="preserve">degenerates to the constant</w:t>
+      </w:r>
+      <w:r>
+        <w:t xml:space="preserve">”</w:t>
+      </w:r>
+      <w:r>
+        <w:t xml:space="preserve"> </w:t>
+      </w:r>
+      <w:r>
+        <w:t xml:space="preserve">gap. Documented in §6.3 and tested.</w:t>
+      </w:r>
+    </w:p>
+    <w:p>
+      <w:pPr>
+        <w:numPr>
+          <w:ilvl w:val="0"/>
+          <w:numId w:val="1006"/>
         </w:numPr>
         <w:pStyle w:val="Compact"/>
       </w:pPr>
@@ -3120,6 +4460,9 @@
     <w:abstractNumId w:val="991"/>
   </w:num>
   <w:num w:numId="1003">
+    <w:abstractNumId w:val="991"/>
+  </w:num>
+  <w:num w:numId="1004">
     <w:abstractNumId w:val="99411"/>
     <w:lvlOverride w:ilvl="0">
       <w:startOverride w:val="1"/>
@@ -3149,10 +4492,10 @@
       <w:startOverride w:val="1"/>
     </w:lvlOverride>
   </w:num>
-  <w:num w:numId="1004">
+  <w:num w:numId="1005">
     <w:abstractNumId w:val="991"/>
   </w:num>
-  <w:num w:numId="1005">
+  <w:num w:numId="1006">
     <w:abstractNumId w:val="99411"/>
     <w:lvlOverride w:ilvl="0">
       <w:startOverride w:val="1"/>

--- a/deliverables/release-evidence/REVIEW_PACKAGE.docx
+++ b/deliverables/release-evidence/REVIEW_PACKAGE.docx
@@ -244,7 +244,7 @@
                 <w:bCs/>
                 <w:b/>
               </w:rPr>
-              <w:t xml:space="preserve">45cc661d2898e52ad8512083929535d1667050d7</w:t>
+              <w:t xml:space="preserve">6e09ced4bf42d036c257cb35772335600215ff30</w:t>
             </w:r>
           </w:p>
         </w:tc>
@@ -324,7 +324,7 @@
               <w:t xml:space="preserve"> </w:t>
             </w:r>
             <w:r>
-              <w:t xml:space="preserve">(bounded in-flight browser interruption) →</w:t>
+              <w:t xml:space="preserve">(bounded in-flight browser interruption, PDF path) →</w:t>
             </w:r>
             <w:r>
               <w:t xml:space="preserve"> </w:t>
@@ -340,6 +340,48 @@
             </w:r>
             <w:r>
               <w:t xml:space="preserve">(obsolete-work settlement for coalesced callers) →</w:t>
+            </w:r>
+            <w:r>
+              <w:t xml:space="preserve"> </w:t>
+            </w:r>
+            <w:r>
+              <w:rPr>
+                <w:rStyle w:val="VerbatimChar"/>
+              </w:rPr>
+              <w:t xml:space="preserve">45cc661</w:t>
+            </w:r>
+            <w:r>
+              <w:t xml:space="preserve"> </w:t>
+            </w:r>
+            <w:r>
+              <w:t xml:space="preserve">(real-IPC proc-admission withdrawal test + explicit unattempted-URL outcomes) →</w:t>
+            </w:r>
+            <w:r>
+              <w:t xml:space="preserve"> </w:t>
+            </w:r>
+            <w:r>
+              <w:rPr>
+                <w:rStyle w:val="VerbatimChar"/>
+              </w:rPr>
+              <w:t xml:space="preserve">658a17c</w:t>
+            </w:r>
+            <w:r>
+              <w:t xml:space="preserve"> </w:t>
+            </w:r>
+            <w:r>
+              <w:t xml:space="preserve">(deadline threading into browser nav timeouts via</w:t>
+            </w:r>
+            <w:r>
+              <w:t xml:space="preserve"> </w:t>
+            </w:r>
+            <w:r>
+              <w:rPr>
+                <w:rStyle w:val="VerbatimChar"/>
+              </w:rPr>
+              <w:t xml:space="preserve">remainingMs</w:t>
+            </w:r>
+            <w:r>
+              <w:t xml:space="preserve">) →</w:t>
             </w:r>
             <w:r>
               <w:t xml:space="preserve"> </w:t>
@@ -350,13 +392,28 @@
                 <w:bCs/>
                 <w:b/>
               </w:rPr>
-              <w:t xml:space="preserve">45cc661</w:t>
-            </w:r>
-            <w:r>
-              <w:t xml:space="preserve"> </w:t>
-            </w:r>
-            <w:r>
-              <w:t xml:space="preserve">(real-IPC proc-admission withdrawal test + explicit unattempted-URL outcomes)</w:t>
+              <w:t xml:space="preserve">6e09ced</w:t>
+            </w:r>
+            <w:r>
+              <w:t xml:space="preserve"> </w:t>
+            </w:r>
+            <w:r>
+              <w:t xml:space="preserve">(bounded in-flight interruption wired into the</w:t>
+            </w:r>
+            <w:r>
+              <w:t xml:space="preserve"> </w:t>
+            </w:r>
+            <w:r>
+              <w:rPr>
+                <w:rStyle w:val="VerbatimChar"/>
+              </w:rPr>
+              <w:t xml:space="preserve">fetchWithBrowser</w:t>
+            </w:r>
+            <w:r>
+              <w:t xml:space="preserve"> </w:t>
+            </w:r>
+            <w:r>
+              <w:t xml:space="preserve">HTML path + abort-aware settle waits)</w:t>
             </w:r>
           </w:p>
         </w:tc>
@@ -474,7 +531,7 @@
         </w:pict>
       </w:r>
     </w:p>
-    <w:bookmarkStart w:id="20" w:name="what-changed-originmain..45cc661"/>
+    <w:bookmarkStart w:id="20" w:name="what-changed-originmain..6e09ced"/>
     <w:p>
       <w:pPr>
         <w:pStyle w:val="Heading2"/>
@@ -486,7 +543,7 @@
         <w:rPr>
           <w:rStyle w:val="VerbatimChar"/>
         </w:rPr>
-        <w:t xml:space="preserve">origin/main..45cc661</w:t>
+        <w:t xml:space="preserve">origin/main..6e09ced</w:t>
       </w:r>
       <w:r>
         <w:t xml:space="preserve">)</w:t>
@@ -1131,73 +1188,250 @@
         <w:t xml:space="preserve"> </w:t>
       </w:r>
       <w:r>
-        <w:t xml:space="preserve">(500 ms): on scope abort, an in-flight browser op on the</w:t>
-      </w:r>
-      <w:r>
-        <w:t xml:space="preserve"> </w:t>
-      </w:r>
-      <w:r>
-        <w:rPr>
-          <w:rStyle w:val="VerbatimChar"/>
-          <w:bCs/>
-          <w:b/>
-        </w:rPr>
-        <w:t xml:space="preserve">fetchPdfViaBrowser</w:t>
-      </w:r>
-      <w:r>
-        <w:t xml:space="preserve"> </w:t>
-      </w:r>
-      <w:r>
-        <w:t xml:space="preserve">path is driven to settle within the grace bound + a gate round-trip instead of running to its own timeout.</w:t>
-      </w:r>
-      <w:r>
-        <w:t xml:space="preserve"> </w:t>
-      </w:r>
-      <w:r>
-        <w:rPr>
-          <w:bCs/>
-          <w:b/>
-        </w:rPr>
-        <w:t xml:space="preserve">Wired only on the PDF path; the</w:t>
-      </w:r>
-      <w:r>
-        <w:rPr>
-          <w:bCs/>
-          <w:b/>
-        </w:rPr>
-        <w:t xml:space="preserve"> </w:t>
-      </w:r>
-      <w:r>
-        <w:rPr>
-          <w:rStyle w:val="VerbatimChar"/>
-          <w:bCs/>
-          <w:b/>
-        </w:rPr>
-        <w:t xml:space="preserve">fetchWithBrowser</w:t>
-      </w:r>
-      <w:r>
-        <w:rPr>
-          <w:bCs/>
-          <w:b/>
-        </w:rPr>
-        <w:t xml:space="preserve"> </w:t>
-      </w:r>
-      <w:r>
-        <w:rPr>
-          <w:bCs/>
-          <w:b/>
-        </w:rPr>
-        <w:t xml:space="preserve">HTML path is not wired</w:t>
-      </w:r>
-      <w:r>
-        <w:t xml:space="preserve"> </w:t>
-      </w:r>
-      <w:r>
-        <w:t xml:space="preserve">(see §6.1).</w:t>
+        <w:t xml:space="preserve">(500 ms): on scope abort, an in-flight browser op is driven to settle within the grace bound + a gate round-trip instead of running to its own timeout. In</w:t>
+      </w:r>
+      <w:r>
+        <w:t xml:space="preserve"> </w:t>
+      </w:r>
+      <w:r>
+        <w:rPr>
+          <w:rStyle w:val="VerbatimChar"/>
+        </w:rPr>
+        <w:t xml:space="preserve">782f99d</w:t>
+      </w:r>
+      <w:r>
+        <w:t xml:space="preserve"> </w:t>
+      </w:r>
+      <w:r>
+        <w:t xml:space="preserve">this was wired only on the PDF path.</w:t>
       </w:r>
     </w:p>
     <w:p>
       <w:pPr>
+        <w:numPr>
+          <w:ilvl w:val="1"/>
+          <w:numId w:val="1003"/>
+        </w:numPr>
+        <w:pStyle w:val="Compact"/>
+      </w:pPr>
+      <w:r>
+        <w:rPr>
+          <w:bCs/>
+          <w:b/>
+        </w:rPr>
+        <w:t xml:space="preserve">(this candidate)</w:t>
+      </w:r>
+      <w:r>
+        <w:t xml:space="preserve"> </w:t>
+      </w:r>
+      <w:r>
+        <w:t xml:space="preserve">the bounded interrupt is now</w:t>
+      </w:r>
+      <w:r>
+        <w:t xml:space="preserve"> </w:t>
+      </w:r>
+      <w:r>
+        <w:rPr>
+          <w:bCs/>
+          <w:b/>
+        </w:rPr>
+        <w:t xml:space="preserve">also wired into the</w:t>
+      </w:r>
+      <w:r>
+        <w:rPr>
+          <w:bCs/>
+          <w:b/>
+        </w:rPr>
+        <w:t xml:space="preserve"> </w:t>
+      </w:r>
+      <w:r>
+        <w:rPr>
+          <w:rStyle w:val="VerbatimChar"/>
+          <w:bCs/>
+          <w:b/>
+        </w:rPr>
+        <w:t xml:space="preserve">fetchWithBrowser</w:t>
+      </w:r>
+      <w:r>
+        <w:rPr>
+          <w:bCs/>
+          <w:b/>
+        </w:rPr>
+        <w:t xml:space="preserve"> </w:t>
+      </w:r>
+      <w:r>
+        <w:rPr>
+          <w:bCs/>
+          <w:b/>
+        </w:rPr>
+        <w:t xml:space="preserve">HTML path and into</w:t>
+      </w:r>
+      <w:r>
+        <w:rPr>
+          <w:bCs/>
+          <w:b/>
+        </w:rPr>
+        <w:t xml:space="preserve"> </w:t>
+      </w:r>
+      <w:r>
+        <w:rPr>
+          <w:rStyle w:val="VerbatimChar"/>
+          <w:bCs/>
+          <w:b/>
+        </w:rPr>
+        <w:t xml:space="preserve">fetchIssuerPdfsWithPrimedSession</w:t>
+      </w:r>
+      <w:r>
+        <w:t xml:space="preserve"> </w:t>
+      </w:r>
+      <w:r>
+        <w:t xml:space="preserve">(</w:t>
+      </w:r>
+      <w:r>
+        <w:rPr>
+          <w:rStyle w:val="VerbatimChar"/>
+        </w:rPr>
+        <w:t xml:space="preserve">clearInterrupt = installBoundedPageInterrupt(page, scope)</w:t>
+      </w:r>
+      <w:r>
+        <w:t xml:space="preserve"> </w:t>
+      </w:r>
+      <w:r>
+        <w:t xml:space="preserve">at lines ~1506/2021/2298), closing the §6.1</w:t>
+      </w:r>
+      <w:r>
+        <w:t xml:space="preserve"> </w:t>
+      </w:r>
+      <w:r>
+        <w:t xml:space="preserve">“</w:t>
+      </w:r>
+      <w:r>
+        <w:t xml:space="preserve">HTML path not wired</w:t>
+      </w:r>
+      <w:r>
+        <w:t xml:space="preserve">”</w:t>
+      </w:r>
+      <w:r>
+        <w:t xml:space="preserve"> </w:t>
+      </w:r>
+      <w:r>
+        <w:t xml:space="preserve">gap from the prior candidate. Two supporting HTML-path changes: the two post-navigation settle waits become</w:t>
+      </w:r>
+      <w:r>
+        <w:t xml:space="preserve"> </w:t>
+      </w:r>
+      <w:r>
+        <w:rPr>
+          <w:rStyle w:val="VerbatimChar"/>
+        </w:rPr>
+        <w:t xml:space="preserve">abortableDelay(2000, scope)</w:t>
+      </w:r>
+      <w:r>
+        <w:t xml:space="preserve"> </w:t>
+      </w:r>
+      <w:r>
+        <w:t xml:space="preserve">(resolve early on abort instead of always burning 2 s), and the catch block converts the puppeteer</w:t>
+      </w:r>
+      <w:r>
+        <w:t xml:space="preserve"> </w:t>
+      </w:r>
+      <w:r>
+        <w:t xml:space="preserve">“</w:t>
+      </w:r>
+      <w:r>
+        <w:t xml:space="preserve">Target closed</w:t>
+      </w:r>
+      <w:r>
+        <w:t xml:space="preserve">”</w:t>
+      </w:r>
+      <w:r>
+        <w:t xml:space="preserve"> </w:t>
+      </w:r>
+      <w:r>
+        <w:t xml:space="preserve">/ detached-frame rejection produced by the forced page-close</w:t>
+      </w:r>
+      <w:r>
+        <w:t xml:space="preserve"> </w:t>
+      </w:r>
+      <w:r>
+        <w:rPr>
+          <w:bCs/>
+          <w:b/>
+        </w:rPr>
+        <w:t xml:space="preserve">after</w:t>
+      </w:r>
+      <w:r>
+        <w:t xml:space="preserve"> </w:t>
+      </w:r>
+      <w:r>
+        <w:t xml:space="preserve">an abort into a retryable</w:t>
+      </w:r>
+      <w:r>
+        <w:t xml:space="preserve"> </w:t>
+      </w:r>
+      <w:r>
+        <w:rPr>
+          <w:rStyle w:val="VerbatimChar"/>
+        </w:rPr>
+        <w:t xml:space="preserve">OperationAbortedError(…, "browser_html_interrupted")</w:t>
+      </w:r>
+      <w:r>
+        <w:t xml:space="preserve">, so an interrupted HTML fetch surfaces an explicit abort instead of a silent</w:t>
+      </w:r>
+      <w:r>
+        <w:t xml:space="preserve"> </w:t>
+      </w:r>
+      <w:r>
+        <w:rPr>
+          <w:rStyle w:val="VerbatimChar"/>
+        </w:rPr>
+        <w:t xml:space="preserve">""</w:t>
+      </w:r>
+      <w:r>
+        <w:t xml:space="preserve"> </w:t>
+      </w:r>
+      <w:r>
+        <w:t xml:space="preserve">(dead URL). Deadline threading into the per-navigation timeouts (</w:t>
+      </w:r>
+      <w:r>
+        <w:rPr>
+          <w:rStyle w:val="VerbatimChar"/>
+        </w:rPr>
+        <w:t xml:space="preserve">gotoTimeout</w:t>
+      </w:r>
+      <w:r>
+        <w:t xml:space="preserve"> </w:t>
+      </w:r>
+      <w:r>
+        <w:t xml:space="preserve">clamped to</w:t>
+      </w:r>
+      <w:r>
+        <w:t xml:space="preserve"> </w:t>
+      </w:r>
+      <w:r>
+        <w:rPr>
+          <w:rStyle w:val="VerbatimChar"/>
+        </w:rPr>
+        <w:t xml:space="preserve">remainingMs</w:t>
+      </w:r>
+      <w:r>
+        <w:t xml:space="preserve">) landed in</w:t>
+      </w:r>
+      <w:r>
+        <w:t xml:space="preserve"> </w:t>
+      </w:r>
+      <w:r>
+        <w:rPr>
+          <w:rStyle w:val="VerbatimChar"/>
+        </w:rPr>
+        <w:t xml:space="preserve">658a17c</w:t>
+      </w:r>
+      <w:r>
+        <w:t xml:space="preserve">.</w:t>
+      </w:r>
+    </w:p>
+    <w:p>
+      <w:pPr>
         <w:pStyle w:val="FirstParagraph"/>
       </w:pPr>
       <w:r>
@@ -1330,7 +1564,49 @@
         <w:t xml:space="preserve"> </w:t>
       </w:r>
       <w:r>
-        <w:t xml:space="preserve">(bounded in-flight page interrupt, real Chromium),</w:t>
+        <w:t xml:space="preserve">(bounded in-flight page interrupt, real Chromium —</w:t>
+      </w:r>
+      <w:r>
+        <w:t xml:space="preserve"> </w:t>
+      </w:r>
+      <w:r>
+        <w:rPr>
+          <w:bCs/>
+          <w:b/>
+        </w:rPr>
+        <w:t xml:space="preserve">now 2 subtests: PDF path + the new HTML</w:t>
+      </w:r>
+      <w:r>
+        <w:rPr>
+          <w:bCs/>
+          <w:b/>
+        </w:rPr>
+        <w:t xml:space="preserve"> </w:t>
+      </w:r>
+      <w:r>
+        <w:rPr>
+          <w:rStyle w:val="VerbatimChar"/>
+          <w:bCs/>
+          <w:b/>
+        </w:rPr>
+        <w:t xml:space="preserve">fetchWithBrowser</w:t>
+      </w:r>
+      <w:r>
+        <w:rPr>
+          <w:bCs/>
+          <w:b/>
+        </w:rPr>
+        <w:t xml:space="preserve"> </w:t>
+      </w:r>
+      <w:r>
+        <w:rPr>
+          <w:bCs/>
+          <w:b/>
+        </w:rPr>
+        <w:t xml:space="preserve">path</w:t>
+      </w:r>
+      <w:r>
+        <w:t xml:space="preserve">),</w:t>
       </w:r>
       <w:r>
         <w:t xml:space="preserve"> </w:t>
@@ -1441,13 +1717,13 @@
           <w:bCs/>
           <w:b/>
         </w:rPr>
-        <w:t xml:space="preserve">45cc661</w:t>
-      </w:r>
-      <w:r>
-        <w:t xml:space="preserve"> </w:t>
-      </w:r>
-      <w:r>
-        <w:t xml:space="preserve">— 33</w:t>
+        <w:t xml:space="preserve">6e09ced</w:t>
+      </w:r>
+      <w:r>
+        <w:t xml:space="preserve"> </w:t>
+      </w:r>
+      <w:r>
+        <w:t xml:space="preserve">— 34</w:t>
       </w:r>
       <w:r>
         <w:t xml:space="preserve"> </w:t>
@@ -1477,7 +1753,36 @@
         <w:t xml:space="preserve"> </w:t>
       </w:r>
       <w:r>
-        <w:t xml:space="preserve">(60 passed). Realism spans a real-killed child process (B3), a real fork+IPC admission withdrawal (B2b), a real Chromium child close/reap on four exit paths, a real Chromium page bounded-interrupt, real Postgres terminal-state assertions, and the real production broker/scope functions in-process for the rest.</w:t>
+        <w:t xml:space="preserve">(60 passed) =</w:t>
+      </w:r>
+      <w:r>
+        <w:t xml:space="preserve"> </w:t>
+      </w:r>
+      <w:r>
+        <w:rPr>
+          <w:bCs/>
+          <w:b/>
+        </w:rPr>
+        <w:t xml:space="preserve">94 total checks, 0 failures</w:t>
+      </w:r>
+      <w:r>
+        <w:t xml:space="preserve">. Realism spans a real-killed child process (B3), a real fork+IPC admission withdrawal (B2b), a real Chromium child close/reap on four exit paths, a real Chromium page bounded-interrupt on</w:t>
+      </w:r>
+      <w:r>
+        <w:t xml:space="preserve"> </w:t>
+      </w:r>
+      <w:r>
+        <w:rPr>
+          <w:bCs/>
+          <w:b/>
+        </w:rPr>
+        <w:t xml:space="preserve">both</w:t>
+      </w:r>
+      <w:r>
+        <w:t xml:space="preserve"> </w:t>
+      </w:r>
+      <w:r>
+        <w:t xml:space="preserve">the PDF and HTML browser paths, real Postgres terminal-state assertions, and the real production broker/scope functions in-process for the rest.</w:t>
       </w:r>
     </w:p>
     <w:p>
@@ -2341,7 +2646,7 @@
                 <w:bCs/>
                 <w:b/>
               </w:rPr>
-              <w:t xml:space="preserve">B-browser</w:t>
+              <w:t xml:space="preserve">B-browser (PDF)</w:t>
             </w:r>
             <w:r>
               <w:t xml:space="preserve"> </w:t>
@@ -2402,7 +2707,7 @@
                 <w:bCs/>
                 <w:b/>
               </w:rPr>
-              <w:t xml:space="preserve">browser-inflight-interrupt fails</w:t>
+              <w:t xml:space="preserve">browser-inflight-interrupt PDF subtest fails</w:t>
             </w:r>
           </w:p>
         </w:tc>
@@ -2446,6 +2751,146 @@
             </w:r>
             <w:r>
               <w:t xml:space="preserve">bound</w:t>
+            </w:r>
+          </w:p>
+        </w:tc>
+      </w:tr>
+      <w:tr>
+        <w:tc>
+          <w:tcPr/>
+          <w:p>
+            <w:pPr>
+              <w:pStyle w:val="Compact"/>
+              <w:jc w:val="left"/>
+            </w:pPr>
+            <w:r>
+              <w:rPr>
+                <w:bCs/>
+                <w:b/>
+              </w:rPr>
+              <w:t xml:space="preserve">B-browser (HTML)</w:t>
+            </w:r>
+            <w:r>
+              <w:t xml:space="preserve"> </w:t>
+            </w:r>
+            <w:r>
+              <w:rPr>
+                <w:rStyle w:val="VerbatimChar"/>
+              </w:rPr>
+              <w:t xml:space="preserve">fetchWithBrowser</w:t>
+            </w:r>
+            <w:r>
+              <w:t xml:space="preserve"> </w:t>
+            </w:r>
+            <w:r>
+              <w:t xml:space="preserve">wiring</w:t>
+            </w:r>
+          </w:p>
+        </w:tc>
+        <w:tc>
+          <w:tcPr/>
+          <w:p>
+            <w:pPr>
+              <w:pStyle w:val="Compact"/>
+              <w:jc w:val="left"/>
+            </w:pPr>
+            <w:r>
+              <w:t xml:space="preserve">HTML-path wiring neutralised only (</w:t>
+            </w:r>
+            <w:r>
+              <w:rPr>
+                <w:rStyle w:val="VerbatimChar"/>
+              </w:rPr>
+              <w:t xml:space="preserve">clearInterrupt = (() =&gt; {})</w:t>
+            </w:r>
+            <w:r>
+              <w:t xml:space="preserve"> </w:t>
+            </w:r>
+            <w:r>
+              <w:t xml:space="preserve">in</w:t>
+            </w:r>
+            <w:r>
+              <w:t xml:space="preserve"> </w:t>
+            </w:r>
+            <w:r>
+              <w:rPr>
+                <w:rStyle w:val="VerbatimChar"/>
+              </w:rPr>
+              <w:t xml:space="preserve">fetchWithBrowser</w:t>
+            </w:r>
+            <w:r>
+              <w:t xml:space="preserve">, PDF path left intact)</w:t>
+            </w:r>
+          </w:p>
+        </w:tc>
+        <w:tc>
+          <w:tcPr/>
+          <w:p>
+            <w:pPr>
+              <w:pStyle w:val="Compact"/>
+              <w:jc w:val="left"/>
+            </w:pPr>
+            <w:r>
+              <w:rPr>
+                <w:bCs/>
+                <w:b/>
+              </w:rPr>
+              <w:t xml:space="preserve">HTML subtest fails, PDF subtest still passes</w:t>
+            </w:r>
+          </w:p>
+        </w:tc>
+        <w:tc>
+          <w:tcPr/>
+          <w:p>
+            <w:pPr>
+              <w:pStyle w:val="Compact"/>
+              <w:jc w:val="left"/>
+            </w:pPr>
+            <w:r>
+              <w:t xml:space="preserve">HTML page settled</w:t>
+            </w:r>
+            <w:r>
+              <w:t xml:space="preserve"> </w:t>
+            </w:r>
+            <w:r>
+              <w:rPr>
+                <w:bCs/>
+                <w:b/>
+              </w:rPr>
+              <w:t xml:space="preserve">8108 ms</w:t>
+            </w:r>
+            <w:r>
+              <w:t xml:space="preserve"> </w:t>
+            </w:r>
+            <w:r>
+              <w:t xml:space="preserve">(≈</w:t>
+            </w:r>
+            <w:r>
+              <w:t xml:space="preserve"> </w:t>
+            </w:r>
+            <w:r>
+              <w:rPr>
+                <w:rStyle w:val="VerbatimChar"/>
+              </w:rPr>
+              <w:t xml:space="preserve">BROWSER_FETCH_TIMEOUT=8000</w:t>
+            </w:r>
+            <w:r>
+              <w:t xml:space="preserve">) vs</w:t>
+            </w:r>
+            <w:r>
+              <w:t xml:space="preserve"> </w:t>
+            </w:r>
+            <w:r>
+              <w:rPr>
+                <w:rStyle w:val="VerbatimChar"/>
+              </w:rPr>
+              <w:t xml:space="preserve">&lt; 3000 ms</w:t>
+            </w:r>
+            <w:r>
+              <w:t xml:space="preserve"> </w:t>
+            </w:r>
+            <w:r>
+              <w:t xml:space="preserve">— proves the new HTML wiring is independently load-bearing</w:t>
             </w:r>
           </w:p>
         </w:tc>
@@ -2608,7 +3053,7 @@
       </w:r>
     </w:p>
     <w:bookmarkEnd w:id="23"/>
-    <w:bookmarkStart w:id="24" w:name="gate-results-45cc661-this-session"/>
+    <w:bookmarkStart w:id="24" w:name="gate-results-6e09ced"/>
     <w:p>
       <w:pPr>
         <w:pStyle w:val="Heading2"/>
@@ -2620,10 +3065,10 @@
         <w:rPr>
           <w:rStyle w:val="VerbatimChar"/>
         </w:rPr>
-        <w:t xml:space="preserve">45cc661</w:t>
-      </w:r>
-      <w:r>
-        <w:t xml:space="preserve">, this session)</w:t>
+        <w:t xml:space="preserve">6e09ced</w:t>
+      </w:r>
+      <w:r>
+        <w:t xml:space="preserve">)</w:t>
       </w:r>
     </w:p>
     <w:p>
@@ -2778,7 +3223,7 @@
         <w:rPr>
           <w:rStyle w:val="VerbatimChar"/>
         </w:rPr>
-        <w:t xml:space="preserve">browser-inflight-interrupt (real)    pass 1  fail 0</w:t>
+        <w:t xml:space="preserve">browser-inflight-interrupt (real)    pass 2  fail 0   (PDF + HTML paths)</w:t>
       </w:r>
       <w:r>
         <w:br/>
@@ -2804,7 +3249,7 @@
         <w:pStyle w:val="FirstParagraph"/>
       </w:pPr>
       <w:r>
-        <w:t xml:space="preserve">33</w:t>
+        <w:t xml:space="preserve">34</w:t>
       </w:r>
       <w:r>
         <w:t xml:space="preserve"> </w:t>
@@ -2819,17 +3264,17 @@
         <w:t xml:space="preserve"> </w:t>
       </w:r>
       <w:r>
-        <w:t xml:space="preserve">subtests + 60 scoring-unit assertions,</w:t>
-      </w:r>
-      <w:r>
-        <w:t xml:space="preserve"> </w:t>
-      </w:r>
-      <w:r>
-        <w:rPr>
-          <w:bCs/>
-          <w:b/>
-        </w:rPr>
-        <w:t xml:space="preserve">0 failures</w:t>
+        <w:t xml:space="preserve">subtests + 60 scoring-unit assertions =</w:t>
+      </w:r>
+      <w:r>
+        <w:t xml:space="preserve"> </w:t>
+      </w:r>
+      <w:r>
+        <w:rPr>
+          <w:bCs/>
+          <w:b/>
+        </w:rPr>
+        <w:t xml:space="preserve">94 total checks, 0 failures</w:t>
       </w:r>
       <w:r>
         <w:t xml:space="preserve">.</w:t>
@@ -3111,7 +3556,7 @@
               <w:rPr>
                 <w:rStyle w:val="VerbatimChar"/>
               </w:rPr>
-              <w:t xml:space="preserve">45cc661</w:t>
+              <w:t xml:space="preserve">6e09ced</w:t>
             </w:r>
           </w:p>
         </w:tc>
@@ -3369,7 +3814,23 @@
           <w:bCs/>
           <w:b/>
         </w:rPr>
-        <w:t xml:space="preserve">Active in-page CDP interruption is bounded on one path only.</w:t>
+        <w:t xml:space="preserve">(RESOLVED in this candidate)</w:t>
+      </w:r>
+      <w:r>
+        <w:t xml:space="preserve"> </w:t>
+      </w:r>
+      <w:r>
+        <w:rPr>
+          <w:iCs/>
+          <w:i/>
+        </w:rPr>
+        <w:t xml:space="preserve">Active in-page CDP interruption was bounded on one path only.</w:t>
+      </w:r>
+      <w:r>
+        <w:t xml:space="preserve"> </w:t>
+      </w:r>
+      <w:r>
+        <w:t xml:space="preserve">In the prior candidate</w:t>
       </w:r>
       <w:r>
         <w:t xml:space="preserve"> </w:t>
@@ -3384,7 +3845,80 @@
         <w:t xml:space="preserve"> </w:t>
       </w:r>
       <w:r>
-        <w:t xml:space="preserve">bounds an in-flight CDP op to</w:t>
+        <w:t xml:space="preserve">was wired only into</w:t>
+      </w:r>
+      <w:r>
+        <w:t xml:space="preserve"> </w:t>
+      </w:r>
+      <w:r>
+        <w:rPr>
+          <w:rStyle w:val="VerbatimChar"/>
+        </w:rPr>
+        <w:t xml:space="preserve">fetchPdfViaBrowser</w:t>
+      </w:r>
+      <w:r>
+        <w:t xml:space="preserve">, leaving the</w:t>
+      </w:r>
+      <w:r>
+        <w:t xml:space="preserve"> </w:t>
+      </w:r>
+      <w:r>
+        <w:rPr>
+          <w:rStyle w:val="VerbatimChar"/>
+        </w:rPr>
+        <w:t xml:space="preserve">fetchWithBrowser</w:t>
+      </w:r>
+      <w:r>
+        <w:t xml:space="preserve"> </w:t>
+      </w:r>
+      <w:r>
+        <w:t xml:space="preserve">HTML path un-interruptible. It is</w:t>
+      </w:r>
+      <w:r>
+        <w:t xml:space="preserve"> </w:t>
+      </w:r>
+      <w:r>
+        <w:rPr>
+          <w:bCs/>
+          <w:b/>
+        </w:rPr>
+        <w:t xml:space="preserve">now wired into both browser paths and the primed-session path</w:t>
+      </w:r>
+      <w:r>
+        <w:t xml:space="preserve"> </w:t>
+      </w:r>
+      <w:r>
+        <w:t xml:space="preserve">(lines ~1506/2021/2298), proven with a real Chromium page by the new HTML subtest 5b.2 and its path-isolated mutation (wired → 8108 ms when neutralised, while the PDF subtest still passes). A fetch /</w:t>
+      </w:r>
+      <w:r>
+        <w:t xml:space="preserve"> </w:t>
+      </w:r>
+      <w:r>
+        <w:rPr>
+          <w:rStyle w:val="VerbatimChar"/>
+        </w:rPr>
+        <w:t xml:space="preserve">page.goto</w:t>
+      </w:r>
+      <w:r>
+        <w:t xml:space="preserve"> </w:t>
+      </w:r>
+      <w:r>
+        <w:t xml:space="preserve">/</w:t>
+      </w:r>
+      <w:r>
+        <w:t xml:space="preserve"> </w:t>
+      </w:r>
+      <w:r>
+        <w:rPr>
+          <w:rStyle w:val="VerbatimChar"/>
+        </w:rPr>
+        <w:t xml:space="preserve">page.evaluate</w:t>
+      </w:r>
+      <w:r>
+        <w:t xml:space="preserve"> </w:t>
+      </w:r>
+      <w:r>
+        <w:t xml:space="preserve">/ WAF challenge already executing on the HTML path when the scope aborts is now driven to settle within</w:t>
       </w:r>
       <w:r>
         <w:t xml:space="preserve"> </w:t>
@@ -3399,79 +3933,31 @@
         <w:t xml:space="preserve"> </w:t>
       </w:r>
       <w:r>
-        <w:t xml:space="preserve">+ a gate round-trip on the</w:t>
-      </w:r>
-      <w:r>
-        <w:t xml:space="preserve"> </w:t>
-      </w:r>
-      <w:r>
-        <w:rPr>
-          <w:rStyle w:val="VerbatimChar"/>
-          <w:bCs/>
-          <w:b/>
-        </w:rPr>
-        <w:t xml:space="preserve">fetchPdfViaBrowser</w:t>
-      </w:r>
-      <w:r>
-        <w:t xml:space="preserve"> </w:t>
-      </w:r>
-      <w:r>
-        <w:t xml:space="preserve">path (proven in</w:t>
-      </w:r>
-      <w:r>
-        <w:t xml:space="preserve"> </w:t>
-      </w:r>
-      <w:r>
-        <w:rPr>
-          <w:rStyle w:val="VerbatimChar"/>
-        </w:rPr>
-        <w:t xml:space="preserve">browser-inflight-interrupt.test.ts</w:t>
-      </w:r>
-      <w:r>
-        <w:t xml:space="preserve"> </w:t>
-      </w:r>
-      <w:r>
-        <w:t xml:space="preserve">with a real Chromium page, §5b of the matrix). The</w:t>
-      </w:r>
-      <w:r>
-        <w:t xml:space="preserve"> </w:t>
-      </w:r>
-      <w:r>
-        <w:rPr>
-          <w:rStyle w:val="VerbatimChar"/>
-          <w:bCs/>
-          <w:b/>
-        </w:rPr>
-        <w:t xml:space="preserve">fetchWithBrowser</w:t>
-      </w:r>
-      <w:r>
-        <w:rPr>
-          <w:bCs/>
-          <w:b/>
-        </w:rPr>
-        <w:t xml:space="preserve"> </w:t>
-      </w:r>
-      <w:r>
-        <w:rPr>
-          <w:bCs/>
-          <w:b/>
-        </w:rPr>
-        <w:t xml:space="preserve">HTML path is still not wired</w:t>
-      </w:r>
-      <w:r>
-        <w:t xml:space="preserve"> </w:t>
-      </w:r>
-      <w:r>
-        <w:t xml:space="preserve">to this helper — a fetch/navigation/</w:t>
-      </w:r>
-      <w:r>
-        <w:rPr>
-          <w:rStyle w:val="VerbatimChar"/>
-        </w:rPr>
-        <w:t xml:space="preserve">page.evaluate</w:t>
-      </w:r>
-      <w:r>
-        <w:t xml:space="preserve">/WAF challenge already executing on that path when the scope aborts is still not torn down mid-operation; it falls back to the next admission gate (B2/B7 refusal), dispatch suppression (B1-3), and ultimately the job-isolation SIGKILL (browser-close-order child-death path). This is a real, named remaining gap.</w:t>
+        <w:t xml:space="preserve">+ a gate round-trip and surfaces a retryable</w:t>
+      </w:r>
+      <w:r>
+        <w:t xml:space="preserve"> </w:t>
+      </w:r>
+      <w:r>
+        <w:rPr>
+          <w:rStyle w:val="VerbatimChar"/>
+        </w:rPr>
+        <w:t xml:space="preserve">OperationAbortedError(…, "browser_html_interrupted")</w:t>
+      </w:r>
+      <w:r>
+        <w:t xml:space="preserve">, instead of running to the browser timeout or returning a silent</w:t>
+      </w:r>
+      <w:r>
+        <w:t xml:space="preserve"> </w:t>
+      </w:r>
+      <w:r>
+        <w:rPr>
+          <w:rStyle w:val="VerbatimChar"/>
+        </w:rPr>
+        <w:t xml:space="preserve">""</w:t>
+      </w:r>
+      <w:r>
+        <w:t xml:space="preserve">.</w:t>
       </w:r>
     </w:p>
     <w:p>
@@ -3487,13 +3973,28 @@
           <w:bCs/>
           <w:b/>
         </w:rPr>
-        <w:t xml:space="preserve">Deadline is bounded around the browser fetch, not threaded into it.</w:t>
-      </w:r>
-      <w:r>
-        <w:t xml:space="preserve"> </w:t>
-      </w:r>
-      <w:r>
-        <w:t xml:space="preserve">B1 proves the scope is passed and that dispatch stops after the deadline; it does not apply a per-request socket timeout equal to</w:t>
+        <w:t xml:space="preserve">Deadline is now threaded into the browser fetch at the navigation + settle layers; a deep per-socket timeout is still not asserted.</w:t>
+      </w:r>
+      <w:r>
+        <w:t xml:space="preserve"> </w:t>
+      </w:r>
+      <w:r>
+        <w:t xml:space="preserve">Since</w:t>
+      </w:r>
+      <w:r>
+        <w:t xml:space="preserve"> </w:t>
+      </w:r>
+      <w:r>
+        <w:rPr>
+          <w:rStyle w:val="VerbatimChar"/>
+        </w:rPr>
+        <w:t xml:space="preserve">658a17c</w:t>
+      </w:r>
+      <w:r>
+        <w:t xml:space="preserve"> </w:t>
+      </w:r>
+      <w:r>
+        <w:t xml:space="preserve">the per-navigation timeouts are clamped to</w:t>
       </w:r>
       <w:r>
         <w:t xml:space="preserve"> </w:t>
@@ -3508,19 +4009,93 @@
         <w:t xml:space="preserve"> </w:t>
       </w:r>
       <w:r>
-        <w:t xml:space="preserve">inside</w:t>
-      </w:r>
-      <w:r>
-        <w:t xml:space="preserve"> </w:t>
-      </w:r>
-      <w:r>
-        <w:rPr>
-          <w:rStyle w:val="VerbatimChar"/>
-        </w:rPr>
-        <w:t xml:space="preserve">fetchIssuerPdfsWithPrimedSession</w:t>
-      </w:r>
-      <w:r>
-        <w:t xml:space="preserve">. The effective ceiling on an already-started browser fetch on the un-wired path is the pipeline deadline → SIGKILL.</w:t>
+        <w:t xml:space="preserve">(</w:t>
+      </w:r>
+      <w:r>
+        <w:rPr>
+          <w:rStyle w:val="VerbatimChar"/>
+        </w:rPr>
+        <w:t xml:space="preserve">gotoTimeout = base =&gt; scope ? max(1, min(base, scope.remainingMs())) : base</w:t>
+      </w:r>
+      <w:r>
+        <w:t xml:space="preserve">, lines ~1496/2009), and this candidate makes the two post-navigation settle waits abort-aware via</w:t>
+      </w:r>
+      <w:r>
+        <w:t xml:space="preserve"> </w:t>
+      </w:r>
+      <w:r>
+        <w:rPr>
+          <w:rStyle w:val="VerbatimChar"/>
+        </w:rPr>
+        <w:t xml:space="preserve">abortableDelay</w:t>
+      </w:r>
+      <w:r>
+        <w:t xml:space="preserve">. So on both browser paths the effective ceiling on an in-flight fetch is now the scope deadline (via the clamped nav timeout) or the grace bound (via the interrupt),</w:t>
+      </w:r>
+      <w:r>
+        <w:t xml:space="preserve"> </w:t>
+      </w:r>
+      <w:r>
+        <w:rPr>
+          <w:bCs/>
+          <w:b/>
+        </w:rPr>
+        <w:t xml:space="preserve">not</w:t>
+      </w:r>
+      <w:r>
+        <w:t xml:space="preserve"> </w:t>
+      </w:r>
+      <w:r>
+        <w:t xml:space="preserve">the pipeline-deadline → SIGKILL fallback. What is still</w:t>
+      </w:r>
+      <w:r>
+        <w:t xml:space="preserve"> </w:t>
+      </w:r>
+      <w:r>
+        <w:rPr>
+          <w:bCs/>
+          <w:b/>
+        </w:rPr>
+        <w:t xml:space="preserve">not</w:t>
+      </w:r>
+      <w:r>
+        <w:t xml:space="preserve"> </w:t>
+      </w:r>
+      <w:r>
+        <w:t xml:space="preserve">independently asserted by a test is a per-request TCP/socket read timeout equal to</w:t>
+      </w:r>
+      <w:r>
+        <w:t xml:space="preserve"> </w:t>
+      </w:r>
+      <w:r>
+        <w:rPr>
+          <w:rStyle w:val="VerbatimChar"/>
+        </w:rPr>
+        <w:t xml:space="preserve">remainingMs</w:t>
+      </w:r>
+      <w:r>
+        <w:t xml:space="preserve"> </w:t>
+      </w:r>
+      <w:r>
+        <w:t xml:space="preserve">inside the lowest-level puppeteer/CDP transport; the abort path tears the page down within the grace bound, which supersedes that socket in practice, but no test pins the socket layer itself. This is the honest residual of the former</w:t>
+      </w:r>
+      <w:r>
+        <w:t xml:space="preserve"> </w:t>
+      </w:r>
+      <w:r>
+        <w:t xml:space="preserve">“</w:t>
+      </w:r>
+      <w:r>
+        <w:t xml:space="preserve">bounded, not threaded</w:t>
+      </w:r>
+      <w:r>
+        <w:t xml:space="preserve">”</w:t>
+      </w:r>
+      <w:r>
+        <w:t xml:space="preserve"> </w:t>
+      </w:r>
+      <w:r>
+        <w:t xml:space="preserve">gap.</w:t>
       </w:r>
     </w:p>
     <w:p>
@@ -3536,7 +4111,36 @@
           <w:bCs/>
           <w:b/>
         </w:rPr>
-        <w:t xml:space="preserve">(RESOLVED in this candidate)</w:t>
+        <w:t xml:space="preserve">(RESOLVED in the</w:t>
+      </w:r>
+      <w:r>
+        <w:rPr>
+          <w:bCs/>
+          <w:b/>
+        </w:rPr>
+        <w:t xml:space="preserve"> </w:t>
+      </w:r>
+      <w:r>
+        <w:rPr>
+          <w:rStyle w:val="VerbatimChar"/>
+          <w:bCs/>
+          <w:b/>
+        </w:rPr>
+        <w:t xml:space="preserve">0d05556</w:t>
+      </w:r>
+      <w:r>
+        <w:rPr>
+          <w:bCs/>
+          <w:b/>
+        </w:rPr>
+        <w:t xml:space="preserve"> </w:t>
+      </w:r>
+      <w:r>
+        <w:rPr>
+          <w:bCs/>
+          <w:b/>
+        </w:rPr>
+        <w:t xml:space="preserve">candidate)</w:t>
       </w:r>
       <w:r>
         <w:t xml:space="preserve"> </w:t>
@@ -3673,7 +4277,7 @@
         <w:rPr>
           <w:rStyle w:val="VerbatimChar"/>
         </w:rPr>
-        <w:t xml:space="preserve">45cc661</w:t>
+        <w:t xml:space="preserve">6e09ced</w:t>
       </w:r>
       <w:r>
         <w:t xml:space="preserve"> </w:t>
@@ -3982,10 +4586,23 @@
         <w:t xml:space="preserve"> </w:t>
       </w:r>
       <w:r>
-        <w:t xml:space="preserve">Done — COVERAGE_MATRIX.md states per case whether it is real-Chromium-child (R), real-Chromium-page (R(page)), real-subprocess (S), real fork+IPC (I), real-Postgres (D), or broker/unit (U), and lists the active-interruption gap explicitly (including the still-un-wired</w:t>
-      </w:r>
-      <w:r>
-        <w:t xml:space="preserve"> </w:t>
+        <w:t xml:space="preserve">Done — COVERAGE_MATRIX.md states per case whether it is real-Chromium-child (R), real-Chromium-page (R(page)), real-subprocess (S), real fork+IPC (I), real-Postgres (D), or broker/unit (U). The bounded in-flight interrupt is now proven on</w:t>
+      </w:r>
+      <w:r>
+        <w:t xml:space="preserve"> </w:t>
+      </w:r>
+      <w:r>
+        <w:rPr>
+          <w:bCs/>
+          <w:b/>
+        </w:rPr>
+        <w:t xml:space="preserve">both</w:t>
+      </w:r>
+      <w:r>
+        <w:t xml:space="preserve"> </w:t>
+      </w:r>
+      <w:r>
+        <w:t xml:space="preserve">the PDF and HTML (</w:t>
       </w:r>
       <w:r>
         <w:rPr>
@@ -3994,10 +4611,7 @@
         <w:t xml:space="preserve">fetchWithBrowser</w:t>
       </w:r>
       <w:r>
-        <w:t xml:space="preserve"> </w:t>
-      </w:r>
-      <w:r>
-        <w:t xml:space="preserve">HTML path).</w:t>
+        <w:t xml:space="preserve">) browser paths (§5b, 5b.1/5b.2); the one remaining active-interruption residual — a deep per-socket read timeout not asserted by a test — is listed explicitly (§6.2).</w:t>
       </w:r>
     </w:p>
     <w:p>
